--- a/MLargeDataSets.docx
+++ b/MLargeDataSets.docx
@@ -7,19 +7,7 @@
         <w:pStyle w:val="Date"/>
       </w:pPr>
       <w:r>
-        <w:t xml:space="preserve">February</w:t>
-      </w:r>
-      <w:r>
-        <w:t xml:space="preserve"> </w:t>
-      </w:r>
-      <w:r>
-        <w:t xml:space="preserve">16,</w:t>
-      </w:r>
-      <w:r>
-        <w:t xml:space="preserve"> </w:t>
-      </w:r>
-      <w:r>
-        <w:t xml:space="preserve">2026</w:t>
+        <w:t xml:space="preserve">May 11, 2026</w:t>
       </w:r>
     </w:p>
     <w:p>
@@ -35,369 +23,27 @@
         <w:pStyle w:val="Abstract"/>
       </w:pPr>
       <w:r>
-        <w:t xml:space="preserve">Increasing</w:t>
-      </w:r>
-      <w:r>
-        <w:t xml:space="preserve"> </w:t>
-      </w:r>
-      <w:r>
-        <w:t xml:space="preserve">access</w:t>
-      </w:r>
-      <w:r>
-        <w:t xml:space="preserve"> </w:t>
-      </w:r>
-      <w:r>
-        <w:t xml:space="preserve">to</w:t>
-      </w:r>
-      <w:r>
-        <w:t xml:space="preserve"> </w:t>
-      </w:r>
-      <w:r>
-        <w:t xml:space="preserve">large</w:t>
-      </w:r>
-      <w:r>
-        <w:t xml:space="preserve"> </w:t>
-      </w:r>
-      <w:r>
-        <w:t xml:space="preserve">geo-referenced</w:t>
-      </w:r>
-      <w:r>
-        <w:t xml:space="preserve"> </w:t>
-      </w:r>
-      <w:r>
-        <w:t xml:space="preserve">datasets,</w:t>
-      </w:r>
-      <w:r>
-        <w:t xml:space="preserve"> </w:t>
-      </w:r>
-      <w:r>
-        <w:t xml:space="preserve">coupled</w:t>
-      </w:r>
-      <w:r>
-        <w:t xml:space="preserve"> </w:t>
-      </w:r>
-      <w:r>
-        <w:t xml:space="preserve">with</w:t>
-      </w:r>
-      <w:r>
-        <w:t xml:space="preserve"> </w:t>
-      </w:r>
-      <w:r>
-        <w:t xml:space="preserve">the</w:t>
-      </w:r>
-      <w:r>
-        <w:t xml:space="preserve"> </w:t>
-      </w:r>
-      <w:r>
-        <w:t xml:space="preserve">development</w:t>
-      </w:r>
-      <w:r>
-        <w:t xml:space="preserve"> </w:t>
-      </w:r>
-      <w:r>
-        <w:t xml:space="preserve">of</w:t>
-      </w:r>
-      <w:r>
-        <w:t xml:space="preserve"> </w:t>
-      </w:r>
-      <w:r>
-        <w:t xml:space="preserve">computing</w:t>
-      </w:r>
-      <w:r>
-        <w:t xml:space="preserve"> </w:t>
-      </w:r>
-      <w:r>
-        <w:t xml:space="preserve">power,</w:t>
-      </w:r>
-      <w:r>
-        <w:t xml:space="preserve"> </w:t>
-      </w:r>
-      <w:r>
-        <w:t xml:space="preserve">has</w:t>
-      </w:r>
-      <w:r>
-        <w:t xml:space="preserve"> </w:t>
-      </w:r>
-      <w:r>
-        <w:t xml:space="preserve">encouraged</w:t>
-      </w:r>
-      <w:r>
-        <w:t xml:space="preserve"> </w:t>
-      </w:r>
-      <w:r>
-        <w:t xml:space="preserve">the</w:t>
-      </w:r>
-      <w:r>
-        <w:t xml:space="preserve"> </w:t>
-      </w:r>
-      <w:r>
-        <w:t xml:space="preserve">search</w:t>
-      </w:r>
-      <w:r>
-        <w:t xml:space="preserve"> </w:t>
-      </w:r>
-      <w:r>
-        <w:t xml:space="preserve">for</w:t>
-      </w:r>
-      <w:r>
-        <w:t xml:space="preserve"> </w:t>
-      </w:r>
-      <w:r>
-        <w:t xml:space="preserve">suitable</w:t>
-      </w:r>
-      <w:r>
-        <w:t xml:space="preserve"> </w:t>
-      </w:r>
-      <w:r>
-        <w:t xml:space="preserve">spatial</w:t>
-      </w:r>
-      <w:r>
-        <w:t xml:space="preserve"> </w:t>
-      </w:r>
-      <w:r>
-        <w:t xml:space="preserve">statistical</w:t>
-      </w:r>
-      <w:r>
-        <w:t xml:space="preserve"> </w:t>
-      </w:r>
-      <w:r>
-        <w:t xml:space="preserve">tools.</w:t>
-      </w:r>
-      <w:r>
-        <w:t xml:space="preserve"> </w:t>
-      </w:r>
-      <w:r>
-        <w:t xml:space="preserve">Distance-based</w:t>
-      </w:r>
-      <w:r>
-        <w:t xml:space="preserve"> </w:t>
-      </w:r>
-      <w:r>
-        <w:t xml:space="preserve">methods</w:t>
-      </w:r>
-      <w:r>
-        <w:t xml:space="preserve"> </w:t>
-      </w:r>
-      <w:r>
-        <w:t xml:space="preserve">have</w:t>
-      </w:r>
-      <w:r>
-        <w:t xml:space="preserve"> </w:t>
-      </w:r>
-      <w:r>
-        <w:t xml:space="preserve">been</w:t>
-      </w:r>
-      <w:r>
-        <w:t xml:space="preserve"> </w:t>
-      </w:r>
-      <w:r>
-        <w:t xml:space="preserve">extensively</w:t>
-      </w:r>
-      <w:r>
-        <w:t xml:space="preserve"> </w:t>
-      </w:r>
-      <w:r>
-        <w:t xml:space="preserve">developed</w:t>
-      </w:r>
-      <w:r>
-        <w:t xml:space="preserve"> </w:t>
-      </w:r>
-      <w:r>
-        <w:t xml:space="preserve">in</w:t>
-      </w:r>
-      <w:r>
-        <w:t xml:space="preserve"> </w:t>
-      </w:r>
-      <w:r>
-        <w:t xml:space="preserve">several</w:t>
-      </w:r>
-      <w:r>
-        <w:t xml:space="preserve"> </w:t>
-      </w:r>
-      <w:r>
-        <w:t xml:space="preserve">scientific</w:t>
-      </w:r>
-      <w:r>
-        <w:t xml:space="preserve"> </w:t>
-      </w:r>
-      <w:r>
-        <w:t xml:space="preserve">fields</w:t>
-      </w:r>
-      <w:r>
-        <w:t xml:space="preserve"> </w:t>
-      </w:r>
-      <w:r>
-        <w:t xml:space="preserve">to</w:t>
-      </w:r>
-      <w:r>
-        <w:t xml:space="preserve"> </w:t>
-      </w:r>
-      <w:r>
-        <w:t xml:space="preserve">detect</w:t>
-      </w:r>
-      <w:r>
-        <w:t xml:space="preserve"> </w:t>
-      </w:r>
-      <w:r>
-        <w:t xml:space="preserve">spatial</w:t>
-      </w:r>
-      <w:r>
-        <w:t xml:space="preserve"> </w:t>
-      </w:r>
-      <w:r>
-        <w:t xml:space="preserve">concentration,</w:t>
-      </w:r>
-      <w:r>
-        <w:t xml:space="preserve"> </w:t>
-      </w:r>
-      <w:r>
-        <w:t xml:space="preserve">dispersion</w:t>
-      </w:r>
-      <w:r>
-        <w:t xml:space="preserve"> </w:t>
-      </w:r>
-      <w:r>
-        <w:t xml:space="preserve">or</w:t>
-      </w:r>
-      <w:r>
-        <w:t xml:space="preserve"> </w:t>
-      </w:r>
-      <w:r>
-        <w:t xml:space="preserve">independence</w:t>
-      </w:r>
-      <w:r>
-        <w:t xml:space="preserve"> </w:t>
-      </w:r>
-      <w:r>
-        <w:t xml:space="preserve">of</w:t>
-      </w:r>
-      <w:r>
-        <w:t xml:space="preserve"> </w:t>
-      </w:r>
-      <w:r>
-        <w:t xml:space="preserve">entities</w:t>
-      </w:r>
-      <w:r>
-        <w:t xml:space="preserve"> </w:t>
-      </w:r>
-      <w:r>
-        <w:t xml:space="preserve">at</w:t>
-      </w:r>
-      <w:r>
-        <w:t xml:space="preserve"> </w:t>
-      </w:r>
-      <w:r>
-        <w:t xml:space="preserve">any</w:t>
-      </w:r>
-      <w:r>
-        <w:t xml:space="preserve"> </w:t>
-      </w:r>
-      <w:r>
-        <w:t xml:space="preserve">distance</w:t>
-      </w:r>
-      <w:r>
-        <w:t xml:space="preserve"> </w:t>
-      </w:r>
-      <w:r>
-        <w:t xml:space="preserve">and</w:t>
-      </w:r>
-      <w:r>
-        <w:t xml:space="preserve"> </w:t>
-      </w:r>
-      <w:r>
-        <w:t xml:space="preserve">without</w:t>
-      </w:r>
-      <w:r>
-        <w:t xml:space="preserve"> </w:t>
-      </w:r>
-      <w:r>
-        <w:t xml:space="preserve">any</w:t>
-      </w:r>
-      <w:r>
-        <w:t xml:space="preserve"> </w:t>
-      </w:r>
-      <w:r>
-        <w:t xml:space="preserve">bias.</w:t>
-      </w:r>
-      <w:r>
-        <w:t xml:space="preserve"> </w:t>
-      </w:r>
-      <w:r>
-        <w:t xml:space="preserve">Recently,</w:t>
-      </w:r>
-      <w:r>
-        <w:t xml:space="preserve"> </w:t>
-      </w:r>
-      <w:r>
-        <w:t xml:space="preserve">Tidu</w:t>
-      </w:r>
-      <w:r>
-        <w:t xml:space="preserve"> </w:t>
-      </w:r>
-      <w:r>
-        <w:t xml:space="preserve">et</w:t>
-      </w:r>
-      <w:r>
-        <w:t xml:space="preserve"> </w:t>
-      </w:r>
-      <w:r>
-        <w:t xml:space="preserve">al.</w:t>
-      </w:r>
-      <w:r>
-        <w:t xml:space="preserve"> </w:t>
-      </w:r>
-      <w:r>
-        <w:t xml:space="preserve">(2024)</w:t>
-      </w:r>
-      <w:r>
-        <w:t xml:space="preserve"> </w:t>
-      </w:r>
-      <w:r>
-        <w:t xml:space="preserve">highlighted</w:t>
-      </w:r>
-      <w:r>
-        <w:t xml:space="preserve"> </w:t>
-      </w:r>
-      <w:r>
-        <w:t xml:space="preserve">the</w:t>
-      </w:r>
-      <w:r>
-        <w:t xml:space="preserve"> </w:t>
-      </w:r>
-      <w:r>
-        <w:t xml:space="preserve">qualities</w:t>
-      </w:r>
-      <w:r>
-        <w:t xml:space="preserve"> </w:t>
-      </w:r>
-      <w:r>
-        <w:t xml:space="preserve">of</w:t>
-      </w:r>
-      <w:r>
-        <w:t xml:space="preserve"> </w:t>
-      </w:r>
-      <w:r>
-        <w:t xml:space="preserve">Marcon</w:t>
-      </w:r>
-      <w:r>
-        <w:t xml:space="preserve"> </w:t>
-      </w:r>
-      <w:r>
-        <w:t xml:space="preserve">and</w:t>
-      </w:r>
-      <w:r>
-        <w:t xml:space="preserve"> </w:t>
-      </w:r>
-      <w:r>
-        <w:t xml:space="preserve">Puech’s</w:t>
-      </w:r>
-      <w:r>
-        <w:t xml:space="preserve"> </w:t>
-      </w:r>
-      <w:r>
-        <w:rPr>
-          <w:iCs/>
-          <w:i/>
+        <w:t xml:space="preserve">Increasing access to large geo-referenced datasets, coupled with the development of computing power, has encouraged the search for suitable spatial statistical tools. Distance-based methods have been extensively developed in several scientific fields to detect spatial concentration, dispersion or independence of entities at any distance and without any bias. Recently,</w:t>
+      </w:r>
+      <w:r>
+        <w:t xml:space="preserve"> </w:t>
+      </w:r>
+      <w:r>
+        <w:t xml:space="preserve">Tidu et al. (2024)</w:t>
+      </w:r>
+      <w:r>
+        <w:t xml:space="preserve"> </w:t>
+      </w:r>
+      <w:r>
+        <w:t xml:space="preserve">highlighted the qualities of Marcon and Puech’s</w:t>
+      </w:r>
+      <w:r>
+        <w:t xml:space="preserve"> </w:t>
+      </w:r>
+      <w:r>
+        <w:rPr>
+          <w:i/>
+          <w:iCs/>
         </w:rPr>
         <w:t xml:space="preserve">M</w:t>
       </w:r>
@@ -405,183 +51,15 @@
         <w:t xml:space="preserve"> </w:t>
       </w:r>
       <w:r>
-        <w:t xml:space="preserve">function,</w:t>
-      </w:r>
-      <w:r>
-        <w:t xml:space="preserve"> </w:t>
-      </w:r>
-      <w:r>
-        <w:t xml:space="preserve">a</w:t>
-      </w:r>
-      <w:r>
-        <w:t xml:space="preserve"> </w:t>
-      </w:r>
-      <w:r>
-        <w:t xml:space="preserve">relative</w:t>
-      </w:r>
-      <w:r>
-        <w:t xml:space="preserve"> </w:t>
-      </w:r>
-      <w:r>
-        <w:t xml:space="preserve">distance-based</w:t>
-      </w:r>
-      <w:r>
-        <w:t xml:space="preserve"> </w:t>
-      </w:r>
-      <w:r>
-        <w:t xml:space="preserve">measure,</w:t>
-      </w:r>
-      <w:r>
-        <w:t xml:space="preserve"> </w:t>
-      </w:r>
-      <w:r>
-        <w:t xml:space="preserve">and</w:t>
-      </w:r>
-      <w:r>
-        <w:t xml:space="preserve"> </w:t>
-      </w:r>
-      <w:r>
-        <w:t xml:space="preserve">also</w:t>
-      </w:r>
-      <w:r>
-        <w:t xml:space="preserve"> </w:t>
-      </w:r>
-      <w:r>
-        <w:t xml:space="preserve">expressed</w:t>
-      </w:r>
-      <w:r>
-        <w:t xml:space="preserve"> </w:t>
-      </w:r>
-      <w:r>
-        <w:t xml:space="preserve">reservations</w:t>
-      </w:r>
-      <w:r>
-        <w:t xml:space="preserve"> </w:t>
-      </w:r>
-      <w:r>
-        <w:t xml:space="preserve">about</w:t>
-      </w:r>
-      <w:r>
-        <w:t xml:space="preserve"> </w:t>
-      </w:r>
-      <w:r>
-        <w:t xml:space="preserve">the</w:t>
-      </w:r>
-      <w:r>
-        <w:t xml:space="preserve"> </w:t>
-      </w:r>
-      <w:r>
-        <w:t xml:space="preserve">computation</w:t>
-      </w:r>
-      <w:r>
-        <w:t xml:space="preserve"> </w:t>
-      </w:r>
-      <w:r>
-        <w:t xml:space="preserve">time</w:t>
-      </w:r>
-      <w:r>
-        <w:t xml:space="preserve"> </w:t>
-      </w:r>
-      <w:r>
-        <w:t xml:space="preserve">required.</w:t>
-      </w:r>
-      <w:r>
-        <w:t xml:space="preserve"> </w:t>
-      </w:r>
-      <w:r>
-        <w:t xml:space="preserve">Herein,</w:t>
-      </w:r>
-      <w:r>
-        <w:t xml:space="preserve"> </w:t>
-      </w:r>
-      <w:r>
-        <w:t xml:space="preserve">we</w:t>
-      </w:r>
-      <w:r>
-        <w:t xml:space="preserve"> </w:t>
-      </w:r>
-      <w:r>
-        <w:t xml:space="preserve">propose</w:t>
-      </w:r>
-      <w:r>
-        <w:t xml:space="preserve"> </w:t>
-      </w:r>
-      <w:r>
-        <w:t xml:space="preserve">a</w:t>
-      </w:r>
-      <w:r>
-        <w:t xml:space="preserve"> </w:t>
-      </w:r>
-      <w:r>
-        <w:t xml:space="preserve">methodology</w:t>
-      </w:r>
-      <w:r>
-        <w:t xml:space="preserve"> </w:t>
-      </w:r>
-      <w:r>
-        <w:t xml:space="preserve">that</w:t>
-      </w:r>
-      <w:r>
-        <w:t xml:space="preserve"> </w:t>
-      </w:r>
-      <w:r>
-        <w:t xml:space="preserve">specifies</w:t>
-      </w:r>
-      <w:r>
-        <w:t xml:space="preserve"> </w:t>
-      </w:r>
-      <w:r>
-        <w:t xml:space="preserve">the</w:t>
-      </w:r>
-      <w:r>
-        <w:t xml:space="preserve"> </w:t>
-      </w:r>
-      <w:r>
-        <w:t xml:space="preserve">processing</w:t>
-      </w:r>
-      <w:r>
-        <w:t xml:space="preserve"> </w:t>
-      </w:r>
-      <w:r>
-        <w:t xml:space="preserve">of</w:t>
-      </w:r>
-      <w:r>
-        <w:t xml:space="preserve"> </w:t>
-      </w:r>
-      <w:r>
-        <w:t xml:space="preserve">large</w:t>
-      </w:r>
-      <w:r>
-        <w:t xml:space="preserve"> </w:t>
-      </w:r>
-      <w:r>
-        <w:t xml:space="preserve">spatialized</w:t>
-      </w:r>
-      <w:r>
-        <w:t xml:space="preserve"> </w:t>
-      </w:r>
-      <w:r>
-        <w:t xml:space="preserve">datasets</w:t>
-      </w:r>
-      <w:r>
-        <w:t xml:space="preserve"> </w:t>
-      </w:r>
-      <w:r>
-        <w:t xml:space="preserve">with</w:t>
-      </w:r>
-      <w:r>
-        <w:t xml:space="preserve"> </w:t>
-      </w:r>
-      <w:r>
-        <w:t xml:space="preserve">the</w:t>
-      </w:r>
-      <w:r>
-        <w:t xml:space="preserve"> </w:t>
-      </w:r>
-      <w:r>
-        <w:rPr>
-          <w:iCs/>
-          <w:i/>
+        <w:t xml:space="preserve">function, a relative distance-based measure, and also expressed reservations about the computation time required. Herein, we propose a methodology that specifies the processing of large spatialized datasets with the</w:t>
+      </w:r>
+      <w:r>
+        <w:t xml:space="preserve"> </w:t>
+      </w:r>
+      <w:r>
+        <w:rPr>
+          <w:i/>
+          <w:iCs/>
         </w:rPr>
         <w:t xml:space="preserve">M</w:t>
       </w:r>
@@ -589,57 +67,15 @@
         <w:t xml:space="preserve"> </w:t>
       </w:r>
       <w:r>
-        <w:t xml:space="preserve">function</w:t>
-      </w:r>
-      <w:r>
-        <w:t xml:space="preserve"> </w:t>
-      </w:r>
-      <w:r>
-        <w:t xml:space="preserve">using</w:t>
-      </w:r>
-      <w:r>
-        <w:t xml:space="preserve"> </w:t>
-      </w:r>
-      <w:r>
-        <w:t xml:space="preserve">R</w:t>
-      </w:r>
-      <w:r>
-        <w:t xml:space="preserve"> </w:t>
-      </w:r>
-      <w:r>
-        <w:t xml:space="preserve">software.</w:t>
-      </w:r>
-      <w:r>
-        <w:t xml:space="preserve"> </w:t>
-      </w:r>
-      <w:r>
-        <w:t xml:space="preserve">The</w:t>
-      </w:r>
-      <w:r>
-        <w:t xml:space="preserve"> </w:t>
-      </w:r>
-      <w:r>
-        <w:t xml:space="preserve">computational</w:t>
-      </w:r>
-      <w:r>
-        <w:t xml:space="preserve"> </w:t>
-      </w:r>
-      <w:r>
-        <w:t xml:space="preserve">performance</w:t>
-      </w:r>
-      <w:r>
-        <w:t xml:space="preserve"> </w:t>
-      </w:r>
-      <w:r>
-        <w:t xml:space="preserve">of</w:t>
-      </w:r>
-      <w:r>
-        <w:t xml:space="preserve"> </w:t>
-      </w:r>
-      <w:r>
-        <w:rPr>
-          <w:iCs/>
-          <w:i/>
+        <w:t xml:space="preserve">function using R software. The computational performance of</w:t>
+      </w:r>
+      <w:r>
+        <w:t xml:space="preserve"> </w:t>
+      </w:r>
+      <w:r>
+        <w:rPr>
+          <w:i/>
+          <w:iCs/>
         </w:rPr>
         <w:t xml:space="preserve">M</w:t>
       </w:r>
@@ -647,147 +83,15 @@
         <w:t xml:space="preserve"> </w:t>
       </w:r>
       <w:r>
-        <w:t xml:space="preserve">was</w:t>
-      </w:r>
-      <w:r>
-        <w:t xml:space="preserve"> </w:t>
-      </w:r>
-      <w:r>
-        <w:t xml:space="preserve">conducted</w:t>
-      </w:r>
-      <w:r>
-        <w:t xml:space="preserve"> </w:t>
-      </w:r>
-      <w:r>
-        <w:t xml:space="preserve">using</w:t>
-      </w:r>
-      <w:r>
-        <w:t xml:space="preserve"> </w:t>
-      </w:r>
-      <w:r>
-        <w:t xml:space="preserve">two</w:t>
-      </w:r>
-      <w:r>
-        <w:t xml:space="preserve"> </w:t>
-      </w:r>
-      <w:r>
-        <w:t xml:space="preserve">methods:</w:t>
-      </w:r>
-      <w:r>
-        <w:t xml:space="preserve"> </w:t>
-      </w:r>
-      <w:r>
-        <w:t xml:space="preserve">(i)</w:t>
-      </w:r>
-      <w:r>
-        <w:t xml:space="preserve"> </w:t>
-      </w:r>
-      <w:r>
-        <w:t xml:space="preserve">a</w:t>
-      </w:r>
-      <w:r>
-        <w:t xml:space="preserve"> </w:t>
-      </w:r>
-      <w:r>
-        <w:t xml:space="preserve">precise</w:t>
-      </w:r>
-      <w:r>
-        <w:t xml:space="preserve"> </w:t>
-      </w:r>
-      <w:r>
-        <w:t xml:space="preserve">evaluation</w:t>
-      </w:r>
-      <w:r>
-        <w:t xml:space="preserve"> </w:t>
-      </w:r>
-      <w:r>
-        <w:t xml:space="preserve">of</w:t>
-      </w:r>
-      <w:r>
-        <w:t xml:space="preserve"> </w:t>
-      </w:r>
-      <w:r>
-        <w:t xml:space="preserve">the</w:t>
-      </w:r>
-      <w:r>
-        <w:t xml:space="preserve"> </w:t>
-      </w:r>
-      <w:r>
-        <w:t xml:space="preserve">computational</w:t>
-      </w:r>
-      <w:r>
-        <w:t xml:space="preserve"> </w:t>
-      </w:r>
-      <w:r>
-        <w:t xml:space="preserve">time</w:t>
-      </w:r>
-      <w:r>
-        <w:t xml:space="preserve"> </w:t>
-      </w:r>
-      <w:r>
-        <w:t xml:space="preserve">and</w:t>
-      </w:r>
-      <w:r>
-        <w:t xml:space="preserve"> </w:t>
-      </w:r>
-      <w:r>
-        <w:t xml:space="preserve">memory</w:t>
-      </w:r>
-      <w:r>
-        <w:t xml:space="preserve"> </w:t>
-      </w:r>
-      <w:r>
-        <w:t xml:space="preserve">requirements</w:t>
-      </w:r>
-      <w:r>
-        <w:t xml:space="preserve"> </w:t>
-      </w:r>
-      <w:r>
-        <w:t xml:space="preserve">for</w:t>
-      </w:r>
-      <w:r>
-        <w:t xml:space="preserve"> </w:t>
-      </w:r>
-      <w:r>
-        <w:t xml:space="preserve">geo-referenced</w:t>
-      </w:r>
-      <w:r>
-        <w:t xml:space="preserve"> </w:t>
-      </w:r>
-      <w:r>
-        <w:t xml:space="preserve">data</w:t>
-      </w:r>
-      <w:r>
-        <w:t xml:space="preserve"> </w:t>
-      </w:r>
-      <w:r>
-        <w:t xml:space="preserve">was</w:t>
-      </w:r>
-      <w:r>
-        <w:t xml:space="preserve"> </w:t>
-      </w:r>
-      <w:r>
-        <w:t xml:space="preserve">conducted</w:t>
-      </w:r>
-      <w:r>
-        <w:t xml:space="preserve"> </w:t>
-      </w:r>
-      <w:r>
-        <w:t xml:space="preserve">using</w:t>
-      </w:r>
-      <w:r>
-        <w:t xml:space="preserve"> </w:t>
-      </w:r>
-      <w:r>
-        <w:t xml:space="preserve">the</w:t>
-      </w:r>
-      <w:r>
-        <w:t xml:space="preserve"> </w:t>
-      </w:r>
-      <w:r>
-        <w:rPr>
-          <w:iCs/>
-          <w:i/>
+        <w:t xml:space="preserve">was conducted using two methods: (i) a precise evaluation of the computational time and memory requirements for geo-referenced data was conducted using the</w:t>
+      </w:r>
+      <w:r>
+        <w:t xml:space="preserve"> </w:t>
+      </w:r>
+      <w:r>
+        <w:rPr>
+          <w:i/>
+          <w:iCs/>
         </w:rPr>
         <w:t xml:space="preserve">dbmss</w:t>
       </w:r>
@@ -795,192 +99,24 @@
         <w:t xml:space="preserve"> </w:t>
       </w:r>
       <w:r>
-        <w:t xml:space="preserve">package</w:t>
-      </w:r>
-      <w:r>
-        <w:t xml:space="preserve"> </w:t>
-      </w:r>
-      <w:r>
-        <w:t xml:space="preserve">in</w:t>
-      </w:r>
-      <w:r>
-        <w:t xml:space="preserve"> </w:t>
-      </w:r>
-      <w:r>
-        <w:t xml:space="preserve">R</w:t>
-      </w:r>
-      <w:r>
-        <w:t xml:space="preserve"> </w:t>
-      </w:r>
-      <w:r>
-        <w:t xml:space="preserve">via</w:t>
-      </w:r>
-      <w:r>
-        <w:t xml:space="preserve"> </w:t>
-      </w:r>
-      <w:r>
-        <w:t xml:space="preserve">performance</w:t>
-      </w:r>
-      <w:r>
-        <w:t xml:space="preserve"> </w:t>
-      </w:r>
-      <w:r>
-        <w:t xml:space="preserve">tests,</w:t>
-      </w:r>
-      <w:r>
-        <w:t xml:space="preserve"> </w:t>
-      </w:r>
-      <w:r>
-        <w:t xml:space="preserve">and</w:t>
-      </w:r>
-      <w:r>
-        <w:t xml:space="preserve"> </w:t>
-      </w:r>
-      <w:r>
-        <w:t xml:space="preserve">(ii)</w:t>
-      </w:r>
-      <w:r>
-        <w:t xml:space="preserve"> </w:t>
-      </w:r>
-      <w:r>
-        <w:t xml:space="preserve">based</w:t>
-      </w:r>
-      <w:r>
-        <w:t xml:space="preserve"> </w:t>
-      </w:r>
-      <w:r>
-        <w:t xml:space="preserve">on</w:t>
-      </w:r>
-      <w:r>
-        <w:t xml:space="preserve"> </w:t>
-      </w:r>
-      <w:r>
-        <w:t xml:space="preserve">Tidu</w:t>
-      </w:r>
-      <w:r>
-        <w:t xml:space="preserve"> </w:t>
-      </w:r>
-      <w:r>
-        <w:t xml:space="preserve">et</w:t>
-      </w:r>
-      <w:r>
-        <w:t xml:space="preserve"> </w:t>
-      </w:r>
-      <w:r>
-        <w:t xml:space="preserve">al.</w:t>
-      </w:r>
-      <w:r>
-        <w:t xml:space="preserve"> </w:t>
-      </w:r>
-      <w:r>
-        <w:t xml:space="preserve">(2024)</w:t>
-      </w:r>
-      <w:r>
-        <w:t xml:space="preserve">,</w:t>
-      </w:r>
-      <w:r>
-        <w:t xml:space="preserve"> </w:t>
-      </w:r>
-      <w:r>
-        <w:t xml:space="preserve">we</w:t>
-      </w:r>
-      <w:r>
-        <w:t xml:space="preserve"> </w:t>
-      </w:r>
-      <w:r>
-        <w:t xml:space="preserve">considered</w:t>
-      </w:r>
-      <w:r>
-        <w:t xml:space="preserve"> </w:t>
-      </w:r>
-      <w:r>
-        <w:t xml:space="preserve">an</w:t>
-      </w:r>
-      <w:r>
-        <w:t xml:space="preserve"> </w:t>
-      </w:r>
-      <w:r>
-        <w:t xml:space="preserve">approximation</w:t>
-      </w:r>
-      <w:r>
-        <w:t xml:space="preserve"> </w:t>
-      </w:r>
-      <w:r>
-        <w:t xml:space="preserve">of</w:t>
-      </w:r>
-      <w:r>
-        <w:t xml:space="preserve"> </w:t>
-      </w:r>
-      <w:r>
-        <w:t xml:space="preserve">the</w:t>
-      </w:r>
-      <w:r>
-        <w:t xml:space="preserve"> </w:t>
-      </w:r>
-      <w:r>
-        <w:t xml:space="preserve">geographical</w:t>
-      </w:r>
-      <w:r>
-        <w:t xml:space="preserve"> </w:t>
-      </w:r>
-      <w:r>
-        <w:t xml:space="preserve">positions</w:t>
-      </w:r>
-      <w:r>
-        <w:t xml:space="preserve"> </w:t>
-      </w:r>
-      <w:r>
-        <w:t xml:space="preserve">of</w:t>
-      </w:r>
-      <w:r>
-        <w:t xml:space="preserve"> </w:t>
-      </w:r>
-      <w:r>
-        <w:t xml:space="preserve">the</w:t>
-      </w:r>
-      <w:r>
-        <w:t xml:space="preserve"> </w:t>
-      </w:r>
-      <w:r>
-        <w:t xml:space="preserve">entities.</w:t>
-      </w:r>
-      <w:r>
-        <w:t xml:space="preserve"> </w:t>
-      </w:r>
-      <w:r>
-        <w:t xml:space="preserve">The</w:t>
-      </w:r>
-      <w:r>
-        <w:t xml:space="preserve"> </w:t>
-      </w:r>
-      <w:r>
-        <w:t xml:space="preserve">deterioration</w:t>
-      </w:r>
-      <w:r>
-        <w:t xml:space="preserve"> </w:t>
-      </w:r>
-      <w:r>
-        <w:t xml:space="preserve">extent</w:t>
-      </w:r>
-      <w:r>
-        <w:t xml:space="preserve"> </w:t>
-      </w:r>
-      <w:r>
-        <w:t xml:space="preserve">of</w:t>
-      </w:r>
-      <w:r>
-        <w:t xml:space="preserve"> </w:t>
-      </w:r>
-      <w:r>
-        <w:t xml:space="preserve">the</w:t>
-      </w:r>
-      <w:r>
-        <w:t xml:space="preserve"> </w:t>
-      </w:r>
-      <w:r>
-        <w:rPr>
-          <w:iCs/>
-          <w:i/>
+        <w:t xml:space="preserve">package in R via performance tests, and (ii) based on</w:t>
+      </w:r>
+      <w:r>
+        <w:t xml:space="preserve"> </w:t>
+      </w:r>
+      <w:r>
+        <w:t xml:space="preserve">Tidu et al. (2024)</w:t>
+      </w:r>
+      <w:r>
+        <w:t xml:space="preserve">, we considered an approximation of the geographical positions of the entities. The deterioration extent of the</w:t>
+      </w:r>
+      <w:r>
+        <w:t xml:space="preserve"> </w:t>
+      </w:r>
+      <w:r>
+        <w:rPr>
+          <w:i/>
+          <w:iCs/>
         </w:rPr>
         <w:t xml:space="preserve">M</w:t>
       </w:r>
@@ -988,364 +124,10 @@
         <w:t xml:space="preserve"> </w:t>
       </w:r>
       <w:r>
-        <w:t xml:space="preserve">results</w:t>
-      </w:r>
-      <w:r>
-        <w:t xml:space="preserve"> </w:t>
-      </w:r>
-      <w:r>
-        <w:t xml:space="preserve">was</w:t>
-      </w:r>
-      <w:r>
-        <w:t xml:space="preserve"> </w:t>
-      </w:r>
-      <w:r>
-        <w:t xml:space="preserve">estimated</w:t>
-      </w:r>
-      <w:r>
-        <w:t xml:space="preserve"> </w:t>
-      </w:r>
-      <w:r>
-        <w:t xml:space="preserve">and</w:t>
-      </w:r>
-      <w:r>
-        <w:t xml:space="preserve"> </w:t>
-      </w:r>
-      <w:r>
-        <w:t xml:space="preserve">discussed</w:t>
-      </w:r>
-      <w:r>
-        <w:t xml:space="preserve"> </w:t>
-      </w:r>
-      <w:r>
-        <w:t xml:space="preserve">as</w:t>
-      </w:r>
-      <w:r>
-        <w:t xml:space="preserve"> </w:t>
-      </w:r>
-      <w:r>
-        <w:t xml:space="preserve">the</w:t>
-      </w:r>
-      <w:r>
-        <w:t xml:space="preserve"> </w:t>
-      </w:r>
-      <w:r>
-        <w:t xml:space="preserve">gains</w:t>
-      </w:r>
-      <w:r>
-        <w:t xml:space="preserve"> </w:t>
-      </w:r>
-      <w:r>
-        <w:t xml:space="preserve">it</w:t>
-      </w:r>
-      <w:r>
-        <w:t xml:space="preserve"> </w:t>
-      </w:r>
-      <w:r>
-        <w:t xml:space="preserve">provides</w:t>
-      </w:r>
-      <w:r>
-        <w:t xml:space="preserve"> </w:t>
-      </w:r>
-      <w:r>
-        <w:t xml:space="preserve">in</w:t>
-      </w:r>
-      <w:r>
-        <w:t xml:space="preserve"> </w:t>
-      </w:r>
-      <w:r>
-        <w:t xml:space="preserve">computation</w:t>
-      </w:r>
-      <w:r>
-        <w:t xml:space="preserve"> </w:t>
-      </w:r>
-      <w:r>
-        <w:t xml:space="preserve">time.</w:t>
-      </w:r>
-      <w:r>
-        <w:t xml:space="preserve"> </w:t>
-      </w:r>
-      <w:r>
-        <w:t xml:space="preserve">We</w:t>
-      </w:r>
-      <w:r>
-        <w:t xml:space="preserve"> </w:t>
-      </w:r>
-      <w:r>
-        <w:t xml:space="preserve">provided</w:t>
-      </w:r>
-      <w:r>
-        <w:t xml:space="preserve"> </w:t>
-      </w:r>
-      <w:r>
-        <w:t xml:space="preserve">evidence</w:t>
-      </w:r>
-      <w:r>
-        <w:t xml:space="preserve"> </w:t>
-      </w:r>
-      <w:r>
-        <w:t xml:space="preserve">that</w:t>
-      </w:r>
-      <w:r>
-        <w:t xml:space="preserve"> </w:t>
-      </w:r>
-      <w:r>
-        <w:t xml:space="preserve">the</w:t>
-      </w:r>
-      <w:r>
-        <w:t xml:space="preserve"> </w:t>
-      </w:r>
-      <w:r>
-        <w:t xml:space="preserve">individual</w:t>
-      </w:r>
-      <w:r>
-        <w:t xml:space="preserve"> </w:t>
-      </w:r>
-      <w:r>
-        <w:t xml:space="preserve">location</w:t>
-      </w:r>
-      <w:r>
-        <w:t xml:space="preserve"> </w:t>
-      </w:r>
-      <w:r>
-        <w:t xml:space="preserve">approximation</w:t>
-      </w:r>
-      <w:r>
-        <w:t xml:space="preserve"> </w:t>
-      </w:r>
-      <w:r>
-        <w:t xml:space="preserve">generated</w:t>
-      </w:r>
-      <w:r>
-        <w:t xml:space="preserve"> </w:t>
-      </w:r>
-      <w:r>
-        <w:t xml:space="preserve">information</w:t>
-      </w:r>
-      <w:r>
-        <w:t xml:space="preserve"> </w:t>
-      </w:r>
-      <w:r>
-        <w:t xml:space="preserve">loss</w:t>
-      </w:r>
-      <w:r>
-        <w:t xml:space="preserve"> </w:t>
-      </w:r>
-      <w:r>
-        <w:t xml:space="preserve">at</w:t>
-      </w:r>
-      <w:r>
-        <w:t xml:space="preserve"> </w:t>
-      </w:r>
-      <w:r>
-        <w:t xml:space="preserve">substantially</w:t>
-      </w:r>
-      <w:r>
-        <w:t xml:space="preserve"> </w:t>
-      </w:r>
-      <w:r>
-        <w:t xml:space="preserve">small</w:t>
-      </w:r>
-      <w:r>
-        <w:t xml:space="preserve"> </w:t>
-      </w:r>
-      <w:r>
-        <w:t xml:space="preserve">distances,</w:t>
-      </w:r>
-      <w:r>
-        <w:t xml:space="preserve"> </w:t>
-      </w:r>
-      <w:r>
-        <w:t xml:space="preserve">implying</w:t>
-      </w:r>
-      <w:r>
-        <w:t xml:space="preserve"> </w:t>
-      </w:r>
-      <w:r>
-        <w:t xml:space="preserve">a</w:t>
-      </w:r>
-      <w:r>
-        <w:t xml:space="preserve"> </w:t>
-      </w:r>
-      <w:r>
-        <w:t xml:space="preserve">trade-off</w:t>
-      </w:r>
-      <w:r>
-        <w:t xml:space="preserve"> </w:t>
-      </w:r>
-      <w:r>
-        <w:t xml:space="preserve">between</w:t>
-      </w:r>
-      <w:r>
-        <w:t xml:space="preserve"> </w:t>
-      </w:r>
-      <w:r>
-        <w:t xml:space="preserve">the</w:t>
-      </w:r>
-      <w:r>
-        <w:t xml:space="preserve"> </w:t>
-      </w:r>
-      <w:r>
-        <w:t xml:space="preserve">smallest</w:t>
-      </w:r>
-      <w:r>
-        <w:t xml:space="preserve"> </w:t>
-      </w:r>
-      <w:r>
-        <w:t xml:space="preserve">distance</w:t>
-      </w:r>
-      <w:r>
-        <w:t xml:space="preserve"> </w:t>
-      </w:r>
-      <w:r>
-        <w:t xml:space="preserve">at</w:t>
-      </w:r>
-      <w:r>
-        <w:t xml:space="preserve"> </w:t>
-      </w:r>
-      <w:r>
-        <w:t xml:space="preserve">which</w:t>
-      </w:r>
-      <w:r>
-        <w:t xml:space="preserve"> </w:t>
-      </w:r>
-      <w:r>
-        <w:t xml:space="preserve">spatial</w:t>
-      </w:r>
-      <w:r>
-        <w:t xml:space="preserve"> </w:t>
-      </w:r>
-      <w:r>
-        <w:t xml:space="preserve">interactions</w:t>
-      </w:r>
-      <w:r>
-        <w:t xml:space="preserve"> </w:t>
-      </w:r>
-      <w:r>
-        <w:t xml:space="preserve">could</w:t>
-      </w:r>
-      <w:r>
-        <w:t xml:space="preserve"> </w:t>
-      </w:r>
-      <w:r>
-        <w:t xml:space="preserve">be</w:t>
-      </w:r>
-      <w:r>
-        <w:t xml:space="preserve"> </w:t>
-      </w:r>
-      <w:r>
-        <w:t xml:space="preserve">detected</w:t>
-      </w:r>
-      <w:r>
-        <w:t xml:space="preserve"> </w:t>
-      </w:r>
-      <w:r>
-        <w:t xml:space="preserve">and</w:t>
-      </w:r>
-      <w:r>
-        <w:t xml:space="preserve"> </w:t>
-      </w:r>
-      <w:r>
-        <w:t xml:space="preserve">computing</w:t>
-      </w:r>
-      <w:r>
-        <w:t xml:space="preserve"> </w:t>
-      </w:r>
-      <w:r>
-        <w:t xml:space="preserve">performance.</w:t>
-      </w:r>
-      <w:r>
-        <w:t xml:space="preserve"> </w:t>
-      </w:r>
-      <w:r>
-        <w:t xml:space="preserve">The</w:t>
-      </w:r>
-      <w:r>
-        <w:t xml:space="preserve"> </w:t>
-      </w:r>
-      <w:r>
-        <w:t xml:space="preserve">R</w:t>
-      </w:r>
-      <w:r>
-        <w:t xml:space="preserve"> </w:t>
-      </w:r>
-      <w:r>
-        <w:t xml:space="preserve">code</w:t>
-      </w:r>
-      <w:r>
-        <w:t xml:space="preserve"> </w:t>
-      </w:r>
-      <w:r>
-        <w:t xml:space="preserve">used</w:t>
-      </w:r>
-      <w:r>
-        <w:t xml:space="preserve"> </w:t>
-      </w:r>
-      <w:r>
-        <w:t xml:space="preserve">in</w:t>
-      </w:r>
-      <w:r>
-        <w:t xml:space="preserve"> </w:t>
-      </w:r>
-      <w:r>
-        <w:t xml:space="preserve">the</w:t>
-      </w:r>
-      <w:r>
-        <w:t xml:space="preserve"> </w:t>
-      </w:r>
-      <w:r>
-        <w:t xml:space="preserve">article</w:t>
-      </w:r>
-      <w:r>
-        <w:t xml:space="preserve"> </w:t>
-      </w:r>
-      <w:r>
-        <w:t xml:space="preserve">is</w:t>
-      </w:r>
-      <w:r>
-        <w:t xml:space="preserve"> </w:t>
-      </w:r>
-      <w:r>
-        <w:t xml:space="preserve">given</w:t>
-      </w:r>
-      <w:r>
-        <w:t xml:space="preserve"> </w:t>
-      </w:r>
-      <w:r>
-        <w:t xml:space="preserve">for</w:t>
-      </w:r>
-      <w:r>
-        <w:t xml:space="preserve"> </w:t>
-      </w:r>
-      <w:r>
-        <w:t xml:space="preserve">the</w:t>
-      </w:r>
-      <w:r>
-        <w:t xml:space="preserve"> </w:t>
-      </w:r>
-      <w:r>
-        <w:t xml:space="preserve">reproducibility</w:t>
-      </w:r>
-      <w:r>
-        <w:t xml:space="preserve"> </w:t>
-      </w:r>
-      <w:r>
-        <w:t xml:space="preserve">of</w:t>
-      </w:r>
-      <w:r>
-        <w:t xml:space="preserve"> </w:t>
-      </w:r>
-      <w:r>
-        <w:t xml:space="preserve">our</w:t>
-      </w:r>
-      <w:r>
-        <w:t xml:space="preserve"> </w:t>
-      </w:r>
-      <w:r>
-        <w:t xml:space="preserve">results.</w:t>
-      </w:r>
-    </w:p>
-    <w:bookmarkStart w:id="20" w:name="introduction"/>
+        <w:t xml:space="preserve">results was estimated and discussed as the gains it provides in computation time. We provided evidence that the individual location approximation generated information loss at substantially small distances, implying a trade-off between the smallest distance at which spatial interactions could be detected and computing performance. The R code used in the article is given for the reproducibility of our results.</w:t>
+      </w:r>
+    </w:p>
+    <w:bookmarkStart w:id="9" w:name="introduction"/>
     <w:p>
       <w:pPr>
         <w:pStyle w:val="Titre1"/>
@@ -1404,7 +186,7 @@
         <w:t xml:space="preserve"> </w:t>
       </w:r>
       <w:r>
-        <w:t xml:space="preserve">(Arbia, 1989; MAUP: Openshaw &amp; Taylor, 1979)</w:t>
+        <w:t xml:space="preserve">(MAUP: Openshaw &amp; Taylor, 1979; Arbia, 1989)</w:t>
       </w:r>
       <w:r>
         <w:t xml:space="preserve"> </w:t>
@@ -1458,8 +240,8 @@
       </w:r>
       <w:r>
         <w:rPr>
-          <w:iCs/>
-          <w:i/>
+          <w:i/>
+          <w:iCs/>
         </w:rPr>
         <w:t xml:space="preserve">M</w:t>
       </w:r>
@@ -1486,8 +268,8 @@
       </w:r>
       <w:r>
         <w:rPr>
-          <w:iCs/>
-          <w:i/>
+          <w:i/>
+          <w:iCs/>
         </w:rPr>
         <w:t xml:space="preserve">M</w:t>
       </w:r>
@@ -1528,8 +310,8 @@
       </w:r>
       <w:r>
         <w:rPr>
-          <w:iCs/>
-          <w:i/>
+          <w:i/>
+          <w:iCs/>
         </w:rPr>
         <w:t xml:space="preserve">M</w:t>
       </w:r>
@@ -1618,8 +400,8 @@
       </w:r>
       <w:r>
         <w:rPr>
-          <w:iCs/>
-          <w:i/>
+          <w:i/>
+          <w:iCs/>
         </w:rPr>
         <w:t xml:space="preserve">dbmss</w:t>
       </w:r>
@@ -1663,31 +445,320 @@
       </w:pPr>
       <w:r>
         <w:rPr>
+          <w:b/>
           <w:bCs/>
+        </w:rPr>
+        <w:t xml:space="preserve">Herein, we propose testing the effectiveness of</w:t>
+      </w:r>
+      <w:r>
+        <w:rPr>
           <w:b/>
-        </w:rPr>
-        <w:t xml:space="preserve">Herein, we propose testing the effectiveness of</w:t>
-      </w:r>
-      <w:r>
-        <w:rPr>
           <w:bCs/>
+        </w:rPr>
+        <w:t xml:space="preserve"> </w:t>
+      </w:r>
+      <w:r>
+        <w:rPr>
           <w:b/>
-        </w:rPr>
-        <w:t xml:space="preserve"> </w:t>
-      </w:r>
-      <w:r>
-        <w:rPr>
           <w:bCs/>
+        </w:rPr>
+        <w:t xml:space="preserve">Tidu et al. (2024)</w:t>
+      </w:r>
+      <w:r>
+        <w:rPr>
           <w:b/>
-        </w:rPr>
+          <w:bCs/>
+        </w:rPr>
+        <w:t xml:space="preserve">’s method and help researchers choose the appropriate method to characterize the spatial structure of substantially large datasets</w:t>
+      </w:r>
+      <w:r>
+        <w:t xml:space="preserve">.</w:t>
+      </w:r>
+      <w:r>
+        <w:t xml:space="preserve"> </w:t>
+      </w:r>
+      <w:r>
+        <w:t xml:space="preserve">First, we show the advantages of estimating</w:t>
+      </w:r>
+      <w:r>
+        <w:t xml:space="preserve"> </w:t>
+      </w:r>
+      <w:r>
+        <w:rPr>
+          <w:i/>
+          <w:iCs/>
+        </w:rPr>
+        <w:t xml:space="preserve">M</w:t>
+      </w:r>
+      <w:r>
+        <w:t xml:space="preserve"> </w:t>
+      </w:r>
+      <w:r>
+        <w:t xml:space="preserve">on datasets with an order of magnitude of 100,000 points or less.</w:t>
+      </w:r>
+      <w:r>
+        <w:t xml:space="preserve"> </w:t>
+      </w:r>
+      <w:r>
+        <w:t xml:space="preserve">The computation times become excessive beyond that, using a personal computer.</w:t>
+      </w:r>
+      <w:r>
+        <w:t xml:space="preserve"> </w:t>
+      </w:r>
+      <w:r>
+        <w:t xml:space="preserve">We studied the effect of the geographical approximation of the locations of the analyzed entities.</w:t>
+      </w:r>
+      <w:r>
+        <w:t xml:space="preserve"> </w:t>
+      </w:r>
+      <w:r>
+        <w:t xml:space="preserve">This methodological study, based on a deliberately limited number of entity locations, quantified the extent of the deterioration in information that this approach created.</w:t>
+      </w:r>
+      <w:r>
+        <w:t xml:space="preserve"> </w:t>
+      </w:r>
+      <w:r>
+        <w:t xml:space="preserve">These performance tests precisely provided the computational advantages and limitations of the</w:t>
+      </w:r>
+      <w:r>
+        <w:t xml:space="preserve"> </w:t>
+      </w:r>
+      <w:r>
+        <w:rPr>
+          <w:i/>
+          <w:iCs/>
+        </w:rPr>
+        <w:t xml:space="preserve">M</w:t>
+      </w:r>
+      <w:r>
+        <w:t xml:space="preserve"> function as a function of the of the dataset size.</w:t>
+      </w:r>
+    </w:p>
+    <w:p>
+      <w:pPr>
+        <w:pStyle w:val="Corpsdetexte"/>
+      </w:pPr>
+      <w:r>
+        <w:t xml:space="preserve">The layout of the article is mentioned here.</w:t>
+      </w:r>
+      <w:r>
+        <w:t xml:space="preserve"> </w:t>
+      </w:r>
+      <w:r>
+        <w:t xml:space="preserve">The first two sections present the</w:t>
+      </w:r>
+      <w:r>
+        <w:t xml:space="preserve"> </w:t>
+      </w:r>
+      <w:r>
+        <w:rPr>
+          <w:i/>
+          <w:iCs/>
+        </w:rPr>
+        <w:t xml:space="preserve">M</w:t>
+      </w:r>
+      <w:r>
+        <w:t xml:space="preserve"> </w:t>
+      </w:r>
+      <w:r>
+        <w:t xml:space="preserve">function and the necessary data generated for the tests.</w:t>
+      </w:r>
+      <w:r>
+        <w:t xml:space="preserve"> </w:t>
+      </w:r>
+      <w:r>
+        <w:t xml:space="preserve">Large point sets (in the order of several tens of thousands of points) that are either completely random or geographically concentrated are considered.</w:t>
+      </w:r>
+      <w:r>
+        <w:t xml:space="preserve"> </w:t>
+      </w:r>
+      <w:r>
+        <w:t xml:space="preserve">The third section details the use of the</w:t>
+      </w:r>
+      <w:r>
+        <w:t xml:space="preserve"> </w:t>
+      </w:r>
+      <w:r>
+        <w:rPr>
+          <w:i/>
+          <w:iCs/>
+        </w:rPr>
+        <w:t xml:space="preserve">dbmss</w:t>
+      </w:r>
+      <w:r>
+        <w:t xml:space="preserve"> </w:t>
+      </w:r>
+      <w:r>
+        <w:t xml:space="preserve">package to calculate </w:t>
+      </w:r>
+      <w:r>
+        <w:rPr>
+          <w:i/>
+          <w:iCs/>
+        </w:rPr>
+        <w:t xml:space="preserve">M</w:t>
+      </w:r>
+      <w:r>
+        <w:t xml:space="preserve"> </w:t>
+      </w:r>
+      <w:r>
+        <w:t xml:space="preserve">and its confidence interval from a table that gives the position and characteristics of the points or a matrix of distances between them.</w:t>
+      </w:r>
+      <w:r>
+        <w:t xml:space="preserve"> </w:t>
+      </w:r>
+      <w:r>
+        <w:t xml:space="preserve">The fourth section measures the performance of</w:t>
+      </w:r>
+      <w:r>
+        <w:t xml:space="preserve"> </w:t>
+      </w:r>
+      <w:r>
+        <w:rPr>
+          <w:i/>
+          <w:iCs/>
+        </w:rPr>
+        <w:t xml:space="preserve">dbmss</w:t>
+      </w:r>
+      <w:r>
+        <w:t xml:space="preserve"> </w:t>
+      </w:r>
+      <w:r>
+        <w:t xml:space="preserve">as a function of the size of the set of points, in terms of computing time and memory requirements.</w:t>
+      </w:r>
+      <w:r>
+        <w:t xml:space="preserve"> </w:t>
+      </w:r>
+      <w:r>
+        <w:t xml:space="preserve">The fifth section tests the spatial approximation which involves grouping them at the center of the cells of a grid, following the approach of</w:t>
+      </w:r>
+      <w:r>
+        <w:t xml:space="preserve"> </w:t>
+      </w:r>
+      <w:r>
         <w:t xml:space="preserve">Tidu et al. (2024)</w:t>
       </w:r>
       <w:r>
-        <w:rPr>
-          <w:bCs/>
-          <w:b/>
-        </w:rPr>
-        <w:t xml:space="preserve">’s method and help researchers choose the appropriate method to characterize the spatial structure of substantially large datasets</w:t>
+        <w:t xml:space="preserve">, which positions them at the center of the administrative units of their location.</w:t>
+      </w:r>
+      <w:r>
+        <w:t xml:space="preserve"> </w:t>
+      </w:r>
+      <w:r>
+        <w:t xml:space="preserve">In the last section, we conclude and discuss the advantages and the limits of an approximation of the locations on the accuracy of the results and the computing time.</w:t>
+      </w:r>
+    </w:p>
+    <w:bookmarkEnd w:id="9"/>
+    <w:bookmarkStart w:id="12" w:name="the-m-function"/>
+    <w:p>
+      <w:pPr>
+        <w:pStyle w:val="Titre1"/>
+      </w:pPr>
+      <w:r>
+        <w:t xml:space="preserve">The</w:t>
+      </w:r>
+      <w:r>
+        <w:t xml:space="preserve"> </w:t>
+      </w:r>
+      <w:r>
+        <w:rPr>
+          <w:i/>
+          <w:iCs/>
+        </w:rPr>
+        <w:t xml:space="preserve">M</w:t>
+      </w:r>
+      <w:r>
+        <w:t xml:space="preserve"> </w:t>
+      </w:r>
+      <w:r>
+        <w:t xml:space="preserve">function</w:t>
+      </w:r>
+    </w:p>
+    <w:bookmarkStart w:id="10" w:name="main-idea"/>
+    <w:p>
+      <w:pPr>
+        <w:pStyle w:val="Titre2"/>
+      </w:pPr>
+      <w:r>
+        <w:t xml:space="preserve">Main idea</w:t>
+      </w:r>
+    </w:p>
+    <w:p>
+      <w:pPr>
+        <w:pStyle w:val="FirstParagraph"/>
+      </w:pPr>
+      <w:r>
+        <w:t xml:space="preserve">Marcon &amp; Puech (2010)</w:t>
+      </w:r>
+      <w:r>
+        <w:t xml:space="preserve"> </w:t>
+      </w:r>
+      <w:r>
+        <w:t xml:space="preserve">introduced the</w:t>
+      </w:r>
+      <w:r>
+        <w:t xml:space="preserve"> </w:t>
+      </w:r>
+      <w:r>
+        <w:rPr>
+          <w:i/>
+          <w:iCs/>
+        </w:rPr>
+        <w:t xml:space="preserve">M</w:t>
+      </w:r>
+      <w:r>
+        <w:t xml:space="preserve"> function to evaluate the dependence between geo-located points without relying on a specific zoning of space.</w:t>
+      </w:r>
+      <w:r>
+        <w:t xml:space="preserve"> </w:t>
+      </w:r>
+      <w:r>
+        <w:t xml:space="preserve">Similar to any distance-based method, the calculation of </w:t>
+      </w:r>
+      <w:r>
+        <w:rPr>
+          <w:i/>
+          <w:iCs/>
+        </w:rPr>
+        <w:t xml:space="preserve">M</w:t>
+      </w:r>
+      <w:r>
+        <w:t xml:space="preserve"> </w:t>
+      </w:r>
+      <w:r>
+        <w:t xml:space="preserve">is based on distances that separate entities studied (establishments, shops…).</w:t>
+      </w:r>
+      <w:r>
+        <w:t xml:space="preserve"> </w:t>
+      </w:r>
+      <w:r>
+        <w:t xml:space="preserve">The idea of </w:t>
+      </w:r>
+      <w:r>
+        <w:rPr>
+          <w:i/>
+          <w:iCs/>
+        </w:rPr>
+        <w:t xml:space="preserve">M</w:t>
+      </w:r>
+      <w:r>
+        <w:t xml:space="preserve"> </w:t>
+      </w:r>
+      <w:r>
+        <w:t xml:space="preserve">is simple: it compares two proportions of neighbors of interest, a local one to a global one.</w:t>
+      </w:r>
+      <w:r>
+        <w:t xml:space="preserve"> </w:t>
+      </w:r>
+      <w:r>
+        <w:t xml:space="preserve">The local one is defined as the proportion of neighbors of interest within a distance </w:t>
+      </w:r>
+      <w:r>
+        <w:rPr>
+          <w:i/>
+          <w:iCs/>
+        </w:rPr>
+        <w:t xml:space="preserve">r</w:t>
       </w:r>
       <w:r>
         <w:t xml:space="preserve">.</w:t>
@@ -1696,295 +767,6 @@
         <w:t xml:space="preserve"> </w:t>
       </w:r>
       <w:r>
-        <w:t xml:space="preserve">First, we show the advantages of estimating</w:t>
-      </w:r>
-      <w:r>
-        <w:t xml:space="preserve"> </w:t>
-      </w:r>
-      <w:r>
-        <w:rPr>
-          <w:iCs/>
-          <w:i/>
-        </w:rPr>
-        <w:t xml:space="preserve">M</w:t>
-      </w:r>
-      <w:r>
-        <w:t xml:space="preserve"> </w:t>
-      </w:r>
-      <w:r>
-        <w:t xml:space="preserve">on datasets with an order of magnitude of 100,000 points or less.</w:t>
-      </w:r>
-      <w:r>
-        <w:t xml:space="preserve"> </w:t>
-      </w:r>
-      <w:r>
-        <w:t xml:space="preserve">The computation times become excessive beyond that, using a personal computer.</w:t>
-      </w:r>
-      <w:r>
-        <w:t xml:space="preserve"> </w:t>
-      </w:r>
-      <w:r>
-        <w:t xml:space="preserve">We studied the effect of the geographical approximation of the locations of the analyzed entities.</w:t>
-      </w:r>
-      <w:r>
-        <w:t xml:space="preserve"> </w:t>
-      </w:r>
-      <w:r>
-        <w:t xml:space="preserve">This methodological study, based on a deliberately limited number of entity locations, quantified the extent of the deterioration in information that this approach created.</w:t>
-      </w:r>
-      <w:r>
-        <w:t xml:space="preserve"> </w:t>
-      </w:r>
-      <w:r>
-        <w:t xml:space="preserve">These performance tests precisely provided the computational advantages and limitations of the</w:t>
-      </w:r>
-      <w:r>
-        <w:t xml:space="preserve"> </w:t>
-      </w:r>
-      <w:r>
-        <w:rPr>
-          <w:iCs/>
-          <w:i/>
-        </w:rPr>
-        <w:t xml:space="preserve">M</w:t>
-      </w:r>
-      <w:r>
-        <w:t xml:space="preserve"> function as a function of the of the dataset size.</w:t>
-      </w:r>
-    </w:p>
-    <w:p>
-      <w:pPr>
-        <w:pStyle w:val="Corpsdetexte"/>
-      </w:pPr>
-      <w:r>
-        <w:t xml:space="preserve">The layout of the article is mentioned here.</w:t>
-      </w:r>
-      <w:r>
-        <w:t xml:space="preserve"> </w:t>
-      </w:r>
-      <w:r>
-        <w:t xml:space="preserve">The first two sections present the</w:t>
-      </w:r>
-      <w:r>
-        <w:t xml:space="preserve"> </w:t>
-      </w:r>
-      <w:r>
-        <w:rPr>
-          <w:iCs/>
-          <w:i/>
-        </w:rPr>
-        <w:t xml:space="preserve">M</w:t>
-      </w:r>
-      <w:r>
-        <w:t xml:space="preserve"> </w:t>
-      </w:r>
-      <w:r>
-        <w:t xml:space="preserve">function and the necessary data generated for the tests.</w:t>
-      </w:r>
-      <w:r>
-        <w:t xml:space="preserve"> </w:t>
-      </w:r>
-      <w:r>
-        <w:t xml:space="preserve">Large point sets (in the order of several tens of thousands of points) that are either completely random or geographically concentrated are considered.</w:t>
-      </w:r>
-      <w:r>
-        <w:t xml:space="preserve"> </w:t>
-      </w:r>
-      <w:r>
-        <w:t xml:space="preserve">The third section details the use of the</w:t>
-      </w:r>
-      <w:r>
-        <w:t xml:space="preserve"> </w:t>
-      </w:r>
-      <w:r>
-        <w:rPr>
-          <w:iCs/>
-          <w:i/>
-        </w:rPr>
-        <w:t xml:space="preserve">dbmss</w:t>
-      </w:r>
-      <w:r>
-        <w:t xml:space="preserve"> </w:t>
-      </w:r>
-      <w:r>
-        <w:t xml:space="preserve">package to calculate </w:t>
-      </w:r>
-      <w:r>
-        <w:rPr>
-          <w:iCs/>
-          <w:i/>
-        </w:rPr>
-        <w:t xml:space="preserve">M</w:t>
-      </w:r>
-      <w:r>
-        <w:t xml:space="preserve"> </w:t>
-      </w:r>
-      <w:r>
-        <w:t xml:space="preserve">and its confidence interval from a table that gives the position and characteristics of the points or a matrix of distances between them.</w:t>
-      </w:r>
-      <w:r>
-        <w:t xml:space="preserve"> </w:t>
-      </w:r>
-      <w:r>
-        <w:t xml:space="preserve">The fourth section measures the performance of</w:t>
-      </w:r>
-      <w:r>
-        <w:t xml:space="preserve"> </w:t>
-      </w:r>
-      <w:r>
-        <w:rPr>
-          <w:iCs/>
-          <w:i/>
-        </w:rPr>
-        <w:t xml:space="preserve">dbmss</w:t>
-      </w:r>
-      <w:r>
-        <w:t xml:space="preserve"> </w:t>
-      </w:r>
-      <w:r>
-        <w:t xml:space="preserve">as a function of the size of the set of points, in terms of computing time and memory requirements.</w:t>
-      </w:r>
-      <w:r>
-        <w:t xml:space="preserve"> </w:t>
-      </w:r>
-      <w:r>
-        <w:t xml:space="preserve">The fifth section tests the spatial approximation which involves grouping them at the center of the cells of a grid, following the approach of</w:t>
-      </w:r>
-      <w:r>
-        <w:t xml:space="preserve"> </w:t>
-      </w:r>
-      <w:r>
-        <w:t xml:space="preserve">Tidu et al. (2024)</w:t>
-      </w:r>
-      <w:r>
-        <w:t xml:space="preserve">, which positions them at the center of the administrative units of their location.</w:t>
-      </w:r>
-      <w:r>
-        <w:t xml:space="preserve"> </w:t>
-      </w:r>
-      <w:r>
-        <w:t xml:space="preserve">In the last section, we conclude and discuss the advantages and the limits of an approximation of the locations on the accuracy of the results and the computing time.</w:t>
-      </w:r>
-    </w:p>
-    <w:bookmarkEnd w:id="20"/>
-    <w:bookmarkStart w:id="23" w:name="the-m-function"/>
-    <w:p>
-      <w:pPr>
-        <w:pStyle w:val="Titre1"/>
-      </w:pPr>
-      <w:r>
-        <w:t xml:space="preserve">The</w:t>
-      </w:r>
-      <w:r>
-        <w:t xml:space="preserve"> </w:t>
-      </w:r>
-      <w:r>
-        <w:rPr>
-          <w:iCs/>
-          <w:i/>
-        </w:rPr>
-        <w:t xml:space="preserve">M</w:t>
-      </w:r>
-      <w:r>
-        <w:t xml:space="preserve"> </w:t>
-      </w:r>
-      <w:r>
-        <w:t xml:space="preserve">function</w:t>
-      </w:r>
-    </w:p>
-    <w:bookmarkStart w:id="21" w:name="main-idea"/>
-    <w:p>
-      <w:pPr>
-        <w:pStyle w:val="Titre2"/>
-      </w:pPr>
-      <w:r>
-        <w:t xml:space="preserve">Main idea</w:t>
-      </w:r>
-    </w:p>
-    <w:p>
-      <w:pPr>
-        <w:pStyle w:val="FirstParagraph"/>
-      </w:pPr>
-      <w:r>
-        <w:t xml:space="preserve">Marcon &amp; Puech (2010)</w:t>
-      </w:r>
-      <w:r>
-        <w:t xml:space="preserve"> </w:t>
-      </w:r>
-      <w:r>
-        <w:t xml:space="preserve">introduced the</w:t>
-      </w:r>
-      <w:r>
-        <w:t xml:space="preserve"> </w:t>
-      </w:r>
-      <w:r>
-        <w:rPr>
-          <w:iCs/>
-          <w:i/>
-        </w:rPr>
-        <w:t xml:space="preserve">M</w:t>
-      </w:r>
-      <w:r>
-        <w:t xml:space="preserve"> function to evaluate the dependence between geo-located points without relying on a specific zoning of space.</w:t>
-      </w:r>
-      <w:r>
-        <w:t xml:space="preserve"> </w:t>
-      </w:r>
-      <w:r>
-        <w:t xml:space="preserve">Similar to any distance-based method, the calculation of </w:t>
-      </w:r>
-      <w:r>
-        <w:rPr>
-          <w:iCs/>
-          <w:i/>
-        </w:rPr>
-        <w:t xml:space="preserve">M</w:t>
-      </w:r>
-      <w:r>
-        <w:t xml:space="preserve"> </w:t>
-      </w:r>
-      <w:r>
-        <w:t xml:space="preserve">is based on distances that separate entities studied (establishments, shops…).</w:t>
-      </w:r>
-      <w:r>
-        <w:t xml:space="preserve"> </w:t>
-      </w:r>
-      <w:r>
-        <w:t xml:space="preserve">The idea of </w:t>
-      </w:r>
-      <w:r>
-        <w:rPr>
-          <w:iCs/>
-          <w:i/>
-        </w:rPr>
-        <w:t xml:space="preserve">M</w:t>
-      </w:r>
-      <w:r>
-        <w:t xml:space="preserve"> </w:t>
-      </w:r>
-      <w:r>
-        <w:t xml:space="preserve">is simple: it compares two proportions of neighbors of interest, a local one to a global one.</w:t>
-      </w:r>
-      <w:r>
-        <w:t xml:space="preserve"> </w:t>
-      </w:r>
-      <w:r>
-        <w:t xml:space="preserve">The local one is defined as the proportion of neighbors of interest within a distance </w:t>
-      </w:r>
-      <w:r>
-        <w:rPr>
-          <w:iCs/>
-          <w:i/>
-        </w:rPr>
-        <w:t xml:space="preserve">r</w:t>
-      </w:r>
-      <w:r>
-        <w:t xml:space="preserve">.</w:t>
-      </w:r>
-      <w:r>
-        <w:t xml:space="preserve"> </w:t>
-      </w:r>
-      <w:r>
         <w:t xml:space="preserve">The global one is the same proportion but defined on the entire territory.</w:t>
       </w:r>
       <w:r>
@@ -1996,35 +778,35 @@
     </w:p>
     <w:p>
       <w:pPr>
+        <w:pStyle w:val="Compact"/>
         <w:numPr>
           <w:ilvl w:val="0"/>
           <w:numId w:val="1001"/>
         </w:numPr>
+      </w:pPr>
+      <w:r>
+        <w:t xml:space="preserve">spatial concentration (attraction) of entities if the proportion of local neighbors is greater than the one observed on the entire territory,</w:t>
+      </w:r>
+    </w:p>
+    <w:p>
+      <w:pPr>
         <w:pStyle w:val="Compact"/>
-      </w:pPr>
-      <w:r>
-        <w:t xml:space="preserve">spatial concentration (attraction) of entities if the proportion of local neighbors is greater than the one observed on the entire territory,</w:t>
-      </w:r>
-    </w:p>
-    <w:p>
-      <w:pPr>
         <w:numPr>
           <w:ilvl w:val="0"/>
           <w:numId w:val="1001"/>
         </w:numPr>
+      </w:pPr>
+      <w:r>
+        <w:t xml:space="preserve">spatial dispersion (repulsion) of entities if the relative proportion of local neighbors is lower than the one observed all over the territory,</w:t>
+      </w:r>
+    </w:p>
+    <w:p>
+      <w:pPr>
         <w:pStyle w:val="Compact"/>
-      </w:pPr>
-      <w:r>
-        <w:t xml:space="preserve">spatial dispersion (repulsion) of entities if the relative proportion of local neighbors is lower than the one observed all over the territory,</w:t>
-      </w:r>
-    </w:p>
-    <w:p>
-      <w:pPr>
         <w:numPr>
           <w:ilvl w:val="0"/>
           <w:numId w:val="1001"/>
         </w:numPr>
-        <w:pStyle w:val="Compact"/>
       </w:pPr>
       <w:r>
         <w:t xml:space="preserve">independence between entities if the local distribution of neighbors does not differ from the global one.</w:t>
@@ -2039,8 +821,8 @@
       </w:r>
       <w:r>
         <w:rPr>
-          <w:iCs/>
-          <w:i/>
+          <w:i/>
+          <w:iCs/>
         </w:rPr>
         <w:t xml:space="preserve">M</w:t>
       </w:r>
@@ -2055,8 +837,8 @@
       </w:r>
       <w:r>
         <w:rPr>
-          <w:iCs/>
-          <w:i/>
+          <w:i/>
+          <w:iCs/>
         </w:rPr>
         <w:t xml:space="preserve">relative</w:t>
       </w:r>
@@ -2086,8 +868,8 @@
       </w:r>
       <w:r>
         <w:rPr>
-          <w:iCs/>
-          <w:i/>
+          <w:i/>
+          <w:iCs/>
         </w:rPr>
         <w:t xml:space="preserve">topographic</w:t>
       </w:r>
@@ -2102,8 +884,8 @@
       </w:r>
       <w:r>
         <w:rPr>
-          <w:iCs/>
-          <w:i/>
+          <w:i/>
+          <w:iCs/>
         </w:rPr>
         <w:t xml:space="preserve">K</w:t>
       </w:r>
@@ -2133,8 +915,8 @@
       </w:r>
       <w:r>
         <w:rPr>
-          <w:iCs/>
-          <w:i/>
+          <w:i/>
+          <w:iCs/>
         </w:rPr>
         <w:t xml:space="preserve">M</w:t>
       </w:r>
@@ -2146,8 +928,8 @@
       </w:r>
       <w:r>
         <w:rPr>
-          <w:iCs/>
-          <w:i/>
+          <w:i/>
+          <w:iCs/>
         </w:rPr>
         <w:t xml:space="preserve">cumulative</w:t>
       </w:r>
@@ -2162,8 +944,8 @@
       </w:r>
       <w:r>
         <w:rPr>
-          <w:iCs/>
-          <w:i/>
+          <w:i/>
+          <w:iCs/>
         </w:rPr>
         <w:t xml:space="preserve">r</w:t>
       </w:r>
@@ -2175,8 +957,8 @@
       </w:r>
       <w:r>
         <w:rPr>
-          <w:iCs/>
-          <w:i/>
+          <w:i/>
+          <w:iCs/>
         </w:rPr>
         <w:t xml:space="preserve">r</w:t>
       </w:r>
@@ -2197,8 +979,8 @@
       </w:r>
       <w:r>
         <w:rPr>
-          <w:iCs/>
-          <w:i/>
+          <w:i/>
+          <w:iCs/>
         </w:rPr>
         <w:t xml:space="preserve">M</w:t>
       </w:r>
@@ -2213,8 +995,8 @@
       </w:r>
       <w:r>
         <w:rPr>
-          <w:iCs/>
-          <w:i/>
+          <w:i/>
+          <w:iCs/>
         </w:rPr>
         <w:t xml:space="preserve">dbmss</w:t>
       </w:r>
@@ -2240,8 +1022,8 @@
       </w:pPr>
       <w:r>
         <w:rPr>
-          <w:iCs/>
-          <w:i/>
+          <w:i/>
+          <w:iCs/>
         </w:rPr>
         <w:t xml:space="preserve">M</w:t>
       </w:r>
@@ -2280,8 +1062,8 @@
       </w:r>
       <w:r>
         <w:rPr>
-          <w:iCs/>
-          <w:i/>
+          <w:i/>
+          <w:iCs/>
         </w:rPr>
         <w:t xml:space="preserve">M</w:t>
       </w:r>
@@ -2365,8 +1147,8 @@
       </w:r>
       <w:r>
         <w:rPr>
-          <w:iCs/>
-          <w:i/>
+          <w:i/>
+          <w:iCs/>
         </w:rPr>
         <w:t xml:space="preserve">M</w:t>
       </w:r>
@@ -2427,8 +1209,8 @@
         <w:t xml:space="preserve">.</w:t>
       </w:r>
     </w:p>
-    <w:bookmarkEnd w:id="21"/>
-    <w:bookmarkStart w:id="22" w:name="definition"/>
+    <w:bookmarkEnd w:id="10"/>
+    <w:bookmarkStart w:id="11" w:name="definition"/>
     <w:p>
       <w:pPr>
         <w:pStyle w:val="Titre2"/>
@@ -2484,8 +1266,8 @@
       </w:r>
       <w:r>
         <w:rPr>
-          <w:iCs/>
-          <w:i/>
+          <w:i/>
+          <w:iCs/>
         </w:rPr>
         <w:t xml:space="preserve">first-order property of the point pattern</w:t>
       </w:r>
@@ -2506,8 +1288,8 @@
       </w:r>
       <w:r>
         <w:rPr>
-          <w:iCs/>
-          <w:i/>
+          <w:i/>
+          <w:iCs/>
         </w:rPr>
         <w:t xml:space="preserve">second-order property of the point pattern</w:t>
       </w:r>
@@ -2539,8 +1321,8 @@
       </w:r>
       <w:r>
         <w:rPr>
-          <w:iCs/>
-          <w:i/>
+          <w:i/>
+          <w:iCs/>
         </w:rPr>
         <w:t xml:space="preserve">M</w:t>
       </w:r>
@@ -2575,8 +1357,8 @@
       </w:r>
       <w:r>
         <w:rPr>
-          <w:iCs/>
-          <w:i/>
+          <w:i/>
+          <w:iCs/>
         </w:rPr>
         <w:t xml:space="preserve">M</w:t>
       </w:r>
@@ -2588,8 +1370,8 @@
       </w:r>
       <w:r>
         <w:rPr>
-          <w:iCs/>
-          <w:i/>
+          <w:i/>
+          <w:iCs/>
         </w:rPr>
         <w:t xml:space="preserve">points of interest</w:t>
       </w:r>
@@ -2613,11 +1395,11 @@
     </w:p>
     <w:p>
       <w:pPr>
+        <w:pStyle w:val="Compact"/>
         <w:numPr>
           <w:ilvl w:val="0"/>
           <w:numId w:val="1002"/>
         </w:numPr>
-        <w:pStyle w:val="Compact"/>
       </w:pPr>
       <m:oMath>
         <m:sSubSup>
@@ -2663,11 +1445,11 @@
     </w:p>
     <w:p>
       <w:pPr>
+        <w:pStyle w:val="Compact"/>
         <w:numPr>
           <w:ilvl w:val="0"/>
           <w:numId w:val="1002"/>
         </w:numPr>
-        <w:pStyle w:val="Compact"/>
       </w:pPr>
       <m:oMath>
         <m:sSubSup>
@@ -2716,11 +1498,11 @@
     </w:p>
     <w:p>
       <w:pPr>
+        <w:pStyle w:val="Compact"/>
         <w:numPr>
           <w:ilvl w:val="0"/>
           <w:numId w:val="1002"/>
         </w:numPr>
-        <w:pStyle w:val="Compact"/>
       </w:pPr>
       <m:oMath>
         <m:sSub>
@@ -2761,32 +1543,34 @@
     </w:p>
     <w:p>
       <w:pPr>
+        <w:pStyle w:val="Compact"/>
         <w:numPr>
           <w:ilvl w:val="0"/>
           <w:numId w:val="1002"/>
         </w:numPr>
-        <w:pStyle w:val="Compact"/>
       </w:pPr>
       <m:oMath>
         <m:r>
           <m:t>w</m:t>
         </m:r>
-        <m:d>
-          <m:dPr>
-            <m:begChr m:val="("/>
-            <m:endChr m:val=")"/>
-            <m:sepChr m:val=""/>
-            <m:grow/>
-          </m:dPr>
-          <m:e>
-            <m:r>
-              <m:rPr>
-                <m:sty m:val="p"/>
-              </m:rPr>
-              <m:t>.</m:t>
-            </m:r>
-          </m:e>
-        </m:d>
+        <m:r>
+          <m:rPr>
+            <m:sty m:val="p"/>
+          </m:rPr>
+          <m:t>(</m:t>
+        </m:r>
+        <m:r>
+          <m:rPr>
+            <m:sty m:val="p"/>
+          </m:rPr>
+          <m:t>.</m:t>
+        </m:r>
+        <m:r>
+          <m:rPr>
+            <m:sty m:val="p"/>
+          </m:rPr>
+          <m:t>)</m:t>
+        </m:r>
       </m:oMath>
       <w:r>
         <w:t xml:space="preserve">, the weight of a given neighbor. In that sense,</w:t>
@@ -2798,28 +1582,30 @@
         <m:r>
           <m:t>w</m:t>
         </m:r>
-        <m:d>
-          <m:dPr>
-            <m:begChr m:val="("/>
-            <m:endChr m:val=")"/>
-            <m:sepChr m:val=""/>
-            <m:grow/>
-          </m:dPr>
+        <m:r>
+          <m:rPr>
+            <m:sty m:val="p"/>
+          </m:rPr>
+          <m:t>(</m:t>
+        </m:r>
+        <m:sSub>
           <m:e>
-            <m:sSub>
-              <m:e>
-                <m:r>
-                  <m:t>x</m:t>
-                </m:r>
-              </m:e>
-              <m:sub>
-                <m:r>
-                  <m:t>j</m:t>
-                </m:r>
-              </m:sub>
-            </m:sSub>
+            <m:r>
+              <m:t>x</m:t>
+            </m:r>
           </m:e>
-        </m:d>
+          <m:sub>
+            <m:r>
+              <m:t>j</m:t>
+            </m:r>
+          </m:sub>
+        </m:sSub>
+        <m:r>
+          <m:rPr>
+            <m:sty m:val="p"/>
+          </m:rPr>
+          <m:t>)</m:t>
+        </m:r>
       </m:oMath>
       <w:r>
         <w:t xml:space="preserve"> </w:t>
@@ -2849,11 +1635,11 @@
     </w:p>
     <w:p>
       <w:pPr>
+        <w:pStyle w:val="Compact"/>
         <w:numPr>
           <w:ilvl w:val="0"/>
           <w:numId w:val="1002"/>
         </w:numPr>
-        <w:pStyle w:val="Compact"/>
       </w:pPr>
       <m:oMath>
         <m:sSub>
@@ -2897,11 +1683,11 @@
     </w:p>
     <w:p>
       <w:pPr>
+        <w:pStyle w:val="Compact"/>
         <w:numPr>
           <w:ilvl w:val="0"/>
           <w:numId w:val="1002"/>
         </w:numPr>
-        <w:pStyle w:val="Compact"/>
       </w:pPr>
       <m:oMath>
         <m:r>
@@ -2914,11 +1700,11 @@
     </w:p>
     <w:p>
       <w:pPr>
+        <w:pStyle w:val="Compact"/>
         <w:numPr>
           <w:ilvl w:val="0"/>
           <w:numId w:val="1002"/>
         </w:numPr>
-        <w:pStyle w:val="Compact"/>
       </w:pPr>
       <m:oMath>
         <m:r>
@@ -2930,16 +1716,16 @@
         <m:d>
           <m:dPr>
             <m:begChr m:val="("/>
+            <m:sepChr m:val=""/>
             <m:endChr m:val=")"/>
-            <m:sepChr m:val=""/>
             <m:grow/>
           </m:dPr>
           <m:e>
             <m:d>
               <m:dPr>
                 <m:begChr m:val="∥"/>
+                <m:sepChr m:val=""/>
                 <m:endChr m:val="∥"/>
-                <m:sepChr m:val=""/>
                 <m:grow/>
               </m:dPr>
               <m:e>
@@ -3145,8 +1931,8 @@
       </w:r>
       <w:r>
         <w:rPr>
-          <w:iCs/>
-          <w:i/>
+          <w:i/>
+          <w:iCs/>
         </w:rPr>
         <w:t xml:space="preserve">M</w:t>
       </w:r>
@@ -3164,8 +1950,8 @@
       </w:r>
       <w:r>
         <w:rPr>
-          <w:iCs/>
-          <w:i/>
+          <w:i/>
+          <w:iCs/>
         </w:rPr>
         <w:t xml:space="preserve">r</w:t>
       </w:r>
@@ -3175,11 +1961,11 @@
     </w:p>
     <w:p>
       <w:pPr>
+        <w:pStyle w:val="Compact"/>
         <w:numPr>
           <w:ilvl w:val="0"/>
           <w:numId w:val="1003"/>
         </w:numPr>
-        <w:pStyle w:val="Compact"/>
       </w:pPr>
       <w:r>
         <w:t xml:space="preserve">If the estimated</w:t>
@@ -3215,11 +2001,11 @@
     </w:p>
     <w:p>
       <w:pPr>
+        <w:pStyle w:val="Compact"/>
         <w:numPr>
           <w:ilvl w:val="0"/>
           <w:numId w:val="1003"/>
         </w:numPr>
-        <w:pStyle w:val="Compact"/>
       </w:pPr>
       <w:r>
         <w:t xml:space="preserve">If the estimated</w:t>
@@ -3292,8 +2078,8 @@
       </w:r>
       <w:r>
         <w:rPr>
-          <w:iCs/>
-          <w:i/>
+          <w:i/>
+          <w:iCs/>
         </w:rPr>
         <w:t xml:space="preserve">M</w:t>
       </w:r>
@@ -3311,8 +2097,8 @@
       </w:r>
       <w:r>
         <w:rPr>
-          <w:iCs/>
-          <w:i/>
+          <w:i/>
+          <w:iCs/>
         </w:rPr>
         <w:t xml:space="preserve">dbmss</w:t>
       </w:r>
@@ -3362,8 +2148,8 @@
       </w:r>
       <w:r>
         <w:rPr>
-          <w:iCs/>
-          <w:i/>
+          <w:i/>
+          <w:iCs/>
         </w:rPr>
         <w:t xml:space="preserve">M</w:t>
       </w:r>
@@ -3375,8 +2161,8 @@
       </w:r>
       <w:r>
         <w:rPr>
-          <w:iCs/>
-          <w:i/>
+          <w:i/>
+          <w:iCs/>
         </w:rPr>
         <w:t xml:space="preserve">dbmss</w:t>
       </w:r>
@@ -3393,9 +2179,9 @@
         <w:t xml:space="preserve">We discuss that point hereinafter for large datasets.</w:t>
       </w:r>
     </w:p>
-    <w:bookmarkEnd w:id="22"/>
-    <w:bookmarkEnd w:id="23"/>
-    <w:bookmarkStart w:id="34" w:name="data-simulation"/>
+    <w:bookmarkEnd w:id="11"/>
+    <w:bookmarkEnd w:id="12"/>
+    <w:bookmarkStart w:id="23" w:name="data-simulation"/>
     <w:p>
       <w:pPr>
         <w:pStyle w:val="Titre1"/>
@@ -3418,7 +2204,7 @@
         <w:t xml:space="preserve">The R code is given in the appendix, which allows perfect reproducibility of the examples treated.</w:t>
       </w:r>
     </w:p>
-    <w:bookmarkStart w:id="28" w:name="drawing-the-points"/>
+    <w:bookmarkStart w:id="17" w:name="drawing-the-points"/>
     <w:p>
       <w:pPr>
         <w:pStyle w:val="Titre2"/>
@@ -3444,13 +2230,7 @@
         <w:t xml:space="preserve"> </w:t>
       </w:r>
       <w:r>
-        <w:t xml:space="preserve">“</w:t>
-      </w:r>
-      <w:r>
-        <w:t xml:space="preserve">Case</w:t>
-      </w:r>
-      <w:r>
-        <w:t xml:space="preserve">”</w:t>
+        <w:t xml:space="preserve">“Case”</w:t>
       </w:r>
       <w:r>
         <w:t xml:space="preserve"> </w:t>
@@ -3462,13 +2242,7 @@
         <w:t xml:space="preserve"> </w:t>
       </w:r>
       <w:r>
-        <w:t xml:space="preserve">“</w:t>
-      </w:r>
-      <w:r>
-        <w:t xml:space="preserve">Control</w:t>
-      </w:r>
-      <w:r>
-        <w:t xml:space="preserve">”</w:t>
+        <w:t xml:space="preserve">“Control”</w:t>
       </w:r>
       <w:r>
         <w:t xml:space="preserve">.</w:t>
@@ -3501,8 +2275,8 @@
       </w:r>
       <w:r>
         <w:rPr>
-          <w:iCs/>
-          <w:i/>
+          <w:i/>
+          <w:iCs/>
         </w:rPr>
         <w:t xml:space="preserve">complete spatial randomness</w:t>
       </w:r>
@@ -3548,18 +2322,18 @@
           <wp:inline>
             <wp:extent cx="4620126" cy="3696101"/>
             <wp:effectExtent b="0" l="0" r="0" t="0"/>
-            <wp:docPr descr="Figure 1: Random drawing of a set of points where the Cases (red) are aggregated and the Controls (blue) are distributed completely randomly. The size of the points is proportional to their weight." title="" id="25" name="Picture"/>
+            <wp:docPr descr="Figure 1: Random drawing of a set of points where the Cases (red) are aggregated and the Controls (blue) are distributed completely randomly. The size of the points is proportional to their weight." title="" id="14" name="Picture"/>
             <a:graphic>
               <a:graphicData uri="http://schemas.openxmlformats.org/drawingml/2006/picture">
                 <pic:pic>
                   <pic:nvPicPr>
-                    <pic:cNvPr descr="MLargeDataSets_files/figure-docx/XMaternFig-1.png" id="26" name="Picture"/>
+                    <pic:cNvPr descr="MLargeDataSets_files/MLargeDataSets_files/figure-docx/XMaternFig-1.png" id="15" name="Picture"/>
                     <pic:cNvPicPr>
                       <a:picLocks noChangeArrowheads="1" noChangeAspect="1"/>
                     </pic:cNvPicPr>
                   </pic:nvPicPr>
                   <pic:blipFill>
-                    <a:blip r:embed="rId24"/>
+                    <a:blip r:embed="rId13"/>
                     <a:stretch>
                       <a:fillRect/>
                     </a:stretch>
@@ -3590,8 +2364,8 @@
       <w:pPr>
         <w:pStyle w:val="ImageCaption"/>
       </w:pPr>
-      <w:bookmarkStart w:id="27" w:name="fig:XMaternFig"/>
-      <w:bookmarkEnd w:id="27"/>
+      <w:bookmarkStart w:id="16" w:name="fig:XMaternFig"/>
+      <w:bookmarkEnd w:id="16"/>
       <w:r>
         <w:t xml:space="preserve">Figure 1: Random drawing of a set of points where the Cases (red) are aggregated and the Controls (blue) are distributed completely randomly. The size of the points is proportional to their weight.</w:t>
       </w:r>
@@ -3645,8 +2419,8 @@
         <w:t xml:space="preserve">The scarcity of empty spaces is because of the high number of simulated points.</w:t>
       </w:r>
     </w:p>
-    <w:bookmarkEnd w:id="28"/>
-    <w:bookmarkStart w:id="33" w:name="gridding-the-space"/>
+    <w:bookmarkEnd w:id="17"/>
+    <w:bookmarkStart w:id="22" w:name="gridding-the-space"/>
     <w:p>
       <w:pPr>
         <w:pStyle w:val="Titre2"/>
@@ -3709,16 +2483,13 @@
       </w:r>
       <w:r>
         <w:rPr>
-          <w:iCs/>
-          <w:i/>
+          <w:i/>
+          <w:iCs/>
         </w:rPr>
         <w:t xml:space="preserve">Unfortunately, the choice of the partitioning scheme is usually arbitrary and an optimal criterion to guide this choice is not available</w:t>
       </w:r>
       <w:r>
-        <w:t xml:space="preserve">.</w:t>
-      </w:r>
-      <w:r>
-        <w:t xml:space="preserve">”</w:t>
+        <w:t xml:space="preserve">.”</w:t>
       </w:r>
     </w:p>
     <w:p>
@@ -3755,18 +2526,18 @@
           <wp:inline>
             <wp:extent cx="4620126" cy="3696101"/>
             <wp:effectExtent b="0" l="0" r="0" t="0"/>
-            <wp:docPr descr="Figure 2: Repositioning of points in an arbitrary grid. The absence of Cases in a cell is easily detected (single-color blue dot), as is the strong presence of Cases in a cell (two-color dot, but predominantly red)." title="" id="30" name="Picture"/>
+            <wp:docPr descr="Figure 2: Repositioning of points in an arbitrary grid. The absence of Cases in a cell is easily detected (single-color blue dot), as is the strong presence of Cases in a cell (two-color dot, but predominantly red)." title="" id="19" name="Picture"/>
             <a:graphic>
               <a:graphicData uri="http://schemas.openxmlformats.org/drawingml/2006/picture">
                 <pic:pic>
                   <pic:nvPicPr>
-                    <pic:cNvPr descr="MLargeDataSets_files/figure-docx/GroupedFig-1.png" id="31" name="Picture"/>
+                    <pic:cNvPr descr="MLargeDataSets_files/MLargeDataSets_files/figure-docx/GroupedFig-1.png" id="20" name="Picture"/>
                     <pic:cNvPicPr>
                       <a:picLocks noChangeArrowheads="1" noChangeAspect="1"/>
                     </pic:cNvPicPr>
                   </pic:nvPicPr>
                   <pic:blipFill>
-                    <a:blip r:embed="rId29"/>
+                    <a:blip r:embed="rId18"/>
                     <a:stretch>
                       <a:fillRect/>
                     </a:stretch>
@@ -3797,8 +2568,8 @@
       <w:pPr>
         <w:pStyle w:val="ImageCaption"/>
       </w:pPr>
-      <w:bookmarkStart w:id="32" w:name="fig:GroupedFig"/>
-      <w:bookmarkEnd w:id="32"/>
+      <w:bookmarkStart w:id="21" w:name="fig:GroupedFig"/>
+      <w:bookmarkEnd w:id="21"/>
       <w:r>
         <w:t xml:space="preserve">Figure 2: Repositioning of points in an arbitrary grid. The absence of Cases in a cell is easily detected (single-color blue dot), as is the strong presence of Cases in a cell (two-color dot, but predominantly red).</w:t>
       </w:r>
@@ -3814,8 +2585,8 @@
       </w:pPr>
       <w:r>
         <w:rPr>
-          <w:iCs/>
-          <w:i/>
+          <w:i/>
+          <w:iCs/>
         </w:rPr>
         <w:t xml:space="preserve">M</w:t>
       </w:r>
@@ -3831,9 +2602,9 @@
         <w:br w:type="page"/>
       </w:r>
     </w:p>
-    <w:bookmarkEnd w:id="33"/>
-    <w:bookmarkEnd w:id="34"/>
-    <w:bookmarkStart w:id="42" w:name="computing-m-using-the-dbmss-package"/>
+    <w:bookmarkEnd w:id="22"/>
+    <w:bookmarkEnd w:id="23"/>
+    <w:bookmarkStart w:id="31" w:name="computing-m-using-the-dbmss-package"/>
     <w:p>
       <w:pPr>
         <w:pStyle w:val="Titre1"/>
@@ -3846,8 +2617,8 @@
       </w:r>
       <w:r>
         <w:rPr>
-          <w:iCs/>
-          <w:i/>
+          <w:i/>
+          <w:iCs/>
         </w:rPr>
         <w:t xml:space="preserve">M</w:t>
       </w:r>
@@ -3862,8 +2633,8 @@
       </w:r>
       <w:r>
         <w:rPr>
-          <w:iCs/>
-          <w:i/>
+          <w:i/>
+          <w:iCs/>
         </w:rPr>
         <w:t xml:space="preserve">dbmss</w:t>
       </w:r>
@@ -3874,7 +2645,7 @@
         <w:t xml:space="preserve">package</w:t>
       </w:r>
     </w:p>
-    <w:bookmarkStart w:id="35" w:name="necessary-data"/>
+    <w:bookmarkStart w:id="24" w:name="necessary-data"/>
     <w:p>
       <w:pPr>
         <w:pStyle w:val="Titre2"/>
@@ -3895,8 +2666,8 @@
       </w:r>
       <w:r>
         <w:rPr>
-          <w:iCs/>
-          <w:i/>
+          <w:i/>
+          <w:iCs/>
         </w:rPr>
         <w:t xml:space="preserve">dbmss</w:t>
       </w:r>
@@ -3922,8 +2693,8 @@
         <w:t xml:space="preserve">is used.</w:t>
       </w:r>
     </w:p>
-    <w:bookmarkEnd w:id="35"/>
-    <w:bookmarkStart w:id="40" w:name="point-pattern"/>
+    <w:bookmarkEnd w:id="24"/>
+    <w:bookmarkStart w:id="29" w:name="point-pattern"/>
     <w:p>
       <w:pPr>
         <w:pStyle w:val="Titre2"/>
@@ -3959,8 +2730,8 @@
       </w:r>
       <w:r>
         <w:rPr>
-          <w:iCs/>
-          <w:i/>
+          <w:i/>
+          <w:iCs/>
         </w:rPr>
         <w:t xml:space="preserve">dbmss</w:t>
       </w:r>
@@ -3975,8 +2746,8 @@
       </w:r>
       <w:r>
         <w:rPr>
-          <w:iCs/>
-          <w:i/>
+          <w:i/>
+          <w:iCs/>
         </w:rPr>
         <w:t xml:space="preserve">M</w:t>
       </w:r>
@@ -3997,8 +2768,8 @@
       </w:r>
       <w:r>
         <w:rPr>
-          <w:iCs/>
-          <w:i/>
+          <w:i/>
+          <w:iCs/>
         </w:rPr>
         <w:t xml:space="preserve">M</w:t>
       </w:r>
@@ -4033,8 +2804,8 @@
       </w:r>
       <w:r>
         <w:rPr>
-          <w:iCs/>
-          <w:i/>
+          <w:i/>
+          <w:iCs/>
         </w:rPr>
         <w:t xml:space="preserve">M</w:t>
       </w:r>
@@ -4069,8 +2840,8 @@
       </w:r>
       <w:r>
         <w:rPr>
-          <w:iCs/>
-          <w:i/>
+          <w:i/>
+          <w:iCs/>
         </w:rPr>
         <w:t xml:space="preserve">M</w:t>
       </w:r>
@@ -4097,8 +2868,8 @@
       </w:r>
       <w:r>
         <w:rPr>
-          <w:iCs/>
-          <w:i/>
+          <w:i/>
+          <w:iCs/>
         </w:rPr>
         <w:t xml:space="preserve">M</w:t>
       </w:r>
@@ -4116,8 +2887,8 @@
       </w:r>
       <w:r>
         <w:rPr>
-          <w:iCs/>
-          <w:i/>
+          <w:i/>
+          <w:iCs/>
         </w:rPr>
         <w:t xml:space="preserve">M</w:t>
       </w:r>
@@ -4181,18 +2952,18 @@
           <wp:inline>
             <wp:extent cx="4620126" cy="3696101"/>
             <wp:effectExtent b="0" l="0" r="0" t="0"/>
-            <wp:docPr descr="Figure 3: Value of M as a function of the distance from the reference point. The 95% confidence envelope, obtained from 100 simulations, appears in gray and is centered on the value of one." title="" id="37" name="Picture"/>
+            <wp:docPr descr="Figure 3: Value of M as a function of the distance from the reference point. The 95% confidence envelope, obtained from 100 simulations, appears in gray and is centered on the value of one." title="" id="26" name="Picture"/>
             <a:graphic>
               <a:graphicData uri="http://schemas.openxmlformats.org/drawingml/2006/picture">
                 <pic:pic>
                   <pic:nvPicPr>
-                    <pic:cNvPr descr="MLargeDataSets_files/figure-docx/MFig-1.png" id="38" name="Picture"/>
+                    <pic:cNvPr descr="MLargeDataSets_files/MLargeDataSets_files/figure-docx/MFig-1.png" id="27" name="Picture"/>
                     <pic:cNvPicPr>
                       <a:picLocks noChangeArrowheads="1" noChangeAspect="1"/>
                     </pic:cNvPicPr>
                   </pic:nvPicPr>
                   <pic:blipFill>
-                    <a:blip r:embed="rId36"/>
+                    <a:blip r:embed="rId25"/>
                     <a:stretch>
                       <a:fillRect/>
                     </a:stretch>
@@ -4223,8 +2994,8 @@
       <w:pPr>
         <w:pStyle w:val="ImageCaption"/>
       </w:pPr>
-      <w:bookmarkStart w:id="39" w:name="fig:MFig"/>
-      <w:bookmarkEnd w:id="39"/>
+      <w:bookmarkStart w:id="28" w:name="fig:MFig"/>
+      <w:bookmarkEnd w:id="28"/>
       <w:r>
         <w:t xml:space="preserve">Figure 3: Value of</w:t>
       </w:r>
@@ -4233,8 +3004,8 @@
       </w:r>
       <w:r>
         <w:rPr>
-          <w:iCs/>
-          <w:i/>
+          <w:i/>
+          <w:iCs/>
         </w:rPr>
         <w:t xml:space="preserve">M</w:t>
       </w:r>
@@ -4250,8 +3021,8 @@
         <w:pStyle w:val="Corpsdetexte"/>
       </w:pPr>
     </w:p>
-    <w:bookmarkEnd w:id="40"/>
-    <w:bookmarkStart w:id="41" w:name="distance-matrix"/>
+    <w:bookmarkEnd w:id="29"/>
+    <w:bookmarkStart w:id="30" w:name="distance-matrix"/>
     <w:p>
       <w:pPr>
         <w:pStyle w:val="Titre2"/>
@@ -4348,9 +3119,9 @@
         <w:t xml:space="preserve">Thus, this approach is not explored further in this paper.</w:t>
       </w:r>
     </w:p>
-    <w:bookmarkEnd w:id="41"/>
-    <w:bookmarkEnd w:id="42"/>
-    <w:bookmarkStart w:id="49" w:name="computational-performance"/>
+    <w:bookmarkEnd w:id="30"/>
+    <w:bookmarkEnd w:id="31"/>
+    <w:bookmarkStart w:id="38" w:name="computational-performance"/>
     <w:p>
       <w:pPr>
         <w:pStyle w:val="Titre1"/>
@@ -4371,8 +3142,8 @@
       </w:r>
       <w:r>
         <w:rPr>
-          <w:iCs/>
-          <w:i/>
+          <w:i/>
+          <w:iCs/>
         </w:rPr>
         <w:t xml:space="preserve">M</w:t>
       </w:r>
@@ -4389,7 +3160,7 @@
         <w:t xml:space="preserve">In this section, we investigate these two potential limitations.</w:t>
       </w:r>
     </w:p>
-    <w:bookmarkStart w:id="43" w:name="computing-time"/>
+    <w:bookmarkStart w:id="32" w:name="computing-time"/>
     <w:p>
       <w:pPr>
         <w:pStyle w:val="Titre2"/>
@@ -4407,8 +3178,8 @@
       </w:r>
       <w:r>
         <w:rPr>
-          <w:iCs/>
-          <w:i/>
+          <w:i/>
+          <w:iCs/>
         </w:rPr>
         <w:t xml:space="preserve">M</w:t>
       </w:r>
@@ -4440,8 +3211,8 @@
       </w:pPr>
       <w:r>
         <w:rPr>
+          <w:b/>
           <w:bCs/>
-          <w:b/>
         </w:rPr>
         <w:t xml:space="preserve">The calculation time is related to the size of the set of points by a power law</w:t>
       </w:r>
@@ -4484,7 +3255,7 @@
         <w:t xml:space="preserve"> </w:t>
       </w:r>
       <w:r>
-        <w:t xml:space="preserve">0.98) using the mentioned relation:</w:t>
+        <w:t xml:space="preserve">0.97) using the mentioned relation:</w:t>
       </w:r>
       <w:r>
         <w:t xml:space="preserve"> </w:t>
@@ -4511,39 +3282,41 @@
             </m:r>
           </m:sub>
         </m:sSub>
+        <m:r>
+          <m:rPr>
+            <m:sty m:val="p"/>
+          </m:rPr>
+          <m:t>(</m:t>
+        </m:r>
+        <m:r>
+          <m:t>n</m:t>
+        </m:r>
+        <m:r>
+          <m:rPr>
+            <m:sty m:val="p"/>
+          </m:rPr>
+          <m:t>/</m:t>
+        </m:r>
+        <m:sSub>
+          <m:e>
+            <m:r>
+              <m:t>n</m:t>
+            </m:r>
+          </m:e>
+          <m:sub>
+            <m:r>
+              <m:t>o</m:t>
+            </m:r>
+          </m:sub>
+        </m:sSub>
         <m:sSup>
           <m:e>
-            <m:d>
-              <m:dPr>
-                <m:begChr m:val="("/>
-                <m:endChr m:val=")"/>
-                <m:sepChr m:val=""/>
-                <m:grow/>
-              </m:dPr>
-              <m:e>
-                <m:r>
-                  <m:t>n</m:t>
-                </m:r>
-                <m:r>
-                  <m:rPr>
-                    <m:sty m:val="p"/>
-                  </m:rPr>
-                  <m:t>/</m:t>
-                </m:r>
-                <m:sSub>
-                  <m:e>
-                    <m:r>
-                      <m:t>n</m:t>
-                    </m:r>
-                  </m:e>
-                  <m:sub>
-                    <m:r>
-                      <m:t>o</m:t>
-                    </m:r>
-                  </m:sub>
-                </m:sSub>
-              </m:e>
-            </m:d>
+            <m:r>
+              <m:rPr>
+                <m:sty m:val="p"/>
+              </m:rPr>
+              <m:t>)</m:t>
+            </m:r>
           </m:e>
           <m:sup>
             <m:r>
@@ -4578,7 +3351,7 @@
         </m:r>
       </m:oMath>
       <w:r>
-        <w:t xml:space="preserve"> points (e.g., 3.12 seconds for 100,000 points), knowing the time</w:t>
+        <w:t xml:space="preserve"> points (e.g., 2.7 seconds for 100,000 points), knowing the time</w:t>
       </w:r>
       <w:r>
         <w:t xml:space="preserve"> </w:t>
@@ -4641,8 +3414,8 @@
         <w:t xml:space="preserve">is the power relation (here: 1.5).</w:t>
       </w:r>
     </w:p>
-    <w:bookmarkEnd w:id="43"/>
-    <w:bookmarkStart w:id="48" w:name="memory"/>
+    <w:bookmarkEnd w:id="32"/>
+    <w:bookmarkStart w:id="37" w:name="memory"/>
     <w:p>
       <w:pPr>
         <w:pStyle w:val="Titre2"/>
@@ -4665,18 +3438,18 @@
           <wp:inline>
             <wp:extent cx="4620126" cy="2310063"/>
             <wp:effectExtent b="0" l="0" r="0" t="0"/>
-            <wp:docPr descr="Figure 4: (a) Calculation time (seconds) and (b) memory required (MB) to estimate M as a function of the size of the set of points. The measures were repeated 10 times. The bars represent the \pm 1 standard deviation interval." title="" id="45" name="Picture"/>
+            <wp:docPr descr="Figure 4: (a) Calculation time (seconds) and (b) memory required (MB) to estimate M as a function of the size of the set of points. The measures were repeated 10 times. The bars represent the \pm 1 standard deviation interval." title="" id="34" name="Picture"/>
             <a:graphic>
               <a:graphicData uri="http://schemas.openxmlformats.org/drawingml/2006/picture">
                 <pic:pic>
                   <pic:nvPicPr>
-                    <pic:cNvPr descr="MLargeDataSets_files/figure-docx/TestTimeMemFig-1.png" id="46" name="Picture"/>
+                    <pic:cNvPr descr="MLargeDataSets_files/MLargeDataSets_files/figure-docx/TestTimeMemFig-1.png" id="35" name="Picture"/>
                     <pic:cNvPicPr>
                       <a:picLocks noChangeArrowheads="1" noChangeAspect="1"/>
                     </pic:cNvPicPr>
                   </pic:nvPicPr>
                   <pic:blipFill>
-                    <a:blip r:embed="rId44"/>
+                    <a:blip r:embed="rId33"/>
                     <a:stretch>
                       <a:fillRect/>
                     </a:stretch>
@@ -4707,15 +3480,15 @@
       <w:pPr>
         <w:pStyle w:val="ImageCaption"/>
       </w:pPr>
-      <w:bookmarkStart w:id="47" w:name="fig:TestTimeMemFig"/>
-      <w:bookmarkEnd w:id="47"/>
+      <w:bookmarkStart w:id="36" w:name="fig:TestTimeMemFig"/>
+      <w:bookmarkEnd w:id="36"/>
       <w:r>
         <w:t xml:space="preserve">Figure 4: (a) Calculation time (seconds) and (b) memory required (MB) to estimate </w:t>
       </w:r>
       <w:r>
         <w:rPr>
-          <w:iCs/>
-          <w:i/>
+          <w:i/>
+          <w:iCs/>
         </w:rPr>
         <w:t xml:space="preserve">M</w:t>
       </w:r>
@@ -4766,19 +3539,103 @@
       </w:r>
       <w:r>
         <w:rPr>
+          <w:b/>
           <w:bCs/>
+        </w:rPr>
+        <w:t xml:space="preserve">The memory required increases linearly with the number of points and is never critical for point set sizes that can be processed within reasonable times</w:t>
+      </w:r>
+      <w:r>
+        <w:t xml:space="preserve">.</w:t>
+      </w:r>
+      <w:r>
+        <w:t xml:space="preserve"> </w:t>
+      </w:r>
+      <w:r>
+        <w:t xml:space="preserve">This highlights</w:t>
+      </w:r>
+      <w:r>
+        <w:t xml:space="preserve"> </w:t>
+      </w:r>
+      <w:r>
+        <w:t xml:space="preserve">Tidu et al. (2024)</w:t>
+      </w:r>
+      <w:r>
+        <w:t xml:space="preserve">’s conclusion regarding the power and computation time required when using </w:t>
+      </w:r>
+      <w:r>
+        <w:rPr>
+          <w:i/>
+          <w:iCs/>
+        </w:rPr>
+        <w:t xml:space="preserve">M</w:t>
+      </w:r>
+      <w:r>
+        <w:t xml:space="preserve"> </w:t>
+      </w:r>
+      <w:r>
+        <w:t xml:space="preserve">on large datasets.</w:t>
+      </w:r>
+    </w:p>
+    <w:bookmarkEnd w:id="37"/>
+    <w:bookmarkEnd w:id="38"/>
+    <w:bookmarkStart w:id="50" w:name="Xfafa53c07cb80c8857cbbdde7d7f91cdb3b32b3"/>
+    <w:p>
+      <w:pPr>
+        <w:pStyle w:val="Titre1"/>
+      </w:pPr>
+      <w:r>
+        <w:t xml:space="preserve">Effects of approximating the position of points</w:t>
+      </w:r>
+    </w:p>
+    <w:bookmarkStart w:id="39" w:name="two-main-effects"/>
+    <w:p>
+      <w:pPr>
+        <w:pStyle w:val="Titre2"/>
+      </w:pPr>
+      <w:r>
+        <w:t xml:space="preserve">Two main effects</w:t>
+      </w:r>
+    </w:p>
+    <w:p>
+      <w:pPr>
+        <w:pStyle w:val="FirstParagraph"/>
+      </w:pPr>
+      <w:r>
+        <w:t xml:space="preserve">Unambiguously, approximating the position of the points generates a loss of information: in each grid cell, the distance between all the points is set to zero, and the distance between two points in different cells is approximated using the distance between the centroids of the two cells.</w:t>
+      </w:r>
+      <w:r>
+        <w:t xml:space="preserve"> </w:t>
+      </w:r>
+      <w:r>
+        <w:t xml:space="preserve">The first consequence is that</w:t>
+      </w:r>
+      <w:r>
+        <w:t xml:space="preserve"> </w:t>
+      </w:r>
+      <w:r>
+        <w:rPr>
           <w:b/>
-        </w:rPr>
-        <w:t xml:space="preserve">The memory required increases linearly with the number of points and is never critical for point set sizes that can be processed within reasonable times</w:t>
-      </w:r>
-      <w:r>
-        <w:t xml:space="preserve">.</w:t>
-      </w:r>
-      <w:r>
-        <w:t xml:space="preserve"> </w:t>
-      </w:r>
-      <w:r>
-        <w:t xml:space="preserve">This highlights</w:t>
+          <w:bCs/>
+        </w:rPr>
+        <w:t xml:space="preserve">no spatial structure in each cell can be detected because the information is completely lost.</w:t>
+      </w:r>
+      <w:r>
+        <w:t xml:space="preserve"> </w:t>
+      </w:r>
+      <w:r>
+        <w:t xml:space="preserve">The merits of any distance-based methods are detecting the exact geographic scale(s) where any patterns of aggregation, dispersion or independence of points exist.</w:t>
+      </w:r>
+      <w:r>
+        <w:t xml:space="preserve"> </w:t>
+      </w:r>
+      <w:r>
+        <w:t xml:space="preserve">Grouping points at the centroid of cells erases any spatial structure under the size grid.</w:t>
+      </w:r>
+      <w:r>
+        <w:t xml:space="preserve"> </w:t>
+      </w:r>
+      <w:r>
+        <w:t xml:space="preserve">The same limit under the size grid is faced for distributions with multiple patterns of points (that is a coexistence of attraction and dispersion of points depending on the distance considered).</w:t>
       </w:r>
       <w:r>
         <w:t xml:space="preserve"> </w:t>
@@ -4787,137 +3644,53 @@
         <w:t xml:space="preserve">Tidu et al. (2024)</w:t>
       </w:r>
       <w:r>
-        <w:t xml:space="preserve">’s conclusion regarding the power and computation time required when using </w:t>
-      </w:r>
-      <w:r>
-        <w:rPr>
-          <w:iCs/>
-          <w:i/>
+        <w:t xml:space="preserve"> </w:t>
+      </w:r>
+      <w:r>
+        <w:t xml:space="preserve">gathered an average of 320 points in every 377 municipalities of Sardinia.</w:t>
+      </w:r>
+      <w:r>
+        <w:t xml:space="preserve"> </w:t>
+      </w:r>
+      <w:r>
+        <w:t xml:space="preserve">However, the local structure of these points was overlooked.</w:t>
+      </w:r>
+      <w:r>
+        <w:t xml:space="preserve"> </w:t>
+      </w:r>
+      <w:r>
+        <w:t xml:space="preserve">Moreover, we suspect</w:t>
+      </w:r>
+      <w:r>
+        <w:t xml:space="preserve"> </w:t>
+      </w:r>
+      <w:r>
+        <w:rPr>
+          <w:b/>
+          <w:bCs/>
+        </w:rPr>
+        <w:t xml:space="preserve">bias in </w:t>
+      </w:r>
+      <w:r>
+        <w:rPr>
+          <w:b/>
+          <w:bCs/>
+          <w:i/>
+          <w:iCs/>
         </w:rPr>
         <w:t xml:space="preserve">M</w:t>
       </w:r>
       <w:r>
-        <w:t xml:space="preserve"> </w:t>
-      </w:r>
-      <w:r>
-        <w:t xml:space="preserve">on large datasets.</w:t>
-      </w:r>
-    </w:p>
-    <w:bookmarkEnd w:id="48"/>
-    <w:bookmarkEnd w:id="49"/>
-    <w:bookmarkStart w:id="61" w:name="Xfafa53c07cb80c8857cbbdde7d7f91cdb3b32b3"/>
-    <w:p>
-      <w:pPr>
-        <w:pStyle w:val="Titre1"/>
-      </w:pPr>
-      <w:r>
-        <w:t xml:space="preserve">Effects of approximating the position of points</w:t>
-      </w:r>
-    </w:p>
-    <w:bookmarkStart w:id="50" w:name="two-main-effects"/>
-    <w:p>
-      <w:pPr>
-        <w:pStyle w:val="Titre2"/>
-      </w:pPr>
-      <w:r>
-        <w:t xml:space="preserve">Two main effects</w:t>
-      </w:r>
-    </w:p>
-    <w:p>
-      <w:pPr>
-        <w:pStyle w:val="FirstParagraph"/>
-      </w:pPr>
-      <w:r>
-        <w:t xml:space="preserve">Unambiguously, approximating the position of the points generates a loss of information: in each grid cell, the distance between all the points is set to zero, and the distance between two points in different cells is approximated using the distance between the centroids of the two cells.</w:t>
-      </w:r>
-      <w:r>
-        <w:t xml:space="preserve"> </w:t>
-      </w:r>
-      <w:r>
-        <w:t xml:space="preserve">The first consequence is that</w:t>
-      </w:r>
-      <w:r>
-        <w:t xml:space="preserve"> </w:t>
-      </w:r>
-      <w:r>
-        <w:rPr>
+        <w:rPr>
+          <w:b/>
           <w:bCs/>
+        </w:rPr>
+        <w:t xml:space="preserve"> </w:t>
+      </w:r>
+      <w:r>
+        <w:rPr>
           <w:b/>
-        </w:rPr>
-        <w:t xml:space="preserve">no spatial structure in each cell can be detected because the information is completely lost.</w:t>
-      </w:r>
-      <w:r>
-        <w:t xml:space="preserve"> </w:t>
-      </w:r>
-      <w:r>
-        <w:t xml:space="preserve">The merits of any distance-based methods are detecting the exact geographic scale(s) where any patterns of aggregation, dispersion or independence of points exist.</w:t>
-      </w:r>
-      <w:r>
-        <w:t xml:space="preserve"> </w:t>
-      </w:r>
-      <w:r>
-        <w:t xml:space="preserve">Grouping points at the centroid of cells erases any spatial structure under the size grid.</w:t>
-      </w:r>
-      <w:r>
-        <w:t xml:space="preserve"> </w:t>
-      </w:r>
-      <w:r>
-        <w:t xml:space="preserve">The same limit under the size grid is faced for distributions with multiple patterns of points (that is a coexistence of attraction and dispersion of points depending on the distance considered).</w:t>
-      </w:r>
-      <w:r>
-        <w:t xml:space="preserve"> </w:t>
-      </w:r>
-      <w:r>
-        <w:t xml:space="preserve">Tidu et al. (2024)</w:t>
-      </w:r>
-      <w:r>
-        <w:t xml:space="preserve"> </w:t>
-      </w:r>
-      <w:r>
-        <w:t xml:space="preserve">gathered an average of 320 points in every 377 municipalities of Sardinia.</w:t>
-      </w:r>
-      <w:r>
-        <w:t xml:space="preserve"> </w:t>
-      </w:r>
-      <w:r>
-        <w:t xml:space="preserve">However, the local structure of these points was overlooked.</w:t>
-      </w:r>
-      <w:r>
-        <w:t xml:space="preserve"> </w:t>
-      </w:r>
-      <w:r>
-        <w:t xml:space="preserve">Moreover, we suspect</w:t>
-      </w:r>
-      <w:r>
-        <w:t xml:space="preserve"> </w:t>
-      </w:r>
-      <w:r>
-        <w:rPr>
           <w:bCs/>
-          <w:b/>
-        </w:rPr>
-        <w:t xml:space="preserve">bias in </w:t>
-      </w:r>
-      <w:r>
-        <w:rPr>
-          <w:iCs/>
-          <w:i/>
-          <w:bCs/>
-          <w:b/>
-        </w:rPr>
-        <w:t xml:space="preserve">M</w:t>
-      </w:r>
-      <w:r>
-        <w:rPr>
-          <w:bCs/>
-          <w:b/>
-        </w:rPr>
-        <w:t xml:space="preserve"> </w:t>
-      </w:r>
-      <w:r>
-        <w:rPr>
-          <w:bCs/>
-          <w:b/>
         </w:rPr>
         <w:t xml:space="preserve">estimation based on a scale of the order of the magnitude of the size of the cells</w:t>
       </w:r>
@@ -4925,8 +3698,8 @@
         <w:t xml:space="preserve">, which should decrease with distance, when the relative size of the cells becomes negligible.</w:t>
       </w:r>
     </w:p>
-    <w:bookmarkEnd w:id="50"/>
-    <w:bookmarkStart w:id="55" w:name="test-setting"/>
+    <w:bookmarkEnd w:id="39"/>
+    <w:bookmarkStart w:id="44" w:name="test-setting"/>
     <w:p>
       <w:pPr>
         <w:pStyle w:val="Titre2"/>
@@ -4989,18 +3762,18 @@
           <wp:inline>
             <wp:extent cx="4620126" cy="2310063"/>
             <wp:effectExtent b="0" l="0" r="0" t="0"/>
-            <wp:docPr descr="Figure 5: Average estimate of M from the exact position of the points compared with the values obtained by grouping the points for CSR (a) and Matérn (b) point patterns." title="" id="52" name="Picture"/>
+            <wp:docPr descr="Figure 5: Average estimate of M from the exact position of the points compared with the values obtained by grouping the points for CSR (a) and Matérn (b) point patterns." title="" id="41" name="Picture"/>
             <a:graphic>
               <a:graphicData uri="http://schemas.openxmlformats.org/drawingml/2006/picture">
                 <pic:pic>
                   <pic:nvPicPr>
-                    <pic:cNvPr descr="MLargeDataSets_files/figure-docx/MapproxFig-1.png" id="53" name="Picture"/>
+                    <pic:cNvPr descr="MLargeDataSets_files/MLargeDataSets_files/figure-docx/MapproxFig-1.png" id="42" name="Picture"/>
                     <pic:cNvPicPr>
                       <a:picLocks noChangeArrowheads="1" noChangeAspect="1"/>
                     </pic:cNvPicPr>
                   </pic:nvPicPr>
                   <pic:blipFill>
-                    <a:blip r:embed="rId51"/>
+                    <a:blip r:embed="rId40"/>
                     <a:stretch>
                       <a:fillRect/>
                     </a:stretch>
@@ -5031,15 +3804,15 @@
       <w:pPr>
         <w:pStyle w:val="ImageCaption"/>
       </w:pPr>
-      <w:bookmarkStart w:id="54" w:name="fig:MapproxFig"/>
-      <w:bookmarkEnd w:id="54"/>
+      <w:bookmarkStart w:id="43" w:name="fig:MapproxFig"/>
+      <w:bookmarkEnd w:id="43"/>
       <w:r>
         <w:t xml:space="preserve">Figure 5: Average estimate of </w:t>
       </w:r>
       <w:r>
         <w:rPr>
-          <w:iCs/>
-          <w:i/>
+          <w:i/>
+          <w:iCs/>
         </w:rPr>
         <w:t xml:space="preserve">M</w:t>
       </w:r>
@@ -5055,8 +3828,8 @@
         <w:pStyle w:val="Corpsdetexte"/>
       </w:pPr>
     </w:p>
-    <w:bookmarkEnd w:id="55"/>
-    <w:bookmarkStart w:id="60" w:name="results"/>
+    <w:bookmarkEnd w:id="44"/>
+    <w:bookmarkStart w:id="49" w:name="results"/>
     <w:p>
       <w:pPr>
         <w:pStyle w:val="Titre2"/>
@@ -5074,8 +3847,8 @@
       </w:r>
       <w:r>
         <w:rPr>
-          <w:iCs/>
-          <w:i/>
+          <w:i/>
+          <w:iCs/>
         </w:rPr>
         <w:t xml:space="preserve">M</w:t>
       </w:r>
@@ -5111,8 +3884,8 @@
       </w:r>
       <w:r>
         <w:rPr>
-          <w:iCs/>
-          <w:i/>
+          <w:i/>
+          <w:iCs/>
         </w:rPr>
         <w:t xml:space="preserve">M</w:t>
       </w:r>
@@ -5124,8 +3897,8 @@
       </w:r>
       <w:r>
         <w:rPr>
-          <w:iCs/>
-          <w:i/>
+          <w:i/>
+          <w:iCs/>
         </w:rPr>
         <w:t xml:space="preserve">M</w:t>
       </w:r>
@@ -5161,8 +3934,8 @@
       </w:r>
       <w:r>
         <w:rPr>
-          <w:iCs/>
-          <w:i/>
+          <w:i/>
+          <w:iCs/>
         </w:rPr>
         <w:t xml:space="preserve">M</w:t>
       </w:r>
@@ -5174,8 +3947,8 @@
       </w:r>
       <w:r>
         <w:rPr>
-          <w:iCs/>
-          <w:i/>
+          <w:i/>
+          <w:iCs/>
         </w:rPr>
         <w:t xml:space="preserve">M</w:t>
       </w:r>
@@ -5204,8 +3977,8 @@
       </w:r>
       <w:r>
         <w:rPr>
-          <w:iCs/>
-          <w:i/>
+          <w:i/>
+          <w:iCs/>
         </w:rPr>
         <w:t xml:space="preserve">M</w:t>
       </w:r>
@@ -5226,8 +3999,8 @@
       </w:r>
       <w:r>
         <w:rPr>
-          <w:iCs/>
-          <w:i/>
+          <w:i/>
+          <w:iCs/>
         </w:rPr>
         <w:t xml:space="preserve">M</w:t>
       </w:r>
@@ -5270,18 +4043,18 @@
           <wp:inline>
             <wp:extent cx="4620126" cy="3696101"/>
             <wp:effectExtent b="0" l="0" r="0" t="0"/>
-            <wp:docPr descr="Figure 6: p-values to reject the null hypothesis (H0) of independence of the point locations tested by the M function. The colors of the curves represent CSR or aggregated point patterns. Solid lines provide the exact p-values of M, and dotted lines provide the values estimated on grouped point patterns. The horizontal, dotted line corresponds to the significance threshold, i.e., 97.5%, to reject H0 in a 5% risk-level two-tailed test." title="" id="57" name="Picture"/>
+            <wp:docPr descr="Figure 6: p-values to reject the null hypothesis (H0) of independence of the point locations tested by the M function. The colors of the curves represent CSR or aggregated point patterns. Solid lines provide the exact p-values of M, and dotted lines provide the values estimated on grouped point patterns. The horizontal, dotted line corresponds to the significance threshold, i.e., 97.5%, to reject H0 in a 5% risk-level two-tailed test." title="" id="46" name="Picture"/>
             <a:graphic>
               <a:graphicData uri="http://schemas.openxmlformats.org/drawingml/2006/picture">
                 <pic:pic>
                   <pic:nvPicPr>
-                    <pic:cNvPr descr="MLargeDataSets_files/figure-docx/MCompareFig-1.png" id="58" name="Picture"/>
+                    <pic:cNvPr descr="MLargeDataSets_files/MLargeDataSets_files/figure-docx/MCompareFig-1.png" id="47" name="Picture"/>
                     <pic:cNvPicPr>
                       <a:picLocks noChangeArrowheads="1" noChangeAspect="1"/>
                     </pic:cNvPicPr>
                   </pic:nvPicPr>
                   <pic:blipFill>
-                    <a:blip r:embed="rId56"/>
+                    <a:blip r:embed="rId45"/>
                     <a:stretch>
                       <a:fillRect/>
                     </a:stretch>
@@ -5312,8 +4085,8 @@
       <w:pPr>
         <w:pStyle w:val="ImageCaption"/>
       </w:pPr>
-      <w:bookmarkStart w:id="59" w:name="fig:MCompareFig"/>
-      <w:bookmarkEnd w:id="59"/>
+      <w:bookmarkStart w:id="48" w:name="fig:MCompareFig"/>
+      <w:bookmarkEnd w:id="48"/>
       <w:r>
         <w:t xml:space="preserve">Figure 6: p-values to reject the null hypothesis (H0) of independence of the point locations tested by the</w:t>
       </w:r>
@@ -5322,8 +4095,8 @@
       </w:r>
       <w:r>
         <w:rPr>
-          <w:iCs/>
-          <w:i/>
+          <w:i/>
+          <w:iCs/>
         </w:rPr>
         <w:t xml:space="preserve">M</w:t>
       </w:r>
@@ -5338,8 +4111,8 @@
       </w:r>
       <w:r>
         <w:rPr>
-          <w:iCs/>
-          <w:i/>
+          <w:i/>
+          <w:iCs/>
         </w:rPr>
         <w:t xml:space="preserve">M</w:t>
       </w:r>
@@ -5370,8 +4143,8 @@
       </w:r>
       <w:r>
         <w:rPr>
-          <w:iCs/>
-          <w:i/>
+          <w:i/>
+          <w:iCs/>
         </w:rPr>
         <w:t xml:space="preserve">M</w:t>
       </w:r>
@@ -5404,8 +4177,8 @@
       </w:r>
       <w:r>
         <w:rPr>
-          <w:iCs/>
-          <w:i/>
+          <w:i/>
+          <w:iCs/>
         </w:rPr>
         <w:t xml:space="preserve">M</w:t>
       </w:r>
@@ -5440,8 +4213,8 @@
       </w:r>
       <w:r>
         <w:rPr>
-          <w:iCs/>
-          <w:i/>
+          <w:i/>
+          <w:iCs/>
         </w:rPr>
         <w:t xml:space="preserve">M</w:t>
       </w:r>
@@ -5462,8 +4235,8 @@
       </w:r>
       <w:r>
         <w:rPr>
-          <w:iCs/>
-          <w:i/>
+          <w:i/>
+          <w:iCs/>
         </w:rPr>
         <w:t xml:space="preserve">M</w:t>
       </w:r>
@@ -5480,54 +4253,430 @@
       </w:pPr>
       <w:r>
         <w:rPr>
+          <w:b/>
           <w:bCs/>
+        </w:rPr>
+        <w:t xml:space="preserve">Since all information below the grid size is lost, the approximation might or might not be acceptable depending on the research question and the spatial scale at which interactions occur. Above the grid size, the</w:t>
+      </w:r>
+      <w:r>
+        <w:rPr>
           <w:b/>
-        </w:rPr>
-        <w:t xml:space="preserve">Since all information below the grid size is lost, the approximation might or might not be acceptable depending on the research question and the spatial scale at which interactions occur. Above the grid size, the</w:t>
-      </w:r>
-      <w:r>
-        <w:rPr>
           <w:bCs/>
+        </w:rPr>
+        <w:t xml:space="preserve"> </w:t>
+      </w:r>
+      <w:r>
+        <w:rPr>
           <w:b/>
-        </w:rPr>
-        <w:t xml:space="preserve"> </w:t>
-      </w:r>
-      <w:r>
-        <w:rPr>
-          <w:iCs/>
-          <w:i/>
           <w:bCs/>
+          <w:i/>
+          <w:iCs/>
+        </w:rPr>
+        <w:t xml:space="preserve">M</w:t>
+      </w:r>
+      <w:r>
+        <w:rPr>
           <w:b/>
+          <w:bCs/>
+        </w:rPr>
+        <w:t xml:space="preserve"> </w:t>
+      </w:r>
+      <w:r>
+        <w:rPr>
+          <w:b/>
+          <w:bCs/>
+        </w:rPr>
+        <w:t xml:space="preserve">function is less affected by the approximation and the gap becomes rapidly negligible</w:t>
+      </w:r>
+      <w:r>
+        <w:t xml:space="preserve">.</w:t>
+      </w:r>
+    </w:p>
+    <w:bookmarkEnd w:id="49"/>
+    <w:bookmarkEnd w:id="50"/>
+    <w:bookmarkStart w:id="52" w:name="discussion-and-conclusions"/>
+    <w:p>
+      <w:pPr>
+        <w:pStyle w:val="Titre1"/>
+      </w:pPr>
+      <w:r>
+        <w:t xml:space="preserve">Discussion and conclusions</w:t>
+      </w:r>
+    </w:p>
+    <w:p>
+      <w:pPr>
+        <w:pStyle w:val="FirstParagraph"/>
+      </w:pPr>
+      <w:r>
+        <w:rPr>
+          <w:b/>
+          <w:bCs/>
+        </w:rPr>
+        <w:t xml:space="preserve">The computation burden of estimating </w:t>
+      </w:r>
+      <w:r>
+        <w:rPr>
+          <w:b/>
+          <w:bCs/>
+          <w:i/>
+          <w:iCs/>
         </w:rPr>
         <w:t xml:space="preserve">M</w:t>
       </w:r>
       <w:r>
         <w:rPr>
+          <w:b/>
           <w:bCs/>
+        </w:rPr>
+        <w:t xml:space="preserve"> </w:t>
+      </w:r>
+      <w:r>
+        <w:rPr>
           <w:b/>
-        </w:rPr>
-        <w:t xml:space="preserve"> </w:t>
-      </w:r>
-      <w:r>
-        <w:rPr>
           <w:bCs/>
+        </w:rPr>
+        <w:t xml:space="preserve">on large datasets might be a problem</w:t>
+      </w:r>
+      <w:r>
+        <w:t xml:space="preserve">.</w:t>
+      </w:r>
+      <w:r>
+        <w:t xml:space="preserve"> </w:t>
+      </w:r>
+      <w:r>
+        <w:t xml:space="preserve">The calculation time for</w:t>
+      </w:r>
+      <w:r>
+        <w:t xml:space="preserve"> </w:t>
+      </w:r>
+      <w:r>
+        <w:rPr>
+          <w:i/>
+          <w:iCs/>
+        </w:rPr>
+        <w:t xml:space="preserve">M</w:t>
+      </w:r>
+      <w:r>
+        <w:t xml:space="preserve"> </w:t>
+      </w:r>
+      <w:r>
+        <w:t xml:space="preserve">is &lt; 3 seconds for a set of 100,000 points on a modern computer</w:t>
+      </w:r>
+      <w:r>
+        <w:rPr>
+          <w:rStyle w:val="Appelnotedebasdep"/>
+        </w:rPr>
+        <w:footnoteReference w:id="51"/>
+      </w:r>
+      <w:r>
+        <w:t xml:space="preserve"> </w:t>
+      </w:r>
+      <w:r>
+        <w:t xml:space="preserve">and requires 25 MB of RAM.</w:t>
+      </w:r>
+      <w:r>
+        <w:t xml:space="preserve"> </w:t>
+      </w:r>
+      <w:r>
+        <w:t xml:space="preserve">Therefore, calculating a confidence interval from 1,000 simulations requires less than 50 minutes.</w:t>
+      </w:r>
+      <w:r>
+        <w:t xml:space="preserve"> </w:t>
+      </w:r>
+      <w:r>
+        <w:t xml:space="preserve">For a set of five million points, the power law predicts around 10 minutes of computing time.</w:t>
+      </w:r>
+      <w:r>
+        <w:t xml:space="preserve"> </w:t>
+      </w:r>
+      <w:r>
+        <w:t xml:space="preserve">Accordingly, 1,000 simulations would take around 7 days.</w:t>
+      </w:r>
+    </w:p>
+    <w:p>
+      <w:pPr>
+        <w:pStyle w:val="Corpsdetexte"/>
+      </w:pPr>
+      <w:r>
+        <w:t xml:space="preserve">Owing to parallelization, a calculation server would drastically increase performance, but at the cost of the complexity of implementation that limits its use.</w:t>
+      </w:r>
+      <w:r>
+        <w:t xml:space="preserve"> </w:t>
+      </w:r>
+      <w:r>
+        <w:t xml:space="preserve">If we limit ourselves to the computing power of a personal computer,</w:t>
+      </w:r>
+      <w:r>
+        <w:t xml:space="preserve"> </w:t>
+      </w:r>
+      <w:r>
+        <w:rPr>
           <w:b/>
-        </w:rPr>
-        <w:t xml:space="preserve">function is less affected by the approximation and the gap becomes rapidly negligible</w:t>
+          <w:bCs/>
+        </w:rPr>
+        <w:t xml:space="preserve">exact calculation is fully justified for data of the order of 100,000 points</w:t>
+      </w:r>
+      <w:r>
+        <w:t xml:space="preserve">: less than an hour is sufficient to calculate confidence intervals.</w:t>
+      </w:r>
+      <w:r>
+        <w:t xml:space="preserve"> </w:t>
+      </w:r>
+      <w:r>
+        <w:t xml:space="preserve">Since parallelizing the simulations is offered with no effort by the</w:t>
+      </w:r>
+      <w:r>
+        <w:t xml:space="preserve"> </w:t>
+      </w:r>
+      <w:r>
+        <w:rPr>
+          <w:i/>
+          <w:iCs/>
+        </w:rPr>
+        <w:t xml:space="preserve">dbmss</w:t>
+      </w:r>
+      <w:r>
+        <w:t xml:space="preserve"> </w:t>
+      </w:r>
+      <w:r>
+        <w:t xml:space="preserve">package, this time can be reduced by a considerable factor based on the available hardware, e.g., by a factor of 2 to 6 using modern multicore central processing units.</w:t>
+      </w:r>
+      <w:r>
+        <w:t xml:space="preserve"> </w:t>
+      </w:r>
+      <w:r>
+        <w:t xml:space="preserve">Beyond that, approximating the location reduces the size of the set of points to the number of locations selected.</w:t>
+      </w:r>
+      <w:r>
+        <w:t xml:space="preserve"> </w:t>
+      </w:r>
+      <w:r>
+        <w:t xml:space="preserve">It may be up to 100,000 locations to keep the computing time acceptable, regardless of the size of the original dataset.</w:t>
+      </w:r>
+      <w:r>
+        <w:t xml:space="preserve"> </w:t>
+      </w:r>
+      <w:r>
+        <w:t xml:space="preserve">The size of the grid</w:t>
+      </w:r>
+      <w:r>
+        <w:t xml:space="preserve"> </w:t>
+      </w:r>
+      <w:r>
+        <w:t xml:space="preserve">(or the administrative scale of the aggregation of points in Tidu et al., 2024)</w:t>
+      </w:r>
+      <w:r>
+        <w:t xml:space="preserve"> </w:t>
+      </w:r>
+      <w:r>
+        <w:t xml:space="preserve">should be chosen based on the scale of the interactions under study: they cannot be characterized correctly at distances below it.</w:t>
+      </w:r>
+    </w:p>
+    <w:p>
+      <w:pPr>
+        <w:pStyle w:val="Corpsdetexte"/>
+      </w:pPr>
+      <w:r>
+        <w:t xml:space="preserve">Regarding the errors generated in the estimates of </w:t>
+      </w:r>
+      <w:r>
+        <w:rPr>
+          <w:i/>
+          <w:iCs/>
+        </w:rPr>
+        <w:t xml:space="preserve">M</w:t>
+      </w:r>
+      <w:r>
+        <w:t xml:space="preserve"> </w:t>
+      </w:r>
+      <w:r>
+        <w:t xml:space="preserve">when the approximation of location is used, our findings support those of</w:t>
+      </w:r>
+      <w:r>
+        <w:t xml:space="preserve"> </w:t>
+      </w:r>
+      <w:r>
+        <w:t xml:space="preserve">Tidu et al. (2024)</w:t>
+      </w:r>
+      <w:r>
+        <w:t xml:space="preserve">, which mentions strong correlations between</w:t>
+      </w:r>
+      <w:r>
+        <w:t xml:space="preserve"> </w:t>
+      </w:r>
+      <w:r>
+        <w:rPr>
+          <w:i/>
+          <w:iCs/>
+        </w:rPr>
+        <w:t xml:space="preserve">M</w:t>
+      </w:r>
+      <w:r>
+        <w:t xml:space="preserve"> </w:t>
+      </w:r>
+      <w:r>
+        <w:t xml:space="preserve">values computed from exact and approximated Italian company location data.</w:t>
+      </w:r>
+      <w:r>
+        <w:t xml:space="preserve"> </w:t>
+      </w:r>
+      <w:r>
+        <w:t xml:space="preserve">The spatial approximation problem originates from the loss of information regarding possible interactions at distances smaller than the size of the grid.</w:t>
+      </w:r>
+      <w:r>
+        <w:t xml:space="preserve"> </w:t>
+      </w:r>
+      <w:r>
+        <w:t xml:space="preserve">This situation needs to be analyzed attentively.</w:t>
+      </w:r>
+    </w:p>
+    <w:p>
+      <w:pPr>
+        <w:pStyle w:val="Corpsdetexte"/>
+      </w:pPr>
+      <w:r>
+        <w:t xml:space="preserve">Moreover,</w:t>
+      </w:r>
+      <w:r>
+        <w:t xml:space="preserve"> </w:t>
+      </w:r>
+      <w:r>
+        <w:t xml:space="preserve">Arbia et al. (2017)</w:t>
+      </w:r>
+      <w:r>
+        <w:t xml:space="preserve"> </w:t>
+      </w:r>
+      <w:r>
+        <w:t xml:space="preserve">investigated applying distance-based methods to spatial datasets that include positional errors.</w:t>
+      </w:r>
+      <w:r>
+        <w:t xml:space="preserve"> </w:t>
+      </w:r>
+      <w:r>
+        <w:t xml:space="preserve">They proposed a first evaluation of the consequences of an</w:t>
+      </w:r>
+      <w:r>
+        <w:t xml:space="preserve"> </w:t>
+      </w:r>
+      <w:r>
+        <w:rPr>
+          <w:i/>
+          <w:iCs/>
+        </w:rPr>
+        <w:t xml:space="preserve">“unintentional positional error”</w:t>
+      </w:r>
+      <w:r>
+        <w:t xml:space="preserve"> </w:t>
+      </w:r>
+      <w:r>
+        <w:t xml:space="preserve">owing to the uncertainty of the location of a part of the studied entities, e.g., when their address is not accurate.</w:t>
+      </w:r>
+      <w:r>
+        <w:t xml:space="preserve"> </w:t>
+      </w:r>
+      <w:r>
+        <w:t xml:space="preserve">In that scenario, these uncertain geo-localized entities are placed at the centroid of the zone considered, exactly as in</w:t>
+      </w:r>
+      <w:r>
+        <w:t xml:space="preserve"> </w:t>
+      </w:r>
+      <w:r>
+        <w:t xml:space="preserve">Tidu et al. (2024)</w:t>
       </w:r>
       <w:r>
         <w:t xml:space="preserve">.</w:t>
       </w:r>
-    </w:p>
-    <w:bookmarkEnd w:id="60"/>
-    <w:bookmarkEnd w:id="61"/>
-    <w:bookmarkStart w:id="63" w:name="discussion-and-conclusions"/>
+      <w:r>
+        <w:t xml:space="preserve"> </w:t>
+      </w:r>
+      <w:r>
+        <w:t xml:space="preserve">Arbia et al. showed on a real case (Italian manufacturing firms) that the error measurement was less severe than expected.</w:t>
+      </w:r>
+      <w:r>
+        <w:t xml:space="preserve"> </w:t>
+      </w:r>
+      <w:r>
+        <w:t xml:space="preserve">Their explanation rests on the definition</w:t>
+      </w:r>
+      <w:r>
+        <w:t xml:space="preserve"> </w:t>
+      </w:r>
+      <w:r>
+        <w:rPr>
+          <w:i/>
+          <w:iCs/>
+        </w:rPr>
+        <w:t xml:space="preserve">M</w:t>
+      </w:r>
+      <w:r>
+        <w:t xml:space="preserve">, a relative measure: a compensation effect of positional errors is suspected between the local and the global ratios.</w:t>
+      </w:r>
+    </w:p>
+    <w:p>
+      <w:pPr>
+        <w:pStyle w:val="Corpsdetexte"/>
+      </w:pPr>
+      <w:r>
+        <w:rPr>
+          <w:b/>
+          <w:bCs/>
+        </w:rPr>
+        <w:t xml:space="preserve">An approximation of the spatial locations might be considered to save computation time, given the strong agreement observed between</w:t>
+      </w:r>
+      <w:r>
+        <w:rPr>
+          <w:b/>
+          <w:bCs/>
+        </w:rPr>
+        <w:t xml:space="preserve"> </w:t>
+      </w:r>
+      <w:r>
+        <w:rPr>
+          <w:b/>
+          <w:bCs/>
+          <w:i/>
+          <w:iCs/>
+        </w:rPr>
+        <w:t xml:space="preserve">M</w:t>
+      </w:r>
+      <w:r>
+        <w:rPr>
+          <w:b/>
+          <w:bCs/>
+        </w:rPr>
+        <w:t xml:space="preserve"> </w:t>
+      </w:r>
+      <w:r>
+        <w:rPr>
+          <w:b/>
+          <w:bCs/>
+        </w:rPr>
+        <w:t xml:space="preserve">values on exact and approximated data above the grid size, but the information related to interactions at smaller scales is lost. As we previously noticed, it is challenging to choose the optimal size of the grid, requiring a certain degree of caution in the use of the approximated locations</w:t>
+      </w:r>
+      <w:r>
+        <w:t xml:space="preserve">.</w:t>
+      </w:r>
+      <w:r>
+        <w:t xml:space="preserve"> </w:t>
+      </w:r>
+      <w:r>
+        <w:t xml:space="preserve">For example, careful use of location approximation is recommended if short-distance interactions are suspected, such as information externalities or contagion phenomena.</w:t>
+      </w:r>
+      <w:r>
+        <w:t xml:space="preserve"> </w:t>
+      </w:r>
+      <w:r>
+        <w:t xml:space="preserve">Choosing the approximation scale is a trade-off between accuracy, i.e., a small distance threshold above which results are accurate, and speed with a coarse grid.</w:t>
+      </w:r>
+    </w:p>
+    <w:bookmarkEnd w:id="52"/>
+    <w:bookmarkStart w:id="54" w:name="appendix"/>
     <w:p>
       <w:pPr>
         <w:pStyle w:val="Titre1"/>
       </w:pPr>
       <w:r>
-        <w:t xml:space="preserve">Discussion and conclusions</w:t>
+        <w:t xml:space="preserve">Appendix</w:t>
       </w:r>
     </w:p>
     <w:p>
@@ -5535,402 +4684,12 @@
         <w:pStyle w:val="FirstParagraph"/>
       </w:pPr>
       <w:r>
-        <w:rPr>
-          <w:bCs/>
-          <w:b/>
-        </w:rPr>
-        <w:t xml:space="preserve">The computation burden of estimating </w:t>
-      </w:r>
-      <w:r>
-        <w:rPr>
-          <w:iCs/>
-          <w:i/>
-          <w:bCs/>
-          <w:b/>
-        </w:rPr>
-        <w:t xml:space="preserve">M</w:t>
-      </w:r>
-      <w:r>
-        <w:rPr>
-          <w:bCs/>
-          <w:b/>
-        </w:rPr>
-        <w:t xml:space="preserve"> </w:t>
-      </w:r>
-      <w:r>
-        <w:rPr>
-          <w:bCs/>
-          <w:b/>
-        </w:rPr>
-        <w:t xml:space="preserve">on large datasets might be a problem</w:t>
-      </w:r>
-      <w:r>
-        <w:t xml:space="preserve">.</w:t>
-      </w:r>
-      <w:r>
-        <w:t xml:space="preserve"> </w:t>
-      </w:r>
-      <w:r>
-        <w:t xml:space="preserve">The calculation time for</w:t>
-      </w:r>
-      <w:r>
-        <w:t xml:space="preserve"> </w:t>
-      </w:r>
-      <w:r>
-        <w:rPr>
-          <w:iCs/>
-          <w:i/>
-        </w:rPr>
-        <w:t xml:space="preserve">M</w:t>
-      </w:r>
-      <w:r>
-        <w:t xml:space="preserve"> </w:t>
-      </w:r>
-      <w:r>
-        <w:t xml:space="preserve">is &lt; 4 seconds for a set of 100,000 points on a modern computer</w:t>
-      </w:r>
-      <w:r>
-        <w:rPr>
-          <w:rStyle w:val="Appelnotedebasdep"/>
-        </w:rPr>
-        <w:footnoteReference w:id="62"/>
-      </w:r>
-      <w:r>
-        <w:t xml:space="preserve"> </w:t>
-      </w:r>
-      <w:r>
-        <w:t xml:space="preserve">and requires 25 MB of RAM.</w:t>
-      </w:r>
-      <w:r>
-        <w:t xml:space="preserve"> </w:t>
-      </w:r>
-      <w:r>
-        <w:t xml:space="preserve">Therefore, calculating a confidence interval from 1,000 simulations requires less than 67 minutes.</w:t>
-      </w:r>
-      <w:r>
-        <w:t xml:space="preserve"> </w:t>
-      </w:r>
-      <w:r>
-        <w:t xml:space="preserve">For a set of five million points, the power law predicts around 12 minutes of computing time.</w:t>
-      </w:r>
-      <w:r>
-        <w:t xml:space="preserve"> </w:t>
-      </w:r>
-      <w:r>
-        <w:t xml:space="preserve">Accordingly, 1,000 simulations would take around 8 days.</w:t>
-      </w:r>
-    </w:p>
-    <w:p>
-      <w:pPr>
-        <w:pStyle w:val="Corpsdetexte"/>
-      </w:pPr>
-      <w:r>
-        <w:t xml:space="preserve">Owing to parallelization, a calculation server would drastically increase performance, but at the cost of the complexity of implementation that limits its use.</w:t>
-      </w:r>
-      <w:r>
-        <w:t xml:space="preserve"> </w:t>
-      </w:r>
-      <w:r>
-        <w:t xml:space="preserve">If we limit ourselves to the computing power of a personal computer,</w:t>
-      </w:r>
-      <w:r>
-        <w:t xml:space="preserve"> </w:t>
-      </w:r>
-      <w:r>
-        <w:rPr>
-          <w:bCs/>
-          <w:b/>
-        </w:rPr>
-        <w:t xml:space="preserve">exact calculation is fully justified for data of the order of 100,000 points</w:t>
-      </w:r>
-      <w:r>
-        <w:t xml:space="preserve">: less than an hour is sufficient to calculate confidence intervals.</w:t>
-      </w:r>
-      <w:r>
-        <w:t xml:space="preserve"> </w:t>
-      </w:r>
-      <w:r>
-        <w:t xml:space="preserve">Since parallelizing the simulations is offered with no effort by the</w:t>
-      </w:r>
-      <w:r>
-        <w:t xml:space="preserve"> </w:t>
-      </w:r>
-      <w:r>
-        <w:rPr>
-          <w:iCs/>
-          <w:i/>
-        </w:rPr>
-        <w:t xml:space="preserve">dbmss</w:t>
-      </w:r>
-      <w:r>
-        <w:t xml:space="preserve"> </w:t>
-      </w:r>
-      <w:r>
-        <w:t xml:space="preserve">package, this time can be reduced by a considerable factor based on the available hardware, e.g., by a factor of 2 to 6 using modern multicore central processing units.</w:t>
-      </w:r>
-      <w:r>
-        <w:t xml:space="preserve"> </w:t>
-      </w:r>
-      <w:r>
-        <w:t xml:space="preserve">Beyond that, approximating the location reduces the size of the set of points to the number of locations selected.</w:t>
-      </w:r>
-      <w:r>
-        <w:t xml:space="preserve"> </w:t>
-      </w:r>
-      <w:r>
-        <w:t xml:space="preserve">It may be up to 100,000 locations to keep the computing time acceptable, regardless of the size of the original dataset.</w:t>
-      </w:r>
-      <w:r>
-        <w:t xml:space="preserve"> </w:t>
-      </w:r>
-      <w:r>
-        <w:t xml:space="preserve">The size of the grid</w:t>
-      </w:r>
-      <w:r>
-        <w:t xml:space="preserve"> </w:t>
-      </w:r>
-      <w:r>
-        <w:t xml:space="preserve">(or the administrative scale of the aggregation of points in Tidu et al., 2024)</w:t>
-      </w:r>
-      <w:r>
-        <w:t xml:space="preserve"> </w:t>
-      </w:r>
-      <w:r>
-        <w:t xml:space="preserve">should be chosen based on the scale of the interactions under study: they cannot be characterized correctly at distances below it.</w:t>
-      </w:r>
-    </w:p>
-    <w:p>
-      <w:pPr>
-        <w:pStyle w:val="Corpsdetexte"/>
-      </w:pPr>
-      <w:r>
-        <w:t xml:space="preserve">Regarding the errors generated in the estimates of </w:t>
-      </w:r>
-      <w:r>
-        <w:rPr>
-          <w:iCs/>
-          <w:i/>
-        </w:rPr>
-        <w:t xml:space="preserve">M</w:t>
-      </w:r>
-      <w:r>
-        <w:t xml:space="preserve"> </w:t>
-      </w:r>
-      <w:r>
-        <w:t xml:space="preserve">when the approximation of location is used, our findings support those of</w:t>
-      </w:r>
-      <w:r>
-        <w:t xml:space="preserve"> </w:t>
-      </w:r>
-      <w:r>
-        <w:t xml:space="preserve">Tidu et al. (2024)</w:t>
-      </w:r>
-      <w:r>
-        <w:t xml:space="preserve">, which mentions strong correlations between</w:t>
-      </w:r>
-      <w:r>
-        <w:t xml:space="preserve"> </w:t>
-      </w:r>
-      <w:r>
-        <w:rPr>
-          <w:iCs/>
-          <w:i/>
-        </w:rPr>
-        <w:t xml:space="preserve">M</w:t>
-      </w:r>
-      <w:r>
-        <w:t xml:space="preserve"> </w:t>
-      </w:r>
-      <w:r>
-        <w:t xml:space="preserve">values computed from exact and approximated Italian company location data.</w:t>
-      </w:r>
-      <w:r>
-        <w:t xml:space="preserve"> </w:t>
-      </w:r>
-      <w:r>
-        <w:t xml:space="preserve">The spatial approximation problem originates from the loss of information regarding possible interactions at distances smaller than the size of the grid.</w:t>
-      </w:r>
-      <w:r>
-        <w:t xml:space="preserve"> </w:t>
-      </w:r>
-      <w:r>
-        <w:t xml:space="preserve">This situation needs to be analyzed attentively.</w:t>
-      </w:r>
-    </w:p>
-    <w:p>
-      <w:pPr>
-        <w:pStyle w:val="Corpsdetexte"/>
-      </w:pPr>
-      <w:r>
-        <w:t xml:space="preserve">Moreover,</w:t>
-      </w:r>
-      <w:r>
-        <w:t xml:space="preserve"> </w:t>
-      </w:r>
-      <w:r>
-        <w:t xml:space="preserve">Arbia et al. (2017)</w:t>
-      </w:r>
-      <w:r>
-        <w:t xml:space="preserve"> </w:t>
-      </w:r>
-      <w:r>
-        <w:t xml:space="preserve">investigated applying distance-based methods to spatial datasets that include positional errors.</w:t>
-      </w:r>
-      <w:r>
-        <w:t xml:space="preserve"> </w:t>
-      </w:r>
-      <w:r>
-        <w:t xml:space="preserve">They proposed a first evaluation of the consequences of an</w:t>
-      </w:r>
-      <w:r>
-        <w:t xml:space="preserve"> </w:t>
-      </w:r>
-      <w:r>
-        <w:rPr>
-          <w:iCs/>
-          <w:i/>
-        </w:rPr>
-        <w:t xml:space="preserve">“</w:t>
-      </w:r>
-      <w:r>
-        <w:rPr>
-          <w:iCs/>
-          <w:i/>
-        </w:rPr>
-        <w:t xml:space="preserve">unintentional positional error</w:t>
-      </w:r>
-      <w:r>
-        <w:rPr>
-          <w:iCs/>
-          <w:i/>
-        </w:rPr>
-        <w:t xml:space="preserve">”</w:t>
-      </w:r>
-      <w:r>
-        <w:t xml:space="preserve"> </w:t>
-      </w:r>
-      <w:r>
-        <w:t xml:space="preserve">owing to the uncertainty of the location of a part of the studied entities, e.g., when their address is not accurate.</w:t>
-      </w:r>
-      <w:r>
-        <w:t xml:space="preserve"> </w:t>
-      </w:r>
-      <w:r>
-        <w:t xml:space="preserve">In that scenario, these uncertain geo-localized entities are placed at the centroid of the zone considered, exactly as in</w:t>
-      </w:r>
-      <w:r>
-        <w:t xml:space="preserve"> </w:t>
-      </w:r>
-      <w:r>
-        <w:t xml:space="preserve">Tidu et al. (2024)</w:t>
-      </w:r>
-      <w:r>
-        <w:t xml:space="preserve">.</w:t>
-      </w:r>
-      <w:r>
-        <w:t xml:space="preserve"> </w:t>
-      </w:r>
-      <w:r>
-        <w:t xml:space="preserve">Arbia et al. showed on a real case (Italian manufacturing firms) that the error measurement was less severe than expected.</w:t>
-      </w:r>
-      <w:r>
-        <w:t xml:space="preserve"> </w:t>
-      </w:r>
-      <w:r>
-        <w:t xml:space="preserve">Their explanation rests on the definition</w:t>
-      </w:r>
-      <w:r>
-        <w:t xml:space="preserve"> </w:t>
-      </w:r>
-      <w:r>
-        <w:rPr>
-          <w:iCs/>
-          <w:i/>
-        </w:rPr>
-        <w:t xml:space="preserve">M</w:t>
-      </w:r>
-      <w:r>
-        <w:t xml:space="preserve">, a relative measure: a compensation effect of positional errors is suspected between the local and the global ratios.</w:t>
-      </w:r>
-    </w:p>
-    <w:p>
-      <w:pPr>
-        <w:pStyle w:val="Corpsdetexte"/>
-      </w:pPr>
-      <w:r>
-        <w:rPr>
-          <w:bCs/>
-          <w:b/>
-        </w:rPr>
-        <w:t xml:space="preserve">An approximation of the spatial locations might be considered to save computation time, given the strong agreement observed between</w:t>
-      </w:r>
-      <w:r>
-        <w:rPr>
-          <w:bCs/>
-          <w:b/>
-        </w:rPr>
-        <w:t xml:space="preserve"> </w:t>
-      </w:r>
-      <w:r>
-        <w:rPr>
-          <w:iCs/>
-          <w:i/>
-          <w:bCs/>
-          <w:b/>
-        </w:rPr>
-        <w:t xml:space="preserve">M</w:t>
-      </w:r>
-      <w:r>
-        <w:rPr>
-          <w:bCs/>
-          <w:b/>
-        </w:rPr>
-        <w:t xml:space="preserve"> </w:t>
-      </w:r>
-      <w:r>
-        <w:rPr>
-          <w:bCs/>
-          <w:b/>
-        </w:rPr>
-        <w:t xml:space="preserve">values on exact and approximated data above the grid size, but the information related to interactions at smaller scales is lost. As we previously noticed, it is challenging to choose the optimal size of the grid, requiring a certain degree of caution in the use of the approximated locations</w:t>
-      </w:r>
-      <w:r>
-        <w:t xml:space="preserve">.</w:t>
-      </w:r>
-      <w:r>
-        <w:t xml:space="preserve"> </w:t>
-      </w:r>
-      <w:r>
-        <w:t xml:space="preserve">For example, careful use of location approximation is recommended if short-distance interactions are suspected, such as information externalities or contagion phenomena.</w:t>
-      </w:r>
-      <w:r>
-        <w:t xml:space="preserve"> </w:t>
-      </w:r>
-      <w:r>
-        <w:t xml:space="preserve">Choosing the approximation scale is a trade-off between accuracy, i.e., a small distance threshold above which results are accurate, and speed with a coarse grid.</w:t>
-      </w:r>
-    </w:p>
-    <w:bookmarkEnd w:id="63"/>
-    <w:bookmarkStart w:id="65" w:name="appendix"/>
-    <w:p>
-      <w:pPr>
-        <w:pStyle w:val="Titre1"/>
-      </w:pPr>
-      <w:r>
-        <w:t xml:space="preserve">Appendix</w:t>
-      </w:r>
-    </w:p>
-    <w:p>
-      <w:pPr>
-        <w:pStyle w:val="FirstParagraph"/>
-      </w:pPr>
-      <w:r>
         <w:t xml:space="preserve">R code is available at the following address:</w:t>
       </w:r>
       <w:r>
         <w:t xml:space="preserve"> </w:t>
       </w:r>
-      <w:hyperlink r:id="rId64">
+      <w:hyperlink r:id="rId53">
         <w:r>
           <w:rPr>
             <w:rStyle w:val="Lienhypertexte"/>
@@ -5939,8 +4698,8 @@
         </w:r>
       </w:hyperlink>
     </w:p>
-    <w:bookmarkEnd w:id="65"/>
-    <w:bookmarkStart w:id="66" w:name="acknowledgments"/>
+    <w:bookmarkEnd w:id="54"/>
+    <w:bookmarkStart w:id="55" w:name="acknowledgments"/>
     <w:p>
       <w:pPr>
         <w:pStyle w:val="Titre1"/>
@@ -5960,13 +4719,7 @@
         <w:t xml:space="preserve"> </w:t>
       </w:r>
       <w:r>
-        <w:t xml:space="preserve">‘</w:t>
-      </w:r>
-      <w:r>
-        <w:t xml:space="preserve">Investissement d’Avenir</w:t>
-      </w:r>
-      <w:r>
-        <w:t xml:space="preserve">’</w:t>
+        <w:t xml:space="preserve">‘Investissement d’Avenir’</w:t>
       </w:r>
       <w:r>
         <w:t xml:space="preserve"> </w:t>
@@ -5981,8 +4734,8 @@
         <w:t xml:space="preserve">The authors thank participants of the SEW 2025 and especially Nardelli Vincenzo for helpful advice.</w:t>
       </w:r>
     </w:p>
-    <w:bookmarkEnd w:id="66"/>
-    <w:bookmarkStart w:id="116" w:name="references"/>
+    <w:bookmarkEnd w:id="55"/>
+    <w:bookmarkStart w:id="105" w:name="references"/>
     <w:p>
       <w:pPr>
         <w:pStyle w:val="Titre1"/>
@@ -5991,8 +4744,8 @@
         <w:t xml:space="preserve">References</w:t>
       </w:r>
     </w:p>
-    <w:bookmarkStart w:id="115" w:name="refs"/>
-    <w:bookmarkStart w:id="67" w:name="ref-Arbia1989"/>
+    <w:bookmarkStart w:id="104" w:name="refs"/>
+    <w:bookmarkStart w:id="56" w:name="ref-Arbia1989"/>
     <w:p>
       <w:pPr>
         <w:pStyle w:val="Bibliographie"/>
@@ -6005,8 +4758,8 @@
       </w:r>
       <w:r>
         <w:rPr>
-          <w:iCs/>
-          <w:i/>
+          <w:i/>
+          <w:iCs/>
         </w:rPr>
         <w:t xml:space="preserve">Spatial data configuration in statistical analysis of regional economic and related problems</w:t>
       </w:r>
@@ -6014,8 +4767,8 @@
         <w:t xml:space="preserve">. Kluwer.</w:t>
       </w:r>
     </w:p>
-    <w:bookmarkEnd w:id="67"/>
-    <w:bookmarkStart w:id="68" w:name="ref-Arbia2021"/>
+    <w:bookmarkEnd w:id="56"/>
+    <w:bookmarkStart w:id="57" w:name="ref-Arbia2021"/>
     <w:p>
       <w:pPr>
         <w:pStyle w:val="Bibliographie"/>
@@ -6028,8 +4781,8 @@
       </w:r>
       <w:r>
         <w:rPr>
-          <w:iCs/>
-          <w:i/>
+          <w:i/>
+          <w:iCs/>
         </w:rPr>
         <w:t xml:space="preserve">Spatial microeconometrics</w:t>
       </w:r>
@@ -6037,8 +4790,8 @@
         <w:t xml:space="preserve">. Routledge, Taylor &amp; Francis Group.</w:t>
       </w:r>
     </w:p>
-    <w:bookmarkEnd w:id="68"/>
-    <w:bookmarkStart w:id="70" w:name="ref-Arbia2017"/>
+    <w:bookmarkEnd w:id="57"/>
+    <w:bookmarkStart w:id="59" w:name="ref-Arbia2017"/>
     <w:p>
       <w:pPr>
         <w:pStyle w:val="Bibliographie"/>
@@ -6069,8 +4822,8 @@
       </w:r>
       <w:r>
         <w:rPr>
-          <w:iCs/>
-          <w:i/>
+          <w:i/>
+          <w:iCs/>
         </w:rPr>
         <w:t xml:space="preserve">Spatial Economic Analysis</w:t>
       </w:r>
@@ -6082,8 +4835,8 @@
       </w:r>
       <w:r>
         <w:rPr>
-          <w:iCs/>
-          <w:i/>
+          <w:i/>
+          <w:iCs/>
         </w:rPr>
         <w:t xml:space="preserve">12</w:t>
       </w:r>
@@ -6093,7 +4846,7 @@
       <w:r>
         <w:t xml:space="preserve"> </w:t>
       </w:r>
-      <w:hyperlink r:id="rId69">
+      <w:hyperlink r:id="rId58">
         <w:r>
           <w:rPr>
             <w:rStyle w:val="Lienhypertexte"/>
@@ -6102,8 +4855,8 @@
         </w:r>
       </w:hyperlink>
     </w:p>
-    <w:bookmarkEnd w:id="70"/>
-    <w:bookmarkStart w:id="71" w:name="ref-Baddeley2016"/>
+    <w:bookmarkEnd w:id="59"/>
+    <w:bookmarkStart w:id="60" w:name="ref-Baddeley2016"/>
     <w:p>
       <w:pPr>
         <w:pStyle w:val="Bibliographie"/>
@@ -6116,22 +4869,22 @@
       </w:r>
       <w:r>
         <w:rPr>
-          <w:iCs/>
-          <w:i/>
+          <w:i/>
+          <w:iCs/>
         </w:rPr>
         <w:t xml:space="preserve">Spatial point patterns: Methodology and applications with</w:t>
       </w:r>
       <w:r>
         <w:rPr>
-          <w:iCs/>
-          <w:i/>
-        </w:rPr>
-        <w:t xml:space="preserve"> </w:t>
-      </w:r>
-      <w:r>
-        <w:rPr>
-          <w:iCs/>
-          <w:i/>
+          <w:i/>
+          <w:iCs/>
+        </w:rPr>
+        <w:t xml:space="preserve"> </w:t>
+      </w:r>
+      <w:r>
+        <w:rPr>
+          <w:i/>
+          <w:iCs/>
         </w:rPr>
         <w:t xml:space="preserve">R</w:t>
       </w:r>
@@ -6139,8 +4892,8 @@
         <w:t xml:space="preserve">. CRC Press.</w:t>
       </w:r>
     </w:p>
-    <w:bookmarkEnd w:id="71"/>
-    <w:bookmarkStart w:id="73" w:name="ref-Chain2019"/>
+    <w:bookmarkEnd w:id="60"/>
+    <w:bookmarkStart w:id="62" w:name="ref-Chain2019"/>
     <w:p>
       <w:pPr>
         <w:pStyle w:val="Bibliographie"/>
@@ -6153,8 +4906,8 @@
       </w:r>
       <w:r>
         <w:rPr>
-          <w:iCs/>
-          <w:i/>
+          <w:i/>
+          <w:iCs/>
         </w:rPr>
         <w:t xml:space="preserve">Journal of Economic Surveys</w:t>
       </w:r>
@@ -6166,8 +4919,8 @@
       </w:r>
       <w:r>
         <w:rPr>
-          <w:iCs/>
-          <w:i/>
+          <w:i/>
+          <w:iCs/>
         </w:rPr>
         <w:t xml:space="preserve">33</w:t>
       </w:r>
@@ -6177,7 +4930,7 @@
       <w:r>
         <w:t xml:space="preserve"> </w:t>
       </w:r>
-      <w:hyperlink r:id="rId72">
+      <w:hyperlink r:id="rId61">
         <w:r>
           <w:rPr>
             <w:rStyle w:val="Lienhypertexte"/>
@@ -6186,8 +4939,8 @@
         </w:r>
       </w:hyperlink>
     </w:p>
-    <w:bookmarkEnd w:id="73"/>
-    <w:bookmarkStart w:id="75" w:name="ref-Coll-Martinez2019"/>
+    <w:bookmarkEnd w:id="62"/>
+    <w:bookmarkStart w:id="64" w:name="ref-Coll-Martinez2019"/>
     <w:p>
       <w:pPr>
         <w:pStyle w:val="Bibliographie"/>
@@ -6221,8 +4974,8 @@
       </w:r>
       <w:r>
         <w:rPr>
-          <w:iCs/>
-          <w:i/>
+          <w:i/>
+          <w:iCs/>
         </w:rPr>
         <w:t xml:space="preserve">Papers in Regional Science</w:t>
       </w:r>
@@ -6234,8 +4987,8 @@
       </w:r>
       <w:r>
         <w:rPr>
-          <w:iCs/>
-          <w:i/>
+          <w:i/>
+          <w:iCs/>
         </w:rPr>
         <w:t xml:space="preserve">98</w:t>
       </w:r>
@@ -6245,7 +4998,7 @@
       <w:r>
         <w:t xml:space="preserve"> </w:t>
       </w:r>
-      <w:hyperlink r:id="rId74">
+      <w:hyperlink r:id="rId63">
         <w:r>
           <w:rPr>
             <w:rStyle w:val="Lienhypertexte"/>
@@ -6254,8 +5007,8 @@
         </w:r>
       </w:hyperlink>
     </w:p>
-    <w:bookmarkEnd w:id="75"/>
-    <w:bookmarkStart w:id="76" w:name="ref-Cressie1993"/>
+    <w:bookmarkEnd w:id="64"/>
+    <w:bookmarkStart w:id="65" w:name="ref-Cressie1993"/>
     <w:p>
       <w:pPr>
         <w:pStyle w:val="Bibliographie"/>
@@ -6268,8 +5021,8 @@
       </w:r>
       <w:r>
         <w:rPr>
-          <w:iCs/>
-          <w:i/>
+          <w:i/>
+          <w:iCs/>
         </w:rPr>
         <w:t xml:space="preserve">Statistics for spatial data</w:t>
       </w:r>
@@ -6277,8 +5030,8 @@
         <w:t xml:space="preserve">. John Wiley &amp; Sons.</w:t>
       </w:r>
     </w:p>
-    <w:bookmarkEnd w:id="76"/>
-    <w:bookmarkStart w:id="78" w:name="ref-Deurloo2008"/>
+    <w:bookmarkEnd w:id="65"/>
+    <w:bookmarkStart w:id="67" w:name="ref-Deurloo2008"/>
     <w:p>
       <w:pPr>
         <w:pStyle w:val="Bibliographie"/>
@@ -6312,8 +5065,8 @@
       </w:r>
       <w:r>
         <w:rPr>
-          <w:iCs/>
-          <w:i/>
+          <w:i/>
+          <w:iCs/>
         </w:rPr>
         <w:t xml:space="preserve">Tijdschrift Voor Economische En Sociale Geografie</w:t>
       </w:r>
@@ -6325,8 +5078,8 @@
       </w:r>
       <w:r>
         <w:rPr>
-          <w:iCs/>
-          <w:i/>
+          <w:i/>
+          <w:iCs/>
         </w:rPr>
         <w:t xml:space="preserve">99</w:t>
       </w:r>
@@ -6336,7 +5089,7 @@
       <w:r>
         <w:t xml:space="preserve"> </w:t>
       </w:r>
-      <w:hyperlink r:id="rId77">
+      <w:hyperlink r:id="rId66">
         <w:r>
           <w:rPr>
             <w:rStyle w:val="Lienhypertexte"/>
@@ -6345,8 +5098,8 @@
         </w:r>
       </w:hyperlink>
     </w:p>
-    <w:bookmarkEnd w:id="78"/>
-    <w:bookmarkStart w:id="80" w:name="ref-Dray2021"/>
+    <w:bookmarkEnd w:id="67"/>
+    <w:bookmarkStart w:id="69" w:name="ref-Dray2021"/>
     <w:p>
       <w:pPr>
         <w:pStyle w:val="Bibliographie"/>
@@ -6359,8 +5112,8 @@
       </w:r>
       <w:r>
         <w:rPr>
-          <w:iCs/>
-          <w:i/>
+          <w:i/>
+          <w:iCs/>
         </w:rPr>
         <w:t xml:space="preserve">Cell Stem Cell</w:t>
       </w:r>
@@ -6372,8 +5125,8 @@
       </w:r>
       <w:r>
         <w:rPr>
-          <w:iCs/>
-          <w:i/>
+          <w:i/>
+          <w:iCs/>
         </w:rPr>
         <w:t xml:space="preserve">28</w:t>
       </w:r>
@@ -6383,7 +5136,7 @@
       <w:r>
         <w:t xml:space="preserve"> </w:t>
       </w:r>
-      <w:hyperlink r:id="rId79">
+      <w:hyperlink r:id="rId68">
         <w:r>
           <w:rPr>
             <w:rStyle w:val="Lienhypertexte"/>
@@ -6392,8 +5145,8 @@
         </w:r>
       </w:hyperlink>
     </w:p>
-    <w:bookmarkEnd w:id="80"/>
-    <w:bookmarkStart w:id="82" w:name="ref-Duranton2005"/>
+    <w:bookmarkEnd w:id="69"/>
+    <w:bookmarkStart w:id="71" w:name="ref-Duranton2005"/>
     <w:p>
       <w:pPr>
         <w:pStyle w:val="Bibliographie"/>
@@ -6406,8 +5159,8 @@
       </w:r>
       <w:r>
         <w:rPr>
-          <w:iCs/>
-          <w:i/>
+          <w:i/>
+          <w:iCs/>
         </w:rPr>
         <w:t xml:space="preserve">Review of Economic Studies</w:t>
       </w:r>
@@ -6419,8 +5172,8 @@
       </w:r>
       <w:r>
         <w:rPr>
-          <w:iCs/>
-          <w:i/>
+          <w:i/>
+          <w:iCs/>
         </w:rPr>
         <w:t xml:space="preserve">72</w:t>
       </w:r>
@@ -6430,7 +5183,7 @@
       <w:r>
         <w:t xml:space="preserve"> </w:t>
       </w:r>
-      <w:hyperlink r:id="rId81">
+      <w:hyperlink r:id="rId70">
         <w:r>
           <w:rPr>
             <w:rStyle w:val="Lienhypertexte"/>
@@ -6439,8 +5192,8 @@
         </w:r>
       </w:hyperlink>
     </w:p>
-    <w:bookmarkEnd w:id="82"/>
-    <w:bookmarkStart w:id="84" w:name="ref-Fernandez-Gonzalez2005"/>
+    <w:bookmarkEnd w:id="71"/>
+    <w:bookmarkStart w:id="73" w:name="ref-Fernandez-Gonzalez2005"/>
     <w:p>
       <w:pPr>
         <w:pStyle w:val="Bibliographie"/>
@@ -6453,8 +5206,8 @@
       </w:r>
       <w:r>
         <w:rPr>
-          <w:iCs/>
-          <w:i/>
+          <w:i/>
+          <w:iCs/>
         </w:rPr>
         <w:t xml:space="preserve">IEEE Transactions on Image Processing</w:t>
       </w:r>
@@ -6466,8 +5219,8 @@
       </w:r>
       <w:r>
         <w:rPr>
-          <w:iCs/>
-          <w:i/>
+          <w:i/>
+          <w:iCs/>
         </w:rPr>
         <w:t xml:space="preserve">14</w:t>
       </w:r>
@@ -6477,7 +5230,7 @@
       <w:r>
         <w:t xml:space="preserve"> </w:t>
       </w:r>
-      <w:hyperlink r:id="rId83">
+      <w:hyperlink r:id="rId72">
         <w:r>
           <w:rPr>
             <w:rStyle w:val="Lienhypertexte"/>
@@ -6486,8 +5239,8 @@
         </w:r>
       </w:hyperlink>
     </w:p>
-    <w:bookmarkEnd w:id="84"/>
-    <w:bookmarkStart w:id="86" w:name="ref-Jensen2011"/>
+    <w:bookmarkEnd w:id="73"/>
+    <w:bookmarkStart w:id="75" w:name="ref-Jensen2011"/>
     <w:p>
       <w:pPr>
         <w:pStyle w:val="Bibliographie"/>
@@ -6500,8 +5253,8 @@
       </w:r>
       <w:r>
         <w:rPr>
-          <w:iCs/>
-          <w:i/>
+          <w:i/>
+          <w:iCs/>
         </w:rPr>
         <w:t xml:space="preserve">The Annals of Regional Science</w:t>
       </w:r>
@@ -6513,8 +5266,8 @@
       </w:r>
       <w:r>
         <w:rPr>
-          <w:iCs/>
-          <w:i/>
+          <w:i/>
+          <w:iCs/>
         </w:rPr>
         <w:t xml:space="preserve">47</w:t>
       </w:r>
@@ -6524,7 +5277,7 @@
       <w:r>
         <w:t xml:space="preserve"> </w:t>
       </w:r>
-      <w:hyperlink r:id="rId85">
+      <w:hyperlink r:id="rId74">
         <w:r>
           <w:rPr>
             <w:rStyle w:val="Lienhypertexte"/>
@@ -6533,8 +5286,8 @@
         </w:r>
       </w:hyperlink>
     </w:p>
-    <w:bookmarkEnd w:id="86"/>
-    <w:bookmarkStart w:id="88" w:name="ref-Lentz2011"/>
+    <w:bookmarkEnd w:id="75"/>
+    <w:bookmarkStart w:id="77" w:name="ref-Lentz2011"/>
     <w:p>
       <w:pPr>
         <w:pStyle w:val="Bibliographie"/>
@@ -6643,8 +5396,8 @@
       </w:r>
       <w:r>
         <w:rPr>
-          <w:iCs/>
-          <w:i/>
+          <w:i/>
+          <w:iCs/>
         </w:rPr>
         <w:t xml:space="preserve">PLoS ONE</w:t>
       </w:r>
@@ -6656,8 +5409,8 @@
       </w:r>
       <w:r>
         <w:rPr>
-          <w:iCs/>
-          <w:i/>
+          <w:i/>
+          <w:iCs/>
         </w:rPr>
         <w:t xml:space="preserve">6</w:t>
       </w:r>
@@ -6667,7 +5420,7 @@
       <w:r>
         <w:t xml:space="preserve"> </w:t>
       </w:r>
-      <w:hyperlink r:id="rId87">
+      <w:hyperlink r:id="rId76">
         <w:r>
           <w:rPr>
             <w:rStyle w:val="Lienhypertexte"/>
@@ -6676,8 +5429,8 @@
         </w:r>
       </w:hyperlink>
     </w:p>
-    <w:bookmarkEnd w:id="88"/>
-    <w:bookmarkStart w:id="90" w:name="ref-Marcon2003a"/>
+    <w:bookmarkEnd w:id="77"/>
+    <w:bookmarkStart w:id="79" w:name="ref-Marcon2003a"/>
     <w:p>
       <w:pPr>
         <w:pStyle w:val="Bibliographie"/>
@@ -6690,8 +5443,8 @@
       </w:r>
       <w:r>
         <w:rPr>
-          <w:iCs/>
-          <w:i/>
+          <w:i/>
+          <w:iCs/>
         </w:rPr>
         <w:t xml:space="preserve">Journal of Economic Geography</w:t>
       </w:r>
@@ -6703,8 +5456,8 @@
       </w:r>
       <w:r>
         <w:rPr>
-          <w:iCs/>
-          <w:i/>
+          <w:i/>
+          <w:iCs/>
         </w:rPr>
         <w:t xml:space="preserve">3</w:t>
       </w:r>
@@ -6714,7 +5467,7 @@
       <w:r>
         <w:t xml:space="preserve"> </w:t>
       </w:r>
-      <w:hyperlink r:id="rId89">
+      <w:hyperlink r:id="rId78">
         <w:r>
           <w:rPr>
             <w:rStyle w:val="Lienhypertexte"/>
@@ -6723,8 +5476,8 @@
         </w:r>
       </w:hyperlink>
     </w:p>
-    <w:bookmarkEnd w:id="90"/>
-    <w:bookmarkStart w:id="92" w:name="ref-Marcon2010"/>
+    <w:bookmarkEnd w:id="79"/>
+    <w:bookmarkStart w:id="81" w:name="ref-Marcon2010"/>
     <w:p>
       <w:pPr>
         <w:pStyle w:val="Bibliographie"/>
@@ -6749,8 +5502,8 @@
       </w:r>
       <w:r>
         <w:rPr>
-          <w:iCs/>
-          <w:i/>
+          <w:i/>
+          <w:iCs/>
         </w:rPr>
         <w:t xml:space="preserve">Journal of Economic Geography</w:t>
       </w:r>
@@ -6762,8 +5515,8 @@
       </w:r>
       <w:r>
         <w:rPr>
-          <w:iCs/>
-          <w:i/>
+          <w:i/>
+          <w:iCs/>
         </w:rPr>
         <w:t xml:space="preserve">10</w:t>
       </w:r>
@@ -6773,7 +5526,7 @@
       <w:r>
         <w:t xml:space="preserve"> </w:t>
       </w:r>
-      <w:hyperlink r:id="rId91">
+      <w:hyperlink r:id="rId80">
         <w:r>
           <w:rPr>
             <w:rStyle w:val="Lienhypertexte"/>
@@ -6782,8 +5535,8 @@
         </w:r>
       </w:hyperlink>
     </w:p>
-    <w:bookmarkEnd w:id="92"/>
-    <w:bookmarkStart w:id="94" w:name="ref-Marcon2012c"/>
+    <w:bookmarkEnd w:id="81"/>
+    <w:bookmarkStart w:id="83" w:name="ref-Marcon2012c"/>
     <w:p>
       <w:pPr>
         <w:pStyle w:val="Bibliographie"/>
@@ -6796,8 +5549,8 @@
       </w:r>
       <w:r>
         <w:rPr>
-          <w:iCs/>
-          <w:i/>
+          <w:i/>
+          <w:iCs/>
         </w:rPr>
         <w:t xml:space="preserve">Regional Science and Urban Economics</w:t>
       </w:r>
@@ -6809,8 +5562,8 @@
       </w:r>
       <w:r>
         <w:rPr>
-          <w:iCs/>
-          <w:i/>
+          <w:i/>
+          <w:iCs/>
         </w:rPr>
         <w:t xml:space="preserve">62</w:t>
       </w:r>
@@ -6820,7 +5573,7 @@
       <w:r>
         <w:t xml:space="preserve"> </w:t>
       </w:r>
-      <w:hyperlink r:id="rId93">
+      <w:hyperlink r:id="rId82">
         <w:r>
           <w:rPr>
             <w:rStyle w:val="Lienhypertexte"/>
@@ -6829,8 +5582,8 @@
         </w:r>
       </w:hyperlink>
     </w:p>
-    <w:bookmarkEnd w:id="94"/>
-    <w:bookmarkStart w:id="96" w:name="ref-Marcon2012"/>
+    <w:bookmarkEnd w:id="83"/>
+    <w:bookmarkStart w:id="85" w:name="ref-Marcon2012"/>
     <w:p>
       <w:pPr>
         <w:pStyle w:val="Bibliographie"/>
@@ -6843,8 +5596,8 @@
       </w:r>
       <w:r>
         <w:rPr>
-          <w:iCs/>
-          <w:i/>
+          <w:i/>
+          <w:iCs/>
         </w:rPr>
         <w:t xml:space="preserve">International Journal of Ecology</w:t>
       </w:r>
@@ -6856,8 +5609,8 @@
       </w:r>
       <w:r>
         <w:rPr>
-          <w:iCs/>
-          <w:i/>
+          <w:i/>
+          <w:iCs/>
         </w:rPr>
         <w:t xml:space="preserve">2012</w:t>
       </w:r>
@@ -6867,7 +5620,7 @@
       <w:r>
         <w:t xml:space="preserve"> </w:t>
       </w:r>
-      <w:hyperlink r:id="rId95">
+      <w:hyperlink r:id="rId84">
         <w:r>
           <w:rPr>
             <w:rStyle w:val="Lienhypertexte"/>
@@ -6876,8 +5629,8 @@
         </w:r>
       </w:hyperlink>
     </w:p>
-    <w:bookmarkEnd w:id="96"/>
-    <w:bookmarkStart w:id="98" w:name="ref-Marcon2014"/>
+    <w:bookmarkEnd w:id="85"/>
+    <w:bookmarkStart w:id="87" w:name="ref-Marcon2014"/>
     <w:p>
       <w:pPr>
         <w:pStyle w:val="Bibliographie"/>
@@ -6911,8 +5664,8 @@
       </w:r>
       <w:r>
         <w:rPr>
-          <w:iCs/>
-          <w:i/>
+          <w:i/>
+          <w:iCs/>
         </w:rPr>
         <w:t xml:space="preserve">Journal of Statistical Software</w:t>
       </w:r>
@@ -6924,8 +5677,8 @@
       </w:r>
       <w:r>
         <w:rPr>
-          <w:iCs/>
-          <w:i/>
+          <w:i/>
+          <w:iCs/>
         </w:rPr>
         <w:t xml:space="preserve">67</w:t>
       </w:r>
@@ -6935,7 +5688,7 @@
       <w:r>
         <w:t xml:space="preserve"> </w:t>
       </w:r>
-      <w:hyperlink r:id="rId97">
+      <w:hyperlink r:id="rId86">
         <w:r>
           <w:rPr>
             <w:rStyle w:val="Lienhypertexte"/>
@@ -6944,8 +5697,8 @@
         </w:r>
       </w:hyperlink>
     </w:p>
-    <w:bookmarkEnd w:id="98"/>
-    <w:bookmarkStart w:id="99" w:name="ref-Matern1960"/>
+    <w:bookmarkEnd w:id="87"/>
+    <w:bookmarkStart w:id="88" w:name="ref-Matern1960"/>
     <w:p>
       <w:pPr>
         <w:pStyle w:val="Bibliographie"/>
@@ -6958,22 +5711,22 @@
       </w:r>
       <w:r>
         <w:rPr>
-          <w:iCs/>
-          <w:i/>
+          <w:i/>
+          <w:iCs/>
         </w:rPr>
         <w:t xml:space="preserve">Meddelanden Fr</w:t>
       </w:r>
       <w:r>
         <w:rPr>
-          <w:iCs/>
-          <w:i/>
+          <w:i/>
+          <w:iCs/>
         </w:rPr>
         <w:t xml:space="preserve">å</w:t>
       </w:r>
       <w:r>
         <w:rPr>
-          <w:iCs/>
-          <w:i/>
+          <w:i/>
+          <w:iCs/>
         </w:rPr>
         <w:t xml:space="preserve">n Statens Skogsforskningsinstitut</w:t>
       </w:r>
@@ -6985,8 +5738,8 @@
       </w:r>
       <w:r>
         <w:rPr>
-          <w:iCs/>
-          <w:i/>
+          <w:i/>
+          <w:iCs/>
         </w:rPr>
         <w:t xml:space="preserve">49</w:t>
       </w:r>
@@ -6994,8 +5747,8 @@
         <w:t xml:space="preserve">(5), 1–144.</w:t>
       </w:r>
     </w:p>
-    <w:bookmarkEnd w:id="99"/>
-    <w:bookmarkStart w:id="100" w:name="ref-Moller2004"/>
+    <w:bookmarkEnd w:id="88"/>
+    <w:bookmarkStart w:id="89" w:name="ref-Moller2004"/>
     <w:p>
       <w:pPr>
         <w:pStyle w:val="Bibliographie"/>
@@ -7008,8 +5761,8 @@
       </w:r>
       <w:r>
         <w:rPr>
-          <w:iCs/>
-          <w:i/>
+          <w:i/>
+          <w:iCs/>
         </w:rPr>
         <w:t xml:space="preserve">Statistical inference and simulation for spatial point processes</w:t>
       </w:r>
@@ -7029,8 +5782,8 @@
         <w:t xml:space="preserve">.</w:t>
       </w:r>
     </w:p>
-    <w:bookmarkEnd w:id="100"/>
-    <w:bookmarkStart w:id="102" w:name="ref-Nissi2013"/>
+    <w:bookmarkEnd w:id="89"/>
+    <w:bookmarkStart w:id="91" w:name="ref-Nissi2013"/>
     <w:p>
       <w:pPr>
         <w:pStyle w:val="Bibliographie"/>
@@ -7045,15 +5798,15 @@
         <w:t xml:space="preserve">M</w:t>
       </w:r>
       <w:r>
-        <w:t xml:space="preserve">-function analysis to the geographical distribution of earthquake sequence. In A. Giusti, G. Ritter, &amp; M. Vichi (Eds.),</w:t>
-      </w:r>
-      <w:r>
-        <w:t xml:space="preserve"> </w:t>
-      </w:r>
-      <w:r>
-        <w:rPr>
-          <w:iCs/>
-          <w:i/>
+        <w:t xml:space="preserve">-function analysis to the geographical distribution of earthquake sequence. In A. Giusti, G. Ritter, &amp; M. Vichi (Eds),</w:t>
+      </w:r>
+      <w:r>
+        <w:t xml:space="preserve"> </w:t>
+      </w:r>
+      <w:r>
+        <w:rPr>
+          <w:i/>
+          <w:iCs/>
         </w:rPr>
         <w:t xml:space="preserve">Classification and data mining</w:t>
       </w:r>
@@ -7066,7 +5819,7 @@
       <w:r>
         <w:t xml:space="preserve"> </w:t>
       </w:r>
-      <w:hyperlink r:id="rId101">
+      <w:hyperlink r:id="rId90">
         <w:r>
           <w:rPr>
             <w:rStyle w:val="Lienhypertexte"/>
@@ -7075,8 +5828,8 @@
         </w:r>
       </w:hyperlink>
     </w:p>
-    <w:bookmarkEnd w:id="102"/>
-    <w:bookmarkStart w:id="103" w:name="ref-Openshaw1979"/>
+    <w:bookmarkEnd w:id="91"/>
+    <w:bookmarkStart w:id="92" w:name="ref-Openshaw1979"/>
     <w:p>
       <w:pPr>
         <w:pStyle w:val="Bibliographie"/>
@@ -7089,8 +5842,8 @@
       </w:r>
       <w:r>
         <w:rPr>
-          <w:iCs/>
-          <w:i/>
+          <w:i/>
+          <w:iCs/>
         </w:rPr>
         <w:t xml:space="preserve">Statistical applications in the spatial sciences</w:t>
       </w:r>
@@ -7101,8 +5854,8 @@
         <w:t xml:space="preserve">(pp. 127–144). Pion.</w:t>
       </w:r>
     </w:p>
-    <w:bookmarkEnd w:id="103"/>
-    <w:bookmarkStart w:id="104" w:name="ref-R"/>
+    <w:bookmarkEnd w:id="92"/>
+    <w:bookmarkStart w:id="93" w:name="ref-R"/>
     <w:p>
       <w:pPr>
         <w:pStyle w:val="Bibliographie"/>
@@ -7115,36 +5868,36 @@
       </w:r>
       <w:r>
         <w:rPr>
-          <w:iCs/>
-          <w:i/>
+          <w:i/>
+          <w:iCs/>
         </w:rPr>
         <w:t xml:space="preserve">R:</w:t>
       </w:r>
       <w:r>
         <w:rPr>
-          <w:iCs/>
-          <w:i/>
-        </w:rPr>
-        <w:t xml:space="preserve"> </w:t>
-      </w:r>
-      <w:r>
-        <w:rPr>
-          <w:iCs/>
-          <w:i/>
+          <w:i/>
+          <w:iCs/>
+        </w:rPr>
+        <w:t xml:space="preserve"> </w:t>
+      </w:r>
+      <w:r>
+        <w:rPr>
+          <w:i/>
+          <w:iCs/>
         </w:rPr>
         <w:t xml:space="preserve">A</w:t>
       </w:r>
       <w:r>
         <w:rPr>
-          <w:iCs/>
-          <w:i/>
-        </w:rPr>
-        <w:t xml:space="preserve"> </w:t>
-      </w:r>
-      <w:r>
-        <w:rPr>
-          <w:iCs/>
-          <w:i/>
+          <w:i/>
+          <w:iCs/>
+        </w:rPr>
+        <w:t xml:space="preserve"> </w:t>
+      </w:r>
+      <w:r>
+        <w:rPr>
+          <w:i/>
+          <w:iCs/>
         </w:rPr>
         <w:t xml:space="preserve">language and environment for statistical computing</w:t>
       </w:r>
@@ -7152,8 +5905,8 @@
         <w:t xml:space="preserve">. R Foundation for Statistical Computing.</w:t>
       </w:r>
     </w:p>
-    <w:bookmarkEnd w:id="104"/>
-    <w:bookmarkStart w:id="106" w:name="ref-Ripley1976"/>
+    <w:bookmarkEnd w:id="93"/>
+    <w:bookmarkStart w:id="95" w:name="ref-Ripley1976"/>
     <w:p>
       <w:pPr>
         <w:pStyle w:val="Bibliographie"/>
@@ -7166,8 +5919,8 @@
       </w:r>
       <w:r>
         <w:rPr>
-          <w:iCs/>
-          <w:i/>
+          <w:i/>
+          <w:iCs/>
         </w:rPr>
         <w:t xml:space="preserve">Annals of Probability</w:t>
       </w:r>
@@ -7179,8 +5932,8 @@
       </w:r>
       <w:r>
         <w:rPr>
-          <w:iCs/>
-          <w:i/>
+          <w:i/>
+          <w:iCs/>
         </w:rPr>
         <w:t xml:space="preserve">4</w:t>
       </w:r>
@@ -7190,7 +5943,7 @@
       <w:r>
         <w:t xml:space="preserve"> </w:t>
       </w:r>
-      <w:hyperlink r:id="rId105">
+      <w:hyperlink r:id="rId94">
         <w:r>
           <w:rPr>
             <w:rStyle w:val="Lienhypertexte"/>
@@ -7199,8 +5952,8 @@
         </w:r>
       </w:hyperlink>
     </w:p>
-    <w:bookmarkEnd w:id="106"/>
-    <w:bookmarkStart w:id="108" w:name="ref-Ripley1977"/>
+    <w:bookmarkEnd w:id="95"/>
+    <w:bookmarkStart w:id="97" w:name="ref-Ripley1977"/>
     <w:p>
       <w:pPr>
         <w:pStyle w:val="Bibliographie"/>
@@ -7213,8 +5966,8 @@
       </w:r>
       <w:r>
         <w:rPr>
-          <w:iCs/>
-          <w:i/>
+          <w:i/>
+          <w:iCs/>
         </w:rPr>
         <w:t xml:space="preserve">Journal of the Royal Statistical Society: Series B (Statistical Methodology)</w:t>
       </w:r>
@@ -7226,8 +5979,8 @@
       </w:r>
       <w:r>
         <w:rPr>
-          <w:iCs/>
-          <w:i/>
+          <w:i/>
+          <w:iCs/>
         </w:rPr>
         <w:t xml:space="preserve">39</w:t>
       </w:r>
@@ -7237,7 +5990,7 @@
       <w:r>
         <w:t xml:space="preserve"> </w:t>
       </w:r>
-      <w:hyperlink r:id="rId107">
+      <w:hyperlink r:id="rId96">
         <w:r>
           <w:rPr>
             <w:rStyle w:val="Lienhypertexte"/>
@@ -7246,8 +5999,8 @@
         </w:r>
       </w:hyperlink>
     </w:p>
-    <w:bookmarkEnd w:id="108"/>
-    <w:bookmarkStart w:id="110" w:name="ref-Scholl2013"/>
+    <w:bookmarkEnd w:id="97"/>
+    <w:bookmarkStart w:id="99" w:name="ref-Scholl2013"/>
     <w:p>
       <w:pPr>
         <w:pStyle w:val="Bibliographie"/>
@@ -7260,8 +6013,8 @@
       </w:r>
       <w:r>
         <w:rPr>
-          <w:iCs/>
-          <w:i/>
+          <w:i/>
+          <w:iCs/>
         </w:rPr>
         <w:t xml:space="preserve">Journal of Geographical Systems</w:t>
       </w:r>
@@ -7273,8 +6026,8 @@
       </w:r>
       <w:r>
         <w:rPr>
-          <w:iCs/>
-          <w:i/>
+          <w:i/>
+          <w:iCs/>
         </w:rPr>
         <w:t xml:space="preserve">17</w:t>
       </w:r>
@@ -7284,7 +6037,7 @@
       <w:r>
         <w:t xml:space="preserve"> </w:t>
       </w:r>
-      <w:hyperlink r:id="rId109">
+      <w:hyperlink r:id="rId98">
         <w:r>
           <w:rPr>
             <w:rStyle w:val="Lienhypertexte"/>
@@ -7293,64 +6046,64 @@
         </w:r>
       </w:hyperlink>
     </w:p>
-    <w:bookmarkEnd w:id="110"/>
-    <w:bookmarkStart w:id="112" w:name="ref-Sweeney2022"/>
+    <w:bookmarkEnd w:id="99"/>
+    <w:bookmarkStart w:id="101" w:name="ref-Sweeney2022"/>
     <w:p>
       <w:pPr>
         <w:pStyle w:val="Bibliographie"/>
       </w:pPr>
       <w:r>
-        <w:t xml:space="preserve">Sweeney, S., &amp; Arabadjis, S. (2022). Spatial point patterns. In S. J. Rey &amp; R. Franklin (Eds.),</w:t>
-      </w:r>
-      <w:r>
-        <w:t xml:space="preserve"> </w:t>
-      </w:r>
-      <w:r>
-        <w:rPr>
-          <w:iCs/>
-          <w:i/>
+        <w:t xml:space="preserve">Sweeney, S., &amp; Arabadjis, S. (2022). Spatial point patterns. In S. J. Rey &amp; R. Franklin (Eds),</w:t>
+      </w:r>
+      <w:r>
+        <w:t xml:space="preserve"> </w:t>
+      </w:r>
+      <w:r>
+        <w:rPr>
+          <w:i/>
+          <w:iCs/>
         </w:rPr>
         <w:t xml:space="preserve">Handbook of</w:t>
       </w:r>
       <w:r>
         <w:rPr>
-          <w:iCs/>
-          <w:i/>
-        </w:rPr>
-        <w:t xml:space="preserve"> </w:t>
-      </w:r>
-      <w:r>
-        <w:rPr>
-          <w:iCs/>
-          <w:i/>
+          <w:i/>
+          <w:iCs/>
+        </w:rPr>
+        <w:t xml:space="preserve"> </w:t>
+      </w:r>
+      <w:r>
+        <w:rPr>
+          <w:i/>
+          <w:iCs/>
         </w:rPr>
         <w:t xml:space="preserve">Spatial Analysis</w:t>
       </w:r>
       <w:r>
         <w:rPr>
-          <w:iCs/>
-          <w:i/>
-        </w:rPr>
-        <w:t xml:space="preserve"> </w:t>
-      </w:r>
-      <w:r>
-        <w:rPr>
-          <w:iCs/>
-          <w:i/>
+          <w:i/>
+          <w:iCs/>
+        </w:rPr>
+        <w:t xml:space="preserve"> </w:t>
+      </w:r>
+      <w:r>
+        <w:rPr>
+          <w:i/>
+          <w:iCs/>
         </w:rPr>
         <w:t xml:space="preserve">in the</w:t>
       </w:r>
       <w:r>
         <w:rPr>
-          <w:iCs/>
-          <w:i/>
-        </w:rPr>
-        <w:t xml:space="preserve"> </w:t>
-      </w:r>
-      <w:r>
-        <w:rPr>
-          <w:iCs/>
-          <w:i/>
+          <w:i/>
+          <w:iCs/>
+        </w:rPr>
+        <w:t xml:space="preserve"> </w:t>
+      </w:r>
+      <w:r>
+        <w:rPr>
+          <w:i/>
+          <w:iCs/>
         </w:rPr>
         <w:t xml:space="preserve">Social Sciences</w:t>
       </w:r>
@@ -7363,7 +6116,7 @@
       <w:r>
         <w:t xml:space="preserve"> </w:t>
       </w:r>
-      <w:hyperlink r:id="rId111">
+      <w:hyperlink r:id="rId100">
         <w:r>
           <w:rPr>
             <w:rStyle w:val="Lienhypertexte"/>
@@ -7372,8 +6125,8 @@
         </w:r>
       </w:hyperlink>
     </w:p>
-    <w:bookmarkEnd w:id="112"/>
-    <w:bookmarkStart w:id="114" w:name="ref-Tidu2023"/>
+    <w:bookmarkEnd w:id="101"/>
+    <w:bookmarkStart w:id="103" w:name="ref-Tidu2023"/>
     <w:p>
       <w:pPr>
         <w:pStyle w:val="Bibliographie"/>
@@ -7407,8 +6160,8 @@
       </w:r>
       <w:r>
         <w:rPr>
-          <w:iCs/>
-          <w:i/>
+          <w:i/>
+          <w:iCs/>
         </w:rPr>
         <w:t xml:space="preserve">M</w:t>
       </w:r>
@@ -7426,8 +6179,8 @@
       </w:r>
       <w:r>
         <w:rPr>
-          <w:iCs/>
-          <w:i/>
+          <w:i/>
+          <w:iCs/>
         </w:rPr>
         <w:t xml:space="preserve">Geographical Analysis</w:t>
       </w:r>
@@ -7439,8 +6192,8 @@
       </w:r>
       <w:r>
         <w:rPr>
-          <w:iCs/>
-          <w:i/>
+          <w:i/>
+          <w:iCs/>
         </w:rPr>
         <w:t xml:space="preserve">56</w:t>
       </w:r>
@@ -7450,7 +6203,7 @@
       <w:r>
         <w:t xml:space="preserve"> </w:t>
       </w:r>
-      <w:hyperlink r:id="rId113">
+      <w:hyperlink r:id="rId102">
         <w:r>
           <w:rPr>
             <w:rStyle w:val="Lienhypertexte"/>
@@ -7459,9 +6212,9 @@
         </w:r>
       </w:hyperlink>
     </w:p>
-    <w:bookmarkEnd w:id="114"/>
-    <w:bookmarkEnd w:id="115"/>
-    <w:bookmarkEnd w:id="116"/>
+    <w:bookmarkEnd w:id="103"/>
+    <w:bookmarkEnd w:id="104"/>
+    <w:bookmarkEnd w:id="105"/>
     <w:sectPr>
       <w:pgSz w:code="1" w:h="15840" w:w="12240"/>
       <w:pgMar w:bottom="1418" w:footer="720" w:gutter="0" w:header="720" w:left="1701" w:right="1418" w:top="1701"/>
@@ -7493,7 +6246,7 @@
       </w:r>
     </w:p>
   </w:footnote>
-  <w:footnote w:id="62">
+  <w:footnote w:id="51">
     <w:p>
       <w:pPr>
         <w:pStyle w:val="Notedebasdepage"/>
@@ -7780,14 +6533,14 @@
     </w:lvl>
   </w:abstractNum>
   <w:abstractNum w:abstractNumId="990">
-    <w:nsid w:val="A990"/>
+    <w:nsid w:val="0000A990"/>
     <w:multiLevelType w:val="multilevel"/>
     <w:lvl w:ilvl="0">
       <w:numFmt w:val="bullet"/>
       <w:lvlText w:val=" "/>
       <w:lvlJc w:val="left"/>
       <w:pPr>
-        <w:ind w:left="720" w:hanging="480"/>
+        <w:ind w:left="720" w:hanging="360"/>
       </w:pPr>
     </w:lvl>
     <w:lvl w:ilvl="1">
@@ -7795,7 +6548,7 @@
       <w:lvlText w:val=" "/>
       <w:lvlJc w:val="left"/>
       <w:pPr>
-        <w:ind w:left="1440" w:hanging="480"/>
+        <w:ind w:left="1440" w:hanging="360"/>
       </w:pPr>
     </w:lvl>
     <w:lvl w:ilvl="2">
@@ -7803,7 +6556,7 @@
       <w:lvlText w:val=" "/>
       <w:lvlJc w:val="left"/>
       <w:pPr>
-        <w:ind w:left="2160" w:hanging="480"/>
+        <w:ind w:left="2160" w:hanging="360"/>
       </w:pPr>
     </w:lvl>
     <w:lvl w:ilvl="3">
@@ -7811,7 +6564,7 @@
       <w:lvlText w:val=" "/>
       <w:lvlJc w:val="left"/>
       <w:pPr>
-        <w:ind w:left="2880" w:hanging="480"/>
+        <w:ind w:left="2880" w:hanging="360"/>
       </w:pPr>
     </w:lvl>
     <w:lvl w:ilvl="4">
@@ -7819,7 +6572,7 @@
       <w:lvlText w:val=" "/>
       <w:lvlJc w:val="left"/>
       <w:pPr>
-        <w:ind w:left="3600" w:hanging="480"/>
+        <w:ind w:left="3600" w:hanging="360"/>
       </w:pPr>
     </w:lvl>
     <w:lvl w:ilvl="5">
@@ -7827,7 +6580,7 @@
       <w:lvlText w:val=" "/>
       <w:lvlJc w:val="left"/>
       <w:pPr>
-        <w:ind w:left="4320" w:hanging="480"/>
+        <w:ind w:left="4320" w:hanging="360"/>
       </w:pPr>
     </w:lvl>
     <w:lvl w:ilvl="6">
@@ -7835,7 +6588,7 @@
       <w:lvlText w:val=" "/>
       <w:lvlJc w:val="left"/>
       <w:pPr>
-        <w:ind w:left="5040" w:hanging="480"/>
+        <w:ind w:left="5040" w:hanging="360"/>
       </w:pPr>
     </w:lvl>
     <w:lvl w:ilvl="7">
@@ -7843,7 +6596,7 @@
       <w:lvlText w:val=" "/>
       <w:lvlJc w:val="left"/>
       <w:pPr>
-        <w:ind w:left="5760" w:hanging="480"/>
+        <w:ind w:left="5760" w:hanging="360"/>
       </w:pPr>
     </w:lvl>
     <w:lvl w:ilvl="8">
@@ -7851,84 +6604,111 @@
       <w:lvlText w:val=" "/>
       <w:lvlJc w:val="left"/>
       <w:pPr>
-        <w:ind w:left="6480" w:hanging="480"/>
+        <w:ind w:left="6480" w:hanging="360"/>
       </w:pPr>
     </w:lvl>
   </w:abstractNum>
   <w:abstractNum w:abstractNumId="991">
-    <w:nsid w:val="A991"/>
+    <w:nsid w:val="0000A991"/>
     <w:multiLevelType w:val="multilevel"/>
     <w:lvl w:ilvl="0">
       <w:numFmt w:val="bullet"/>
-      <w:lvlText w:val="•"/>
+      <w:lvlText w:val=""/>
       <w:lvlJc w:val="left"/>
       <w:pPr>
-        <w:ind w:left="720" w:hanging="480"/>
-      </w:pPr>
+        <w:ind w:left="720" w:hanging="360"/>
+      </w:pPr>
+      <w:rPr>
+        <w:rFonts w:ascii="Symbol" w:hAnsi="Symbol" w:cs="Symbol" w:hint="default"/>
+      </w:rPr>
     </w:lvl>
     <w:lvl w:ilvl="1">
       <w:numFmt w:val="bullet"/>
-      <w:lvlText w:val="–"/>
+      <w:lvlText w:val="o"/>
       <w:lvlJc w:val="left"/>
       <w:pPr>
-        <w:ind w:left="1440" w:hanging="480"/>
-      </w:pPr>
+        <w:ind w:left="1440" w:hanging="360"/>
+      </w:pPr>
+      <w:rPr>
+        <w:rFonts w:ascii="Courier New" w:hAnsi="Courier New" w:cs="Courier New" w:hint="default"/>
+      </w:rPr>
     </w:lvl>
     <w:lvl w:ilvl="2">
       <w:numFmt w:val="bullet"/>
-      <w:lvlText w:val="•"/>
+      <w:lvlText w:val=""/>
       <w:lvlJc w:val="left"/>
       <w:pPr>
-        <w:ind w:left="2160" w:hanging="480"/>
-      </w:pPr>
+        <w:ind w:left="2160" w:hanging="360"/>
+      </w:pPr>
+      <w:rPr>
+        <w:rFonts w:ascii="Wingdings" w:hAnsi="Wingdings" w:cs="Wingdings" w:hint="default"/>
+      </w:rPr>
     </w:lvl>
     <w:lvl w:ilvl="3">
       <w:numFmt w:val="bullet"/>
-      <w:lvlText w:val="–"/>
+      <w:lvlText w:val=""/>
       <w:lvlJc w:val="left"/>
       <w:pPr>
-        <w:ind w:left="2880" w:hanging="480"/>
-      </w:pPr>
+        <w:ind w:left="2880" w:hanging="360"/>
+      </w:pPr>
+      <w:rPr>
+        <w:rFonts w:ascii="Symbol" w:hAnsi="Symbol" w:cs="Symbol" w:hint="default"/>
+      </w:rPr>
     </w:lvl>
     <w:lvl w:ilvl="4">
       <w:numFmt w:val="bullet"/>
-      <w:lvlText w:val="•"/>
+      <w:lvlText w:val="o"/>
       <w:lvlJc w:val="left"/>
       <w:pPr>
-        <w:ind w:left="3600" w:hanging="480"/>
-      </w:pPr>
+        <w:ind w:left="3600" w:hanging="360"/>
+      </w:pPr>
+      <w:rPr>
+        <w:rFonts w:ascii="Courier New" w:hAnsi="Courier New" w:cs="Courier New" w:hint="default"/>
+      </w:rPr>
     </w:lvl>
     <w:lvl w:ilvl="5">
       <w:numFmt w:val="bullet"/>
-      <w:lvlText w:val="–"/>
+      <w:lvlText w:val=""/>
       <w:lvlJc w:val="left"/>
       <w:pPr>
-        <w:ind w:left="4320" w:hanging="480"/>
-      </w:pPr>
+        <w:ind w:left="4320" w:hanging="360"/>
+      </w:pPr>
+      <w:rPr>
+        <w:rFonts w:ascii="Wingdings" w:hAnsi="Wingdings" w:cs="Wingdings" w:hint="default"/>
+      </w:rPr>
     </w:lvl>
     <w:lvl w:ilvl="6">
       <w:numFmt w:val="bullet"/>
-      <w:lvlText w:val="•"/>
+      <w:lvlText w:val=""/>
       <w:lvlJc w:val="left"/>
       <w:pPr>
-        <w:ind w:left="5040" w:hanging="480"/>
-      </w:pPr>
+        <w:ind w:left="5040" w:hanging="360"/>
+      </w:pPr>
+      <w:rPr>
+        <w:rFonts w:ascii="Symbol" w:hAnsi="Symbol" w:cs="Symbol" w:hint="default"/>
+      </w:rPr>
     </w:lvl>
     <w:lvl w:ilvl="7">
       <w:numFmt w:val="bullet"/>
-      <w:lvlText w:val="–"/>
+      <w:lvlText w:val="o"/>
       <w:lvlJc w:val="left"/>
       <w:pPr>
-        <w:ind w:left="5760" w:hanging="480"/>
-      </w:pPr>
+        <w:ind w:left="5760" w:hanging="360"/>
+      </w:pPr>
+      <w:rPr>
+        <w:rFonts w:ascii="Courier New" w:hAnsi="Courier New" w:cs="Courier New" w:hint="default"/>
+      </w:rPr>
     </w:lvl>
     <w:lvl w:ilvl="8">
       <w:numFmt w:val="bullet"/>
-      <w:lvlText w:val="•"/>
+      <w:lvlText w:val=""/>
       <w:lvlJc w:val="left"/>
       <w:pPr>
-        <w:ind w:left="6480" w:hanging="480"/>
-      </w:pPr>
+        <w:ind w:left="6480" w:hanging="360"/>
+      </w:pPr>
+      <w:rPr>
+        <w:rFonts w:ascii="Wingdings" w:hAnsi="Wingdings" w:cs="Wingdings" w:hint="default"/>
+      </w:rPr>
     </w:lvl>
   </w:abstractNum>
   <w:num w16cid:durableId="1943758563" w:numId="1">
